--- a/docs/trd/TRD - User.docx
+++ b/docs/trd/TRD - User.docx
@@ -424,7 +424,47 @@
     </w:tbl>
     <w:p>
       <w:r>
-        <w:t>1. GET /users/profile</w:t>
+        <w:t>1. GET /master/users</w:t>
+      </w:r>
+    </w:p>
+    <w:p>
+      <w:r>
+        <w:t>2. POST /master/users</w:t>
+      </w:r>
+    </w:p>
+    <w:p>
+      <w:r>
+        <w:t>3. POST /master/users/search</w:t>
+      </w:r>
+    </w:p>
+    <w:p>
+      <w:r>
+        <w:t>4. GET /master/users/stats</w:t>
+      </w:r>
+    </w:p>
+    <w:p>
+      <w:r>
+        <w:t>5. DELETE /master/users/{id}</w:t>
+      </w:r>
+    </w:p>
+    <w:p>
+      <w:r>
+        <w:t>6. GET /master/users/{id}</w:t>
+      </w:r>
+    </w:p>
+    <w:p>
+      <w:r>
+        <w:t>7. PUT /master/users/{id}</w:t>
+      </w:r>
+    </w:p>
+    <w:p>
+      <w:r>
+        <w:t>8. GET /users/me/locations</w:t>
+      </w:r>
+    </w:p>
+    <w:p>
+      <w:r>
+        <w:t>9. GET /users/profile</w:t>
       </w:r>
     </w:p>
     <w:p>
@@ -691,10 +731,7088 @@
           <w:b w:val="true"/>
           <w:sz w:val="28"/>
         </w:rPr>
+        <w:t>GET /master/users</w:t>
+      </w:r>
+      <w:bookmarkEnd w:id="6"/>
+      <w:bookmarkEnd w:id="10000"/>
+    </w:p>
+    <w:tbl>
+      <w:tblPr>
+        <w:tblW w:w="0" w:type="auto"/>
+        <w:tblInd w:w="0" w:type="dxa"/>
+        <w:tblBorders>
+          <w:top w:val="single" w:color="dee0e3"/>
+          <w:left w:val="single" w:color="dee0e3"/>
+          <w:bottom w:val="single" w:color="dee0e3"/>
+          <w:right w:val="single" w:color="dee0e3"/>
+          <w:insideH w:val="single" w:color="dee0e3"/>
+          <w:insideV w:val="single" w:color="dee0e3"/>
+        </w:tblBorders>
+        <w:tblLayout w:type="fixed"/>
+      </w:tblPr>
+      <w:tblGrid>
+        <w:gridCol w:w="2370"/>
+        <w:gridCol w:w="1950"/>
+        <w:gridCol w:w="3960"/>
+      </w:tblGrid>
+      <w:tr>
+        <w:tc>
+          <w:tcPr>
+            <w:tcW w:w="2370" w:type="dxa"/>
+            <w:tcMar>
+              <w:top w:type="dxa" w:w="60"/>
+              <w:left w:type="dxa" w:w="120"/>
+              <w:bottom w:type="dxa" w:w="30"/>
+              <w:right w:type="dxa" w:w="120"/>
+            </w:tcMar>
+          </w:tcPr>
+          <w:p>
+            <w:pPr>
+              <w:spacing w:before="120" w:after="120" w:line="288" w:lineRule="auto"/>
+              <w:ind w:left="0"/>
+              <w:jc w:val="left"/>
+            </w:pPr>
+            <w:r>
+              <w:rPr>
+                <w:rFonts w:eastAsia="等线" w:ascii="Arial" w:cs="Arial" w:hAnsi="Arial"/>
+                <w:b w:val="true"/>
+                <w:sz w:val="22"/>
+              </w:rPr>
+              <w:t>URL</w:t>
+            </w:r>
+          </w:p>
+        </w:tc>
+        <w:tc>
+          <w:tcPr>
+            <w:tcW w:w="1950" w:type="dxa"/>
+            <w:tcMar>
+              <w:top w:type="dxa" w:w="60"/>
+              <w:left w:type="dxa" w:w="120"/>
+              <w:bottom w:type="dxa" w:w="30"/>
+              <w:right w:type="dxa" w:w="120"/>
+            </w:tcMar>
+          </w:tcPr>
+          <w:p>
+            <w:pPr>
+              <w:spacing w:before="120" w:after="120" w:line="288" w:lineRule="auto"/>
+              <w:ind w:left="0"/>
+              <w:jc w:val="left"/>
+            </w:pPr>
+            <w:r>
+              <w:t xml:space="preserve">/api/v1/master/users</w:t>
+            </w:r>
+          </w:p>
+        </w:tc>
+        <w:tc>
+          <w:tcPr>
+            <w:tcW w:w="3960" w:type="dxa"/>
+            <w:tcMar>
+              <w:top w:type="dxa" w:w="60"/>
+              <w:left w:type="dxa" w:w="120"/>
+              <w:bottom w:type="dxa" w:w="30"/>
+              <w:right w:type="dxa" w:w="120"/>
+            </w:tcMar>
+          </w:tcPr>
+          <w:p>
+            <w:pPr>
+              <w:spacing w:before="120" w:after="120" w:line="288" w:lineRule="auto"/>
+              <w:ind w:left="0"/>
+              <w:jc w:val="left"/>
+            </w:pPr>
+          </w:p>
+        </w:tc>
+      </w:tr>
+      <w:tr>
+        <w:tc>
+          <w:tcPr>
+            <w:tcW w:w="2370" w:type="dxa"/>
+            <w:tcMar>
+              <w:top w:type="dxa" w:w="60"/>
+              <w:left w:type="dxa" w:w="120"/>
+              <w:bottom w:type="dxa" w:w="30"/>
+              <w:right w:type="dxa" w:w="120"/>
+            </w:tcMar>
+          </w:tcPr>
+          <w:p>
+            <w:pPr>
+              <w:spacing w:before="120" w:after="120" w:line="288" w:lineRule="auto"/>
+              <w:ind w:left="0"/>
+              <w:jc w:val="left"/>
+            </w:pPr>
+            <w:r>
+              <w:rPr>
+                <w:rFonts w:eastAsia="等线" w:ascii="Arial" w:cs="Arial" w:hAnsi="Arial"/>
+                <w:b w:val="true"/>
+                <w:sz w:val="22"/>
+              </w:rPr>
+              <w:t>Method</w:t>
+            </w:r>
+          </w:p>
+        </w:tc>
+        <w:tc>
+          <w:tcPr>
+            <w:tcW w:w="5910" w:type="dxa"/>
+            <w:hMerge w:val="restart"/>
+            <w:tcMar>
+              <w:top w:type="dxa" w:w="60"/>
+              <w:left w:type="dxa" w:w="120"/>
+              <w:bottom w:type="dxa" w:w="30"/>
+              <w:right w:type="dxa" w:w="120"/>
+            </w:tcMar>
+          </w:tcPr>
+          <w:p>
+            <w:pPr>
+              <w:spacing w:before="120" w:after="120" w:line="288" w:lineRule="auto"/>
+              <w:ind w:left="0"/>
+              <w:jc w:val="left"/>
+            </w:pPr>
+            <w:r>
+              <w:t xml:space="preserve">GET</w:t>
+            </w:r>
+          </w:p>
+        </w:tc>
+        <w:tc>
+          <w:tcPr>
+            <w:tcW w:w="3960" w:type="dxa"/>
+            <w:hMerge w:val="continue"/>
+            <w:tcMar>
+              <w:top w:type="dxa" w:w="60"/>
+              <w:left w:type="dxa" w:w="120"/>
+              <w:bottom w:type="dxa" w:w="30"/>
+              <w:right w:type="dxa" w:w="120"/>
+            </w:tcMar>
+          </w:tcPr>
+          <w:p>
+            <w:pPr>
+              <w:spacing w:before="120" w:after="120" w:line="288" w:lineRule="auto"/>
+              <w:ind w:left="0"/>
+              <w:jc w:val="left"/>
+            </w:pPr>
+          </w:p>
+        </w:tc>
+      </w:tr>
+      <w:tr>
+        <w:tc>
+          <w:tcPr>
+            <w:tcW w:w="8280" w:type="dxa"/>
+            <w:hMerge w:val="restart"/>
+            <w:tcMar>
+              <w:top w:type="dxa" w:w="60"/>
+              <w:left w:type="dxa" w:w="120"/>
+              <w:bottom w:type="dxa" w:w="30"/>
+              <w:right w:type="dxa" w:w="120"/>
+            </w:tcMar>
+          </w:tcPr>
+          <w:p>
+            <w:pPr>
+              <w:spacing w:before="120" w:after="120" w:line="288" w:lineRule="auto"/>
+              <w:ind w:left="0"/>
+              <w:jc w:val="left"/>
+            </w:pPr>
+            <w:r>
+              <w:rPr>
+                <w:rFonts w:eastAsia="等线" w:ascii="Arial" w:cs="Arial" w:hAnsi="Arial"/>
+                <w:b w:val="true"/>
+                <w:sz w:val="22"/>
+              </w:rPr>
+              <w:t>Request Header [Daftar header yang wajib digunakan]</w:t>
+            </w:r>
+          </w:p>
+        </w:tc>
+        <w:tc>
+          <w:tcPr>
+            <w:tcW w:w="1950" w:type="dxa"/>
+            <w:hMerge w:val="continue"/>
+            <w:tcMar>
+              <w:top w:type="dxa" w:w="60"/>
+              <w:left w:type="dxa" w:w="120"/>
+              <w:bottom w:type="dxa" w:w="30"/>
+              <w:right w:type="dxa" w:w="120"/>
+            </w:tcMar>
+          </w:tcPr>
+          <w:p>
+            <w:pPr>
+              <w:spacing w:before="120" w:after="120" w:line="288" w:lineRule="auto"/>
+              <w:ind w:left="0"/>
+              <w:jc w:val="left"/>
+            </w:pPr>
+          </w:p>
+        </w:tc>
+        <w:tc>
+          <w:tcPr>
+            <w:tcW w:w="3960" w:type="dxa"/>
+            <w:hMerge w:val="continue"/>
+            <w:tcMar>
+              <w:top w:type="dxa" w:w="60"/>
+              <w:left w:type="dxa" w:w="120"/>
+              <w:bottom w:type="dxa" w:w="30"/>
+              <w:right w:type="dxa" w:w="120"/>
+            </w:tcMar>
+          </w:tcPr>
+          <w:p>
+            <w:pPr>
+              <w:spacing w:before="120" w:after="120" w:line="288" w:lineRule="auto"/>
+              <w:ind w:left="0"/>
+              <w:jc w:val="left"/>
+            </w:pPr>
+          </w:p>
+        </w:tc>
+      </w:tr>
+      <w:tr>
+        <w:tc>
+          <w:tcPr>
+            <w:tcW w:w="2370" w:type="dxa"/>
+            <w:tcMar>
+              <w:top w:type="dxa" w:w="60"/>
+              <w:left w:type="dxa" w:w="120"/>
+              <w:bottom w:type="dxa" w:w="30"/>
+              <w:right w:type="dxa" w:w="120"/>
+            </w:tcMar>
+          </w:tcPr>
+          <w:p>
+            <w:pPr>
+              <w:spacing w:before="120" w:after="120" w:line="288" w:lineRule="auto"/>
+              <w:ind w:left="0"/>
+              <w:jc w:val="left"/>
+            </w:pPr>
+            <w:r>
+              <w:rPr>
+                <w:rFonts w:eastAsia="等线" w:ascii="Arial" w:cs="Arial" w:hAnsi="Arial"/>
+                <w:b w:val="true"/>
+                <w:sz w:val="22"/>
+              </w:rPr>
+              <w:t>Field</w:t>
+            </w:r>
+          </w:p>
+        </w:tc>
+        <w:tc>
+          <w:tcPr>
+            <w:tcW w:w="1950" w:type="dxa"/>
+            <w:tcMar>
+              <w:top w:type="dxa" w:w="60"/>
+              <w:left w:type="dxa" w:w="120"/>
+              <w:bottom w:type="dxa" w:w="30"/>
+              <w:right w:type="dxa" w:w="120"/>
+            </w:tcMar>
+          </w:tcPr>
+          <w:p>
+            <w:pPr>
+              <w:spacing w:before="120" w:after="120" w:line="288" w:lineRule="auto"/>
+              <w:ind w:left="0"/>
+              <w:jc w:val="left"/>
+            </w:pPr>
+            <w:r>
+              <w:rPr>
+                <w:rFonts w:eastAsia="等线" w:ascii="Arial" w:cs="Arial" w:hAnsi="Arial"/>
+                <w:b w:val="true"/>
+                <w:sz w:val="22"/>
+              </w:rPr>
+              <w:t>Mandatory</w:t>
+            </w:r>
+          </w:p>
+        </w:tc>
+        <w:tc>
+          <w:tcPr>
+            <w:tcW w:w="3960" w:type="dxa"/>
+            <w:tcMar>
+              <w:top w:type="dxa" w:w="60"/>
+              <w:left w:type="dxa" w:w="120"/>
+              <w:bottom w:type="dxa" w:w="30"/>
+              <w:right w:type="dxa" w:w="120"/>
+            </w:tcMar>
+          </w:tcPr>
+          <w:p>
+            <w:pPr>
+              <w:spacing w:before="120" w:after="120" w:line="288" w:lineRule="auto"/>
+              <w:ind w:left="0"/>
+              <w:jc w:val="left"/>
+            </w:pPr>
+            <w:r>
+              <w:rPr>
+                <w:rFonts w:eastAsia="等线" w:ascii="Arial" w:cs="Arial" w:hAnsi="Arial"/>
+                <w:b w:val="true"/>
+                <w:sz w:val="22"/>
+              </w:rPr>
+              <w:t>Description</w:t>
+            </w:r>
+          </w:p>
+        </w:tc>
+      </w:tr>
+      <w:tr>
+        <w:tc>
+          <w:tcPr>
+            <w:tcW w:w="2370" w:type="dxa"/>
+            <w:tcMar>
+              <w:top w:type="dxa" w:w="60"/>
+              <w:left w:type="dxa" w:w="120"/>
+              <w:bottom w:type="dxa" w:w="30"/>
+              <w:right w:type="dxa" w:w="120"/>
+            </w:tcMar>
+          </w:tcPr>
+          <w:p>
+            <w:pPr>
+              <w:spacing w:before="120" w:after="120" w:line="288" w:lineRule="auto"/>
+              <w:ind w:left="0"/>
+              <w:jc w:val="left"/>
+            </w:pPr>
+            <w:r>
+              <w:t xml:space="preserve">Authorization</w:t>
+            </w:r>
+          </w:p>
+        </w:tc>
+        <w:tc>
+          <w:tcPr>
+            <w:tcW w:w="1950" w:type="dxa"/>
+            <w:tcMar>
+              <w:top w:type="dxa" w:w="60"/>
+              <w:left w:type="dxa" w:w="120"/>
+              <w:bottom w:type="dxa" w:w="30"/>
+              <w:right w:type="dxa" w:w="120"/>
+            </w:tcMar>
+          </w:tcPr>
+          <w:p>
+            <w:pPr>
+              <w:spacing w:before="120" w:after="120" w:line="288" w:lineRule="auto"/>
+              <w:ind w:left="0"/>
+              <w:jc w:val="left"/>
+            </w:pPr>
+            <w:r>
+              <w:t xml:space="preserve">Yes</w:t>
+            </w:r>
+          </w:p>
+        </w:tc>
+        <w:tc>
+          <w:tcPr>
+            <w:tcW w:w="3960" w:type="dxa"/>
+            <w:tcMar>
+              <w:top w:type="dxa" w:w="60"/>
+              <w:left w:type="dxa" w:w="120"/>
+              <w:bottom w:type="dxa" w:w="30"/>
+              <w:right w:type="dxa" w:w="120"/>
+            </w:tcMar>
+          </w:tcPr>
+          <w:p>
+            <w:pPr>
+              <w:spacing w:before="120" w:after="120" w:line="288" w:lineRule="auto"/>
+              <w:ind w:left="0"/>
+              <w:jc w:val="left"/>
+            </w:pPr>
+            <w:r>
+              <w:t xml:space="preserve">Bearer [JWT Token]</w:t>
+            </w:r>
+          </w:p>
+        </w:tc>
+      </w:tr>
+      <w:tr>
+        <w:tc>
+          <w:tcPr>
+            <w:tcW w:w="2370" w:type="dxa"/>
+            <w:tcMar>
+              <w:top w:type="dxa" w:w="60"/>
+              <w:left w:type="dxa" w:w="120"/>
+              <w:bottom w:type="dxa" w:w="30"/>
+              <w:right w:type="dxa" w:w="120"/>
+            </w:tcMar>
+          </w:tcPr>
+          <w:p>
+            <w:pPr>
+              <w:spacing w:before="120" w:after="120" w:line="288" w:lineRule="auto"/>
+              <w:ind w:left="0"/>
+              <w:jc w:val="left"/>
+            </w:pPr>
+          </w:p>
+        </w:tc>
+        <w:tc>
+          <w:tcPr>
+            <w:tcW w:w="1950" w:type="dxa"/>
+            <w:tcMar>
+              <w:top w:type="dxa" w:w="60"/>
+              <w:left w:type="dxa" w:w="120"/>
+              <w:bottom w:type="dxa" w:w="30"/>
+              <w:right w:type="dxa" w:w="120"/>
+            </w:tcMar>
+          </w:tcPr>
+          <w:p>
+            <w:pPr>
+              <w:spacing w:before="120" w:after="120" w:line="288" w:lineRule="auto"/>
+              <w:ind w:left="0"/>
+              <w:jc w:val="left"/>
+            </w:pPr>
+          </w:p>
+        </w:tc>
+        <w:tc>
+          <w:tcPr>
+            <w:tcW w:w="3960" w:type="dxa"/>
+            <w:tcMar>
+              <w:top w:type="dxa" w:w="60"/>
+              <w:left w:type="dxa" w:w="120"/>
+              <w:bottom w:type="dxa" w:w="30"/>
+              <w:right w:type="dxa" w:w="120"/>
+            </w:tcMar>
+          </w:tcPr>
+          <w:p>
+            <w:pPr>
+              <w:spacing w:before="120" w:after="120" w:line="288" w:lineRule="auto"/>
+              <w:ind w:left="0"/>
+              <w:jc w:val="left"/>
+            </w:pPr>
+          </w:p>
+        </w:tc>
+      </w:tr>
+      <w:tr>
+        <w:tc>
+          <w:tcPr>
+            <w:tcW w:w="8280" w:type="dxa"/>
+            <w:hMerge w:val="restart"/>
+            <w:tcMar>
+              <w:top w:type="dxa" w:w="60"/>
+              <w:left w:type="dxa" w:w="120"/>
+              <w:bottom w:type="dxa" w:w="30"/>
+              <w:right w:type="dxa" w:w="120"/>
+            </w:tcMar>
+          </w:tcPr>
+          <w:p>
+            <w:pPr>
+              <w:spacing w:before="120" w:after="120" w:line="288" w:lineRule="auto"/>
+              <w:ind w:left="0"/>
+              <w:jc w:val="left"/>
+            </w:pPr>
+            <w:r>
+              <w:rPr>
+                <w:rFonts w:eastAsia="等线" w:ascii="Arial" w:cs="Arial" w:hAnsi="Arial"/>
+                <w:b w:val="true"/>
+                <w:sz w:val="22"/>
+              </w:rPr>
+              <w:t>Request Body [Format JSON/XML yang harus dikirim]</w:t>
+            </w:r>
+          </w:p>
+        </w:tc>
+        <w:tc>
+          <w:tcPr>
+            <w:tcW w:w="1950" w:type="dxa"/>
+            <w:hMerge w:val="continue"/>
+            <w:tcMar>
+              <w:top w:type="dxa" w:w="60"/>
+              <w:left w:type="dxa" w:w="120"/>
+              <w:bottom w:type="dxa" w:w="30"/>
+              <w:right w:type="dxa" w:w="120"/>
+            </w:tcMar>
+          </w:tcPr>
+          <w:p>
+            <w:pPr>
+              <w:spacing w:before="120" w:after="120" w:line="288" w:lineRule="auto"/>
+              <w:ind w:left="0"/>
+              <w:jc w:val="left"/>
+            </w:pPr>
+          </w:p>
+        </w:tc>
+        <w:tc>
+          <w:tcPr>
+            <w:tcW w:w="3960" w:type="dxa"/>
+            <w:hMerge w:val="continue"/>
+            <w:tcMar>
+              <w:top w:type="dxa" w:w="60"/>
+              <w:left w:type="dxa" w:w="120"/>
+              <w:bottom w:type="dxa" w:w="30"/>
+              <w:right w:type="dxa" w:w="120"/>
+            </w:tcMar>
+          </w:tcPr>
+          <w:p>
+            <w:pPr>
+              <w:spacing w:before="120" w:after="120" w:line="288" w:lineRule="auto"/>
+              <w:ind w:left="0"/>
+              <w:jc w:val="left"/>
+            </w:pPr>
+          </w:p>
+        </w:tc>
+      </w:tr>
+      <w:tr>
+        <w:tc>
+          <w:tcPr>
+            <w:tcW w:w="8280" w:type="dxa"/>
+            <w:hMerge w:val="restart"/>
+            <w:tcMar>
+              <w:top w:type="dxa" w:w="60"/>
+              <w:left w:type="dxa" w:w="120"/>
+              <w:bottom w:type="dxa" w:w="30"/>
+              <w:right w:type="dxa" w:w="120"/>
+            </w:tcMar>
+          </w:tcPr>
+          <w:tbl>
+            <w:p>
+              <w:pPr>
+                <w:spacing w:before="120" w:after="120" w:line="288" w:lineRule="auto"/>
+                <w:jc w:val="left"/>
+                <w:spacing w:after="0" w:before="0" w:line="240" w:lineRule="auto"/>
+              </w:pPr>
+              <w:r>
+                <w:t xml:space="preserve">JSON</w:t>
+              </w:r>
+            </w:p>
+            <w:p>
+              <w:pPr>
+                <w:spacing w:before="120" w:after="120" w:line="288" w:lineRule="auto"/>
+                <w:jc w:val="left"/>
+                <w:spacing w:after="0" w:before="0" w:line="240" w:lineRule="auto"/>
+              </w:pPr>
+              <w:r>
+                <w:t xml:space="preserve">kode</w:t>
+              </w:r>
+            </w:p>
+            <w:p>
+              <w:pPr>
+                <w:spacing w:before="120" w:after="120" w:line="288" w:lineRule="auto"/>
+                <w:jc w:val="left"/>
+                <w:spacing w:after="0" w:before="0" w:line="240" w:lineRule="auto"/>
+              </w:pPr>
+              <w:r>
+                <w:t xml:space="preserve">{}</w:t>
+              </w:r>
+            </w:p>
+          </w:tbl>
+          <w:p/>
+        </w:tc>
+        <w:tc>
+          <w:tcPr>
+            <w:tcW w:w="1950" w:type="dxa"/>
+            <w:hMerge w:val="continue"/>
+            <w:tcMar>
+              <w:top w:type="dxa" w:w="60"/>
+              <w:left w:type="dxa" w:w="120"/>
+              <w:bottom w:type="dxa" w:w="30"/>
+              <w:right w:type="dxa" w:w="120"/>
+            </w:tcMar>
+          </w:tcPr>
+          <w:p>
+            <w:pPr>
+              <w:spacing w:before="120" w:after="120" w:line="288" w:lineRule="auto"/>
+              <w:ind w:left="0"/>
+              <w:jc w:val="left"/>
+            </w:pPr>
+          </w:p>
+        </w:tc>
+        <w:tc>
+          <w:tcPr>
+            <w:tcW w:w="3960" w:type="dxa"/>
+            <w:hMerge w:val="continue"/>
+            <w:tcMar>
+              <w:top w:type="dxa" w:w="60"/>
+              <w:left w:type="dxa" w:w="120"/>
+              <w:bottom w:type="dxa" w:w="30"/>
+              <w:right w:type="dxa" w:w="120"/>
+            </w:tcMar>
+          </w:tcPr>
+          <w:p>
+            <w:pPr>
+              <w:spacing w:before="120" w:after="120" w:line="288" w:lineRule="auto"/>
+              <w:ind w:left="0"/>
+              <w:jc w:val="left"/>
+            </w:pPr>
+          </w:p>
+        </w:tc>
+      </w:tr>
+      <w:tr>
+        <w:tc>
+          <w:tcPr>
+            <w:tcW w:w="8280" w:type="dxa"/>
+            <w:hMerge w:val="restart"/>
+            <w:tcMar>
+              <w:top w:type="dxa" w:w="60"/>
+              <w:left w:type="dxa" w:w="120"/>
+              <w:bottom w:type="dxa" w:w="30"/>
+              <w:right w:type="dxa" w:w="120"/>
+            </w:tcMar>
+          </w:tcPr>
+          <w:p>
+            <w:pPr>
+              <w:spacing w:before="120" w:after="120" w:line="288" w:lineRule="auto"/>
+              <w:ind w:left="0"/>
+              <w:jc w:val="left"/>
+            </w:pPr>
+            <w:r>
+              <w:rPr>
+                <w:rFonts w:eastAsia="等线" w:ascii="Arial" w:cs="Arial" w:hAnsi="Arial"/>
+                <w:b w:val="true"/>
+                <w:sz w:val="22"/>
+              </w:rPr>
+              <w:t>Response [Contoh response]</w:t>
+            </w:r>
+          </w:p>
+        </w:tc>
+        <w:tc>
+          <w:tcPr>
+            <w:tcW w:w="1950" w:type="dxa"/>
+            <w:hMerge w:val="continue"/>
+            <w:tcMar>
+              <w:top w:type="dxa" w:w="60"/>
+              <w:left w:type="dxa" w:w="120"/>
+              <w:bottom w:type="dxa" w:w="30"/>
+              <w:right w:type="dxa" w:w="120"/>
+            </w:tcMar>
+          </w:tcPr>
+          <w:p>
+            <w:pPr>
+              <w:spacing w:before="120" w:after="120" w:line="288" w:lineRule="auto"/>
+              <w:ind w:left="0"/>
+              <w:jc w:val="left"/>
+            </w:pPr>
+          </w:p>
+        </w:tc>
+        <w:tc>
+          <w:tcPr>
+            <w:tcW w:w="3960" w:type="dxa"/>
+            <w:hMerge w:val="continue"/>
+            <w:tcMar>
+              <w:top w:type="dxa" w:w="60"/>
+              <w:left w:type="dxa" w:w="120"/>
+              <w:bottom w:type="dxa" w:w="30"/>
+              <w:right w:type="dxa" w:w="120"/>
+            </w:tcMar>
+          </w:tcPr>
+          <w:p>
+            <w:pPr>
+              <w:spacing w:before="120" w:after="120" w:line="288" w:lineRule="auto"/>
+              <w:ind w:left="0"/>
+              <w:jc w:val="left"/>
+            </w:pPr>
+          </w:p>
+        </w:tc>
+      </w:tr>
+      <w:tr>
+        <w:tc>
+          <w:tcPr>
+            <w:tcW w:w="4320" w:type="dxa"/>
+            <w:hMerge w:val="restart"/>
+            <w:tcMar>
+              <w:top w:type="dxa" w:w="60"/>
+              <w:left w:type="dxa" w:w="120"/>
+              <w:bottom w:type="dxa" w:w="30"/>
+              <w:right w:type="dxa" w:w="120"/>
+            </w:tcMar>
+          </w:tcPr>
+          <w:p>
+            <w:pPr>
+              <w:spacing w:before="120" w:after="120" w:line="288" w:lineRule="auto"/>
+              <w:ind w:left="0"/>
+              <w:jc w:val="left"/>
+            </w:pPr>
+            <w:r>
+              <w:rPr>
+                <w:rFonts w:eastAsia="等线" w:ascii="Arial" w:cs="Arial" w:hAnsi="Arial"/>
+                <w:b w:val="true"/>
+                <w:sz w:val="22"/>
+              </w:rPr>
+              <w:t>Success</w:t>
+            </w:r>
+          </w:p>
+        </w:tc>
+        <w:tc>
+          <w:tcPr>
+            <w:tcW w:w="1950" w:type="dxa"/>
+            <w:hMerge w:val="continue"/>
+            <w:tcMar>
+              <w:top w:type="dxa" w:w="60"/>
+              <w:left w:type="dxa" w:w="120"/>
+              <w:bottom w:type="dxa" w:w="30"/>
+              <w:right w:type="dxa" w:w="120"/>
+            </w:tcMar>
+          </w:tcPr>
+          <w:p>
+            <w:pPr>
+              <w:spacing w:before="120" w:after="120" w:line="288" w:lineRule="auto"/>
+              <w:ind w:left="0"/>
+              <w:jc w:val="left"/>
+            </w:pPr>
+          </w:p>
+        </w:tc>
+        <w:tc>
+          <w:tcPr>
+            <w:tcW w:w="3960" w:type="dxa"/>
+            <w:tcMar>
+              <w:top w:type="dxa" w:w="60"/>
+              <w:left w:type="dxa" w:w="120"/>
+              <w:bottom w:type="dxa" w:w="30"/>
+              <w:right w:type="dxa" w:w="120"/>
+            </w:tcMar>
+          </w:tcPr>
+          <w:p>
+            <w:pPr>
+              <w:spacing w:before="120" w:after="120" w:line="288" w:lineRule="auto"/>
+              <w:ind w:left="0"/>
+              <w:jc w:val="left"/>
+            </w:pPr>
+            <w:r>
+              <w:rPr>
+                <w:rFonts w:eastAsia="等线" w:ascii="Arial" w:cs="Arial" w:hAnsi="Arial"/>
+                <w:b w:val="true"/>
+                <w:sz w:val="22"/>
+              </w:rPr>
+              <w:t>Error</w:t>
+            </w:r>
+          </w:p>
+        </w:tc>
+      </w:tr>
+      <w:tr>
+        <w:tc>
+          <w:tcPr>
+            <w:tcW w:w="4320" w:type="dxa"/>
+            <w:hMerge w:val="restart"/>
+            <w:tcMar>
+              <w:top w:type="dxa" w:w="60"/>
+              <w:left w:type="dxa" w:w="120"/>
+              <w:bottom w:type="dxa" w:w="30"/>
+              <w:right w:type="dxa" w:w="120"/>
+            </w:tcMar>
+          </w:tcPr>
+          <w:p>
+            <w:pPr>
+              <w:spacing w:before="120" w:after="120" w:line="288" w:lineRule="auto"/>
+              <w:jc w:val="left"/>
+              <w:spacing w:after="0" w:before="0" w:line="240" w:lineRule="auto"/>
+            </w:pPr>
+            <w:r>
+              <w:t xml:space="preserve">Authorization</w:t>
+            </w:r>
+          </w:p>
+        </w:tc>
+        <w:tc>
+          <w:tcPr>
+            <w:tcW w:w="1950" w:type="dxa"/>
+            <w:hMerge w:val="continue"/>
+            <w:tcMar>
+              <w:top w:type="dxa" w:w="60"/>
+              <w:left w:type="dxa" w:w="120"/>
+              <w:bottom w:type="dxa" w:w="30"/>
+              <w:right w:type="dxa" w:w="120"/>
+            </w:tcMar>
+          </w:tcPr>
+          <w:p>
+            <w:pPr>
+              <w:spacing w:before="120" w:after="120" w:line="288" w:lineRule="auto"/>
+              <w:ind w:left="0"/>
+              <w:jc w:val="left"/>
+            </w:pPr>
+            <w:r>
+              <w:t xml:space="preserve">Yes</w:t>
+            </w:r>
+          </w:p>
+        </w:tc>
+        <w:tc>
+          <w:tcPr>
+            <w:tcW w:w="3960" w:type="dxa"/>
+            <w:tcMar>
+              <w:top w:type="dxa" w:w="60"/>
+              <w:left w:type="dxa" w:w="120"/>
+              <w:bottom w:type="dxa" w:w="30"/>
+              <w:right w:type="dxa" w:w="120"/>
+            </w:tcMar>
+          </w:tcPr>
+          <w:p>
+            <w:pPr>
+              <w:spacing w:before="120" w:after="120" w:line="288" w:lineRule="auto"/>
+              <w:jc w:val="left"/>
+              <w:spacing w:after="0" w:before="0" w:line="240" w:lineRule="auto"/>
+            </w:pPr>
+            <w:r>
+              <w:t xml:space="preserve">Bearer [JWT Token]</w:t>
+            </w:r>
+          </w:p>
+        </w:tc>
+      </w:tr>
+    </w:tbl>
+    <w:p/>
+    <w:p>
+      <w:pPr>
+        <w:pStyle w:val="3"/>
+        <w:spacing w:before="260" w:after="120" w:line="288" w:lineRule="auto"/>
+        <w:ind w:left="0"/>
+        <w:jc w:val="left"/>
+        <w:outlineLvl w:val="2"/>
+      </w:pPr>
+      <w:bookmarkStart w:name="heading_6" w:id="6"/>
+      <w:bookmarkStart w:id="10001" w:name="user_1"/>
+      <w:r>
+        <w:rPr>
+          <w:rFonts w:eastAsia="等线" w:ascii="Arial" w:cs="Arial" w:hAnsi="Arial"/>
+          <w:b w:val="true"/>
+          <w:sz w:val="28"/>
+        </w:rPr>
+        <w:t>POST /master/users</w:t>
+      </w:r>
+      <w:bookmarkEnd w:id="6"/>
+      <w:bookmarkEnd w:id="10001"/>
+    </w:p>
+    <w:tbl>
+      <w:tblPr>
+        <w:tblW w:w="0" w:type="auto"/>
+        <w:tblInd w:w="0" w:type="dxa"/>
+        <w:tblBorders>
+          <w:top w:val="single" w:color="dee0e3"/>
+          <w:left w:val="single" w:color="dee0e3"/>
+          <w:bottom w:val="single" w:color="dee0e3"/>
+          <w:right w:val="single" w:color="dee0e3"/>
+          <w:insideH w:val="single" w:color="dee0e3"/>
+          <w:insideV w:val="single" w:color="dee0e3"/>
+        </w:tblBorders>
+        <w:tblLayout w:type="fixed"/>
+      </w:tblPr>
+      <w:tblGrid>
+        <w:gridCol w:w="2370"/>
+        <w:gridCol w:w="1950"/>
+        <w:gridCol w:w="3960"/>
+      </w:tblGrid>
+      <w:tr>
+        <w:tc>
+          <w:tcPr>
+            <w:tcW w:w="2370" w:type="dxa"/>
+            <w:tcMar>
+              <w:top w:type="dxa" w:w="60"/>
+              <w:left w:type="dxa" w:w="120"/>
+              <w:bottom w:type="dxa" w:w="30"/>
+              <w:right w:type="dxa" w:w="120"/>
+            </w:tcMar>
+          </w:tcPr>
+          <w:p>
+            <w:pPr>
+              <w:spacing w:before="120" w:after="120" w:line="288" w:lineRule="auto"/>
+              <w:ind w:left="0"/>
+              <w:jc w:val="left"/>
+            </w:pPr>
+            <w:r>
+              <w:rPr>
+                <w:rFonts w:eastAsia="等线" w:ascii="Arial" w:cs="Arial" w:hAnsi="Arial"/>
+                <w:b w:val="true"/>
+                <w:sz w:val="22"/>
+              </w:rPr>
+              <w:t>URL</w:t>
+            </w:r>
+          </w:p>
+        </w:tc>
+        <w:tc>
+          <w:tcPr>
+            <w:tcW w:w="1950" w:type="dxa"/>
+            <w:tcMar>
+              <w:top w:type="dxa" w:w="60"/>
+              <w:left w:type="dxa" w:w="120"/>
+              <w:bottom w:type="dxa" w:w="30"/>
+              <w:right w:type="dxa" w:w="120"/>
+            </w:tcMar>
+          </w:tcPr>
+          <w:p>
+            <w:pPr>
+              <w:spacing w:before="120" w:after="120" w:line="288" w:lineRule="auto"/>
+              <w:ind w:left="0"/>
+              <w:jc w:val="left"/>
+            </w:pPr>
+            <w:r>
+              <w:t xml:space="preserve">/api/v1/master/users</w:t>
+            </w:r>
+          </w:p>
+        </w:tc>
+        <w:tc>
+          <w:tcPr>
+            <w:tcW w:w="3960" w:type="dxa"/>
+            <w:tcMar>
+              <w:top w:type="dxa" w:w="60"/>
+              <w:left w:type="dxa" w:w="120"/>
+              <w:bottom w:type="dxa" w:w="30"/>
+              <w:right w:type="dxa" w:w="120"/>
+            </w:tcMar>
+          </w:tcPr>
+          <w:p>
+            <w:pPr>
+              <w:spacing w:before="120" w:after="120" w:line="288" w:lineRule="auto"/>
+              <w:ind w:left="0"/>
+              <w:jc w:val="left"/>
+            </w:pPr>
+          </w:p>
+        </w:tc>
+      </w:tr>
+      <w:tr>
+        <w:tc>
+          <w:tcPr>
+            <w:tcW w:w="2370" w:type="dxa"/>
+            <w:tcMar>
+              <w:top w:type="dxa" w:w="60"/>
+              <w:left w:type="dxa" w:w="120"/>
+              <w:bottom w:type="dxa" w:w="30"/>
+              <w:right w:type="dxa" w:w="120"/>
+            </w:tcMar>
+          </w:tcPr>
+          <w:p>
+            <w:pPr>
+              <w:spacing w:before="120" w:after="120" w:line="288" w:lineRule="auto"/>
+              <w:ind w:left="0"/>
+              <w:jc w:val="left"/>
+            </w:pPr>
+            <w:r>
+              <w:rPr>
+                <w:rFonts w:eastAsia="等线" w:ascii="Arial" w:cs="Arial" w:hAnsi="Arial"/>
+                <w:b w:val="true"/>
+                <w:sz w:val="22"/>
+              </w:rPr>
+              <w:t>Method</w:t>
+            </w:r>
+          </w:p>
+        </w:tc>
+        <w:tc>
+          <w:tcPr>
+            <w:tcW w:w="5910" w:type="dxa"/>
+            <w:hMerge w:val="restart"/>
+            <w:tcMar>
+              <w:top w:type="dxa" w:w="60"/>
+              <w:left w:type="dxa" w:w="120"/>
+              <w:bottom w:type="dxa" w:w="30"/>
+              <w:right w:type="dxa" w:w="120"/>
+            </w:tcMar>
+          </w:tcPr>
+          <w:p>
+            <w:pPr>
+              <w:spacing w:before="120" w:after="120" w:line="288" w:lineRule="auto"/>
+              <w:ind w:left="0"/>
+              <w:jc w:val="left"/>
+            </w:pPr>
+            <w:r>
+              <w:t xml:space="preserve">POST</w:t>
+            </w:r>
+          </w:p>
+        </w:tc>
+        <w:tc>
+          <w:tcPr>
+            <w:tcW w:w="3960" w:type="dxa"/>
+            <w:hMerge w:val="continue"/>
+            <w:tcMar>
+              <w:top w:type="dxa" w:w="60"/>
+              <w:left w:type="dxa" w:w="120"/>
+              <w:bottom w:type="dxa" w:w="30"/>
+              <w:right w:type="dxa" w:w="120"/>
+            </w:tcMar>
+          </w:tcPr>
+          <w:p>
+            <w:pPr>
+              <w:spacing w:before="120" w:after="120" w:line="288" w:lineRule="auto"/>
+              <w:ind w:left="0"/>
+              <w:jc w:val="left"/>
+            </w:pPr>
+          </w:p>
+        </w:tc>
+      </w:tr>
+      <w:tr>
+        <w:tc>
+          <w:tcPr>
+            <w:tcW w:w="8280" w:type="dxa"/>
+            <w:hMerge w:val="restart"/>
+            <w:tcMar>
+              <w:top w:type="dxa" w:w="60"/>
+              <w:left w:type="dxa" w:w="120"/>
+              <w:bottom w:type="dxa" w:w="30"/>
+              <w:right w:type="dxa" w:w="120"/>
+            </w:tcMar>
+          </w:tcPr>
+          <w:p>
+            <w:pPr>
+              <w:spacing w:before="120" w:after="120" w:line="288" w:lineRule="auto"/>
+              <w:ind w:left="0"/>
+              <w:jc w:val="left"/>
+            </w:pPr>
+            <w:r>
+              <w:rPr>
+                <w:rFonts w:eastAsia="等线" w:ascii="Arial" w:cs="Arial" w:hAnsi="Arial"/>
+                <w:b w:val="true"/>
+                <w:sz w:val="22"/>
+              </w:rPr>
+              <w:t>Request Header [Daftar header yang wajib digunakan]</w:t>
+            </w:r>
+          </w:p>
+        </w:tc>
+        <w:tc>
+          <w:tcPr>
+            <w:tcW w:w="1950" w:type="dxa"/>
+            <w:hMerge w:val="continue"/>
+            <w:tcMar>
+              <w:top w:type="dxa" w:w="60"/>
+              <w:left w:type="dxa" w:w="120"/>
+              <w:bottom w:type="dxa" w:w="30"/>
+              <w:right w:type="dxa" w:w="120"/>
+            </w:tcMar>
+          </w:tcPr>
+          <w:p>
+            <w:pPr>
+              <w:spacing w:before="120" w:after="120" w:line="288" w:lineRule="auto"/>
+              <w:ind w:left="0"/>
+              <w:jc w:val="left"/>
+            </w:pPr>
+          </w:p>
+        </w:tc>
+        <w:tc>
+          <w:tcPr>
+            <w:tcW w:w="3960" w:type="dxa"/>
+            <w:hMerge w:val="continue"/>
+            <w:tcMar>
+              <w:top w:type="dxa" w:w="60"/>
+              <w:left w:type="dxa" w:w="120"/>
+              <w:bottom w:type="dxa" w:w="30"/>
+              <w:right w:type="dxa" w:w="120"/>
+            </w:tcMar>
+          </w:tcPr>
+          <w:p>
+            <w:pPr>
+              <w:spacing w:before="120" w:after="120" w:line="288" w:lineRule="auto"/>
+              <w:ind w:left="0"/>
+              <w:jc w:val="left"/>
+            </w:pPr>
+          </w:p>
+        </w:tc>
+      </w:tr>
+      <w:tr>
+        <w:tc>
+          <w:tcPr>
+            <w:tcW w:w="2370" w:type="dxa"/>
+            <w:tcMar>
+              <w:top w:type="dxa" w:w="60"/>
+              <w:left w:type="dxa" w:w="120"/>
+              <w:bottom w:type="dxa" w:w="30"/>
+              <w:right w:type="dxa" w:w="120"/>
+            </w:tcMar>
+          </w:tcPr>
+          <w:p>
+            <w:pPr>
+              <w:spacing w:before="120" w:after="120" w:line="288" w:lineRule="auto"/>
+              <w:ind w:left="0"/>
+              <w:jc w:val="left"/>
+            </w:pPr>
+            <w:r>
+              <w:rPr>
+                <w:rFonts w:eastAsia="等线" w:ascii="Arial" w:cs="Arial" w:hAnsi="Arial"/>
+                <w:b w:val="true"/>
+                <w:sz w:val="22"/>
+              </w:rPr>
+              <w:t>Field</w:t>
+            </w:r>
+          </w:p>
+        </w:tc>
+        <w:tc>
+          <w:tcPr>
+            <w:tcW w:w="1950" w:type="dxa"/>
+            <w:tcMar>
+              <w:top w:type="dxa" w:w="60"/>
+              <w:left w:type="dxa" w:w="120"/>
+              <w:bottom w:type="dxa" w:w="30"/>
+              <w:right w:type="dxa" w:w="120"/>
+            </w:tcMar>
+          </w:tcPr>
+          <w:p>
+            <w:pPr>
+              <w:spacing w:before="120" w:after="120" w:line="288" w:lineRule="auto"/>
+              <w:ind w:left="0"/>
+              <w:jc w:val="left"/>
+            </w:pPr>
+            <w:r>
+              <w:rPr>
+                <w:rFonts w:eastAsia="等线" w:ascii="Arial" w:cs="Arial" w:hAnsi="Arial"/>
+                <w:b w:val="true"/>
+                <w:sz w:val="22"/>
+              </w:rPr>
+              <w:t>Mandatory</w:t>
+            </w:r>
+          </w:p>
+        </w:tc>
+        <w:tc>
+          <w:tcPr>
+            <w:tcW w:w="3960" w:type="dxa"/>
+            <w:tcMar>
+              <w:top w:type="dxa" w:w="60"/>
+              <w:left w:type="dxa" w:w="120"/>
+              <w:bottom w:type="dxa" w:w="30"/>
+              <w:right w:type="dxa" w:w="120"/>
+            </w:tcMar>
+          </w:tcPr>
+          <w:p>
+            <w:pPr>
+              <w:spacing w:before="120" w:after="120" w:line="288" w:lineRule="auto"/>
+              <w:ind w:left="0"/>
+              <w:jc w:val="left"/>
+            </w:pPr>
+            <w:r>
+              <w:rPr>
+                <w:rFonts w:eastAsia="等线" w:ascii="Arial" w:cs="Arial" w:hAnsi="Arial"/>
+                <w:b w:val="true"/>
+                <w:sz w:val="22"/>
+              </w:rPr>
+              <w:t>Description</w:t>
+            </w:r>
+          </w:p>
+        </w:tc>
+      </w:tr>
+      <w:tr>
+        <w:tc>
+          <w:tcPr>
+            <w:tcW w:w="2370" w:type="dxa"/>
+            <w:tcMar>
+              <w:top w:type="dxa" w:w="60"/>
+              <w:left w:type="dxa" w:w="120"/>
+              <w:bottom w:type="dxa" w:w="30"/>
+              <w:right w:type="dxa" w:w="120"/>
+            </w:tcMar>
+          </w:tcPr>
+          <w:p>
+            <w:pPr>
+              <w:spacing w:before="120" w:after="120" w:line="288" w:lineRule="auto"/>
+              <w:ind w:left="0"/>
+              <w:jc w:val="left"/>
+            </w:pPr>
+            <w:r>
+              <w:t xml:space="preserve">Authorization</w:t>
+            </w:r>
+          </w:p>
+        </w:tc>
+        <w:tc>
+          <w:tcPr>
+            <w:tcW w:w="1950" w:type="dxa"/>
+            <w:tcMar>
+              <w:top w:type="dxa" w:w="60"/>
+              <w:left w:type="dxa" w:w="120"/>
+              <w:bottom w:type="dxa" w:w="30"/>
+              <w:right w:type="dxa" w:w="120"/>
+            </w:tcMar>
+          </w:tcPr>
+          <w:p>
+            <w:pPr>
+              <w:spacing w:before="120" w:after="120" w:line="288" w:lineRule="auto"/>
+              <w:ind w:left="0"/>
+              <w:jc w:val="left"/>
+            </w:pPr>
+            <w:r>
+              <w:t xml:space="preserve">Yes</w:t>
+            </w:r>
+          </w:p>
+        </w:tc>
+        <w:tc>
+          <w:tcPr>
+            <w:tcW w:w="3960" w:type="dxa"/>
+            <w:tcMar>
+              <w:top w:type="dxa" w:w="60"/>
+              <w:left w:type="dxa" w:w="120"/>
+              <w:bottom w:type="dxa" w:w="30"/>
+              <w:right w:type="dxa" w:w="120"/>
+            </w:tcMar>
+          </w:tcPr>
+          <w:p>
+            <w:pPr>
+              <w:spacing w:before="120" w:after="120" w:line="288" w:lineRule="auto"/>
+              <w:ind w:left="0"/>
+              <w:jc w:val="left"/>
+            </w:pPr>
+            <w:r>
+              <w:t xml:space="preserve">Bearer [JWT Token]</w:t>
+            </w:r>
+          </w:p>
+        </w:tc>
+      </w:tr>
+      <w:tr>
+        <w:tc>
+          <w:tcPr>
+            <w:tcW w:w="2370" w:type="dxa"/>
+            <w:tcMar>
+              <w:top w:type="dxa" w:w="60"/>
+              <w:left w:type="dxa" w:w="120"/>
+              <w:bottom w:type="dxa" w:w="30"/>
+              <w:right w:type="dxa" w:w="120"/>
+            </w:tcMar>
+          </w:tcPr>
+          <w:p>
+            <w:pPr>
+              <w:spacing w:before="120" w:after="120" w:line="288" w:lineRule="auto"/>
+              <w:ind w:left="0"/>
+              <w:jc w:val="left"/>
+            </w:pPr>
+          </w:p>
+        </w:tc>
+        <w:tc>
+          <w:tcPr>
+            <w:tcW w:w="1950" w:type="dxa"/>
+            <w:tcMar>
+              <w:top w:type="dxa" w:w="60"/>
+              <w:left w:type="dxa" w:w="120"/>
+              <w:bottom w:type="dxa" w:w="30"/>
+              <w:right w:type="dxa" w:w="120"/>
+            </w:tcMar>
+          </w:tcPr>
+          <w:p>
+            <w:pPr>
+              <w:spacing w:before="120" w:after="120" w:line="288" w:lineRule="auto"/>
+              <w:ind w:left="0"/>
+              <w:jc w:val="left"/>
+            </w:pPr>
+          </w:p>
+        </w:tc>
+        <w:tc>
+          <w:tcPr>
+            <w:tcW w:w="3960" w:type="dxa"/>
+            <w:tcMar>
+              <w:top w:type="dxa" w:w="60"/>
+              <w:left w:type="dxa" w:w="120"/>
+              <w:bottom w:type="dxa" w:w="30"/>
+              <w:right w:type="dxa" w:w="120"/>
+            </w:tcMar>
+          </w:tcPr>
+          <w:p>
+            <w:pPr>
+              <w:spacing w:before="120" w:after="120" w:line="288" w:lineRule="auto"/>
+              <w:ind w:left="0"/>
+              <w:jc w:val="left"/>
+            </w:pPr>
+          </w:p>
+        </w:tc>
+      </w:tr>
+      <w:tr>
+        <w:tc>
+          <w:tcPr>
+            <w:tcW w:w="8280" w:type="dxa"/>
+            <w:hMerge w:val="restart"/>
+            <w:tcMar>
+              <w:top w:type="dxa" w:w="60"/>
+              <w:left w:type="dxa" w:w="120"/>
+              <w:bottom w:type="dxa" w:w="30"/>
+              <w:right w:type="dxa" w:w="120"/>
+            </w:tcMar>
+          </w:tcPr>
+          <w:p>
+            <w:pPr>
+              <w:spacing w:before="120" w:after="120" w:line="288" w:lineRule="auto"/>
+              <w:ind w:left="0"/>
+              <w:jc w:val="left"/>
+            </w:pPr>
+            <w:r>
+              <w:rPr>
+                <w:rFonts w:eastAsia="等线" w:ascii="Arial" w:cs="Arial" w:hAnsi="Arial"/>
+                <w:b w:val="true"/>
+                <w:sz w:val="22"/>
+              </w:rPr>
+              <w:t>Request Body [Format JSON/XML yang harus dikirim]</w:t>
+            </w:r>
+          </w:p>
+        </w:tc>
+        <w:tc>
+          <w:tcPr>
+            <w:tcW w:w="1950" w:type="dxa"/>
+            <w:hMerge w:val="continue"/>
+            <w:tcMar>
+              <w:top w:type="dxa" w:w="60"/>
+              <w:left w:type="dxa" w:w="120"/>
+              <w:bottom w:type="dxa" w:w="30"/>
+              <w:right w:type="dxa" w:w="120"/>
+            </w:tcMar>
+          </w:tcPr>
+          <w:p>
+            <w:pPr>
+              <w:spacing w:before="120" w:after="120" w:line="288" w:lineRule="auto"/>
+              <w:ind w:left="0"/>
+              <w:jc w:val="left"/>
+            </w:pPr>
+          </w:p>
+        </w:tc>
+        <w:tc>
+          <w:tcPr>
+            <w:tcW w:w="3960" w:type="dxa"/>
+            <w:hMerge w:val="continue"/>
+            <w:tcMar>
+              <w:top w:type="dxa" w:w="60"/>
+              <w:left w:type="dxa" w:w="120"/>
+              <w:bottom w:type="dxa" w:w="30"/>
+              <w:right w:type="dxa" w:w="120"/>
+            </w:tcMar>
+          </w:tcPr>
+          <w:p>
+            <w:pPr>
+              <w:spacing w:before="120" w:after="120" w:line="288" w:lineRule="auto"/>
+              <w:ind w:left="0"/>
+              <w:jc w:val="left"/>
+            </w:pPr>
+          </w:p>
+        </w:tc>
+      </w:tr>
+      <w:tr>
+        <w:tc>
+          <w:tcPr>
+            <w:tcW w:w="8280" w:type="dxa"/>
+            <w:hMerge w:val="restart"/>
+            <w:tcMar>
+              <w:top w:type="dxa" w:w="60"/>
+              <w:left w:type="dxa" w:w="120"/>
+              <w:bottom w:type="dxa" w:w="30"/>
+              <w:right w:type="dxa" w:w="120"/>
+            </w:tcMar>
+          </w:tcPr>
+          <w:tbl>
+            <w:p>
+              <w:pPr>
+                <w:spacing w:before="120" w:after="120" w:line="288" w:lineRule="auto"/>
+                <w:jc w:val="left"/>
+                <w:spacing w:after="0" w:before="0" w:line="240" w:lineRule="auto"/>
+              </w:pPr>
+              <w:r>
+                <w:t xml:space="preserve">JSON</w:t>
+              </w:r>
+            </w:p>
+            <w:p>
+              <w:pPr>
+                <w:spacing w:before="120" w:after="120" w:line="288" w:lineRule="auto"/>
+                <w:jc w:val="left"/>
+                <w:spacing w:after="0" w:before="0" w:line="240" w:lineRule="auto"/>
+              </w:pPr>
+              <w:r>
+                <w:t xml:space="preserve">kode</w:t>
+              </w:r>
+            </w:p>
+            <w:p>
+              <w:pPr>
+                <w:spacing w:before="120" w:after="120" w:line="288" w:lineRule="auto"/>
+                <w:jc w:val="left"/>
+                <w:spacing w:after="0" w:before="0" w:line="240" w:lineRule="auto"/>
+              </w:pPr>
+              <w:r>
+                <w:t xml:space="preserve">{</w:t>
+              </w:r>
+            </w:p>
+            <w:p>
+              <w:pPr>
+                <w:spacing w:before="120" w:after="120" w:line="288" w:lineRule="auto"/>
+                <w:jc w:val="left"/>
+                <w:spacing w:after="0" w:before="0" w:line="240" w:lineRule="auto"/>
+              </w:pPr>
+              <w:r>
+                <w:t xml:space="preserve">  "access_status": 0,</w:t>
+              </w:r>
+            </w:p>
+            <w:p>
+              <w:pPr>
+                <w:spacing w:before="120" w:after="120" w:line="288" w:lineRule="auto"/>
+                <w:jc w:val="left"/>
+                <w:spacing w:after="0" w:before="0" w:line="240" w:lineRule="auto"/>
+              </w:pPr>
+              <w:r>
+                <w:t xml:space="preserve">  "branch_codes": [</w:t>
+              </w:r>
+            </w:p>
+            <w:p>
+              <w:pPr>
+                <w:spacing w:before="120" w:after="120" w:line="288" w:lineRule="auto"/>
+                <w:jc w:val="left"/>
+                <w:spacing w:after="0" w:before="0" w:line="240" w:lineRule="auto"/>
+              </w:pPr>
+              <w:r>
+                <w:t xml:space="preserve">  "string"</w:t>
+              </w:r>
+            </w:p>
+            <w:p>
+              <w:pPr>
+                <w:spacing w:before="120" w:after="120" w:line="288" w:lineRule="auto"/>
+                <w:jc w:val="left"/>
+                <w:spacing w:after="0" w:before="0" w:line="240" w:lineRule="auto"/>
+              </w:pPr>
+              <w:r>
+                <w:t xml:space="preserve">],</w:t>
+              </w:r>
+            </w:p>
+            <w:p>
+              <w:pPr>
+                <w:spacing w:before="120" w:after="120" w:line="288" w:lineRule="auto"/>
+                <w:jc w:val="left"/>
+                <w:spacing w:after="0" w:before="0" w:line="240" w:lineRule="auto"/>
+              </w:pPr>
+              <w:r>
+                <w:t xml:space="preserve">  "branch_name": "string",</w:t>
+              </w:r>
+            </w:p>
+            <w:p>
+              <w:pPr>
+                <w:spacing w:before="120" w:after="120" w:line="288" w:lineRule="auto"/>
+                <w:jc w:val="left"/>
+                <w:spacing w:after="0" w:before="0" w:line="240" w:lineRule="auto"/>
+              </w:pPr>
+              <w:r>
+                <w:t xml:space="preserve">  "company_code": "string",</w:t>
+              </w:r>
+            </w:p>
+            <w:p>
+              <w:pPr>
+                <w:spacing w:before="120" w:after="120" w:line="288" w:lineRule="auto"/>
+                <w:jc w:val="left"/>
+                <w:spacing w:after="0" w:before="0" w:line="240" w:lineRule="auto"/>
+              </w:pPr>
+              <w:r>
+                <w:t xml:space="preserve">  "email": "string",</w:t>
+              </w:r>
+            </w:p>
+            <w:p>
+              <w:pPr>
+                <w:spacing w:before="120" w:after="120" w:line="288" w:lineRule="auto"/>
+                <w:jc w:val="left"/>
+                <w:spacing w:after="0" w:before="0" w:line="240" w:lineRule="auto"/>
+              </w:pPr>
+              <w:r>
+                <w:t xml:space="preserve">  "employee_id": "string",</w:t>
+              </w:r>
+            </w:p>
+            <w:p>
+              <w:pPr>
+                <w:spacing w:before="120" w:after="120" w:line="288" w:lineRule="auto"/>
+                <w:jc w:val="left"/>
+                <w:spacing w:after="0" w:before="0" w:line="240" w:lineRule="auto"/>
+              </w:pPr>
+              <w:r>
+                <w:t xml:space="preserve">  "full_name": "string",</w:t>
+              </w:r>
+            </w:p>
+            <w:p>
+              <w:pPr>
+                <w:spacing w:before="120" w:after="120" w:line="288" w:lineRule="auto"/>
+                <w:jc w:val="left"/>
+                <w:spacing w:after="0" w:before="0" w:line="240" w:lineRule="auto"/>
+              </w:pPr>
+              <w:r>
+                <w:t xml:space="preserve">  "job_title": "string",</w:t>
+              </w:r>
+            </w:p>
+            <w:p>
+              <w:pPr>
+                <w:spacing w:before="120" w:after="120" w:line="288" w:lineRule="auto"/>
+                <w:jc w:val="left"/>
+                <w:spacing w:after="0" w:before="0" w:line="240" w:lineRule="auto"/>
+              </w:pPr>
+              <w:r>
+                <w:t xml:space="preserve">  "password": "string",</w:t>
+              </w:r>
+            </w:p>
+            <w:p>
+              <w:pPr>
+                <w:spacing w:before="120" w:after="120" w:line="288" w:lineRule="auto"/>
+                <w:jc w:val="left"/>
+                <w:spacing w:after="0" w:before="0" w:line="240" w:lineRule="auto"/>
+              </w:pPr>
+              <w:r>
+                <w:t xml:space="preserve">  "personnel_area": "string",</w:t>
+              </w:r>
+            </w:p>
+            <w:p>
+              <w:pPr>
+                <w:spacing w:before="120" w:after="120" w:line="288" w:lineRule="auto"/>
+                <w:jc w:val="left"/>
+                <w:spacing w:after="0" w:before="0" w:line="240" w:lineRule="auto"/>
+              </w:pPr>
+              <w:r>
+                <w:t xml:space="preserve">  "personnel_sub_area": "string",</w:t>
+              </w:r>
+            </w:p>
+            <w:p>
+              <w:pPr>
+                <w:spacing w:before="120" w:after="120" w:line="288" w:lineRule="auto"/>
+                <w:jc w:val="left"/>
+                <w:spacing w:after="0" w:before="0" w:line="240" w:lineRule="auto"/>
+              </w:pPr>
+              <w:r>
+                <w:t xml:space="preserve">  "phone_number": "string",</w:t>
+              </w:r>
+            </w:p>
+            <w:p>
+              <w:pPr>
+                <w:spacing w:before="120" w:after="120" w:line="288" w:lineRule="auto"/>
+                <w:jc w:val="left"/>
+                <w:spacing w:after="0" w:before="0" w:line="240" w:lineRule="auto"/>
+              </w:pPr>
+              <w:r>
+                <w:t xml:space="preserve">  "profit_center": "string",</w:t>
+              </w:r>
+            </w:p>
+            <w:p>
+              <w:pPr>
+                <w:spacing w:before="120" w:after="120" w:line="288" w:lineRule="auto"/>
+                <w:jc w:val="left"/>
+                <w:spacing w:after="0" w:before="0" w:line="240" w:lineRule="auto"/>
+              </w:pPr>
+              <w:r>
+                <w:t xml:space="preserve">  "role_id": 0,</w:t>
+              </w:r>
+            </w:p>
+            <w:p>
+              <w:pPr>
+                <w:spacing w:before="120" w:after="120" w:line="288" w:lineRule="auto"/>
+                <w:jc w:val="left"/>
+                <w:spacing w:after="0" w:before="0" w:line="240" w:lineRule="auto"/>
+              </w:pPr>
+              <w:r>
+                <w:t xml:space="preserve">  "status": "string",</w:t>
+              </w:r>
+            </w:p>
+            <w:p>
+              <w:pPr>
+                <w:spacing w:before="120" w:after="120" w:line="288" w:lineRule="auto"/>
+                <w:jc w:val="left"/>
+                <w:spacing w:after="0" w:before="0" w:line="240" w:lineRule="auto"/>
+              </w:pPr>
+              <w:r>
+                <w:t xml:space="preserve">  "sub_unit_name": "string",</w:t>
+              </w:r>
+            </w:p>
+            <w:p>
+              <w:pPr>
+                <w:spacing w:before="120" w:after="120" w:line="288" w:lineRule="auto"/>
+                <w:jc w:val="left"/>
+                <w:spacing w:after="0" w:before="0" w:line="240" w:lineRule="auto"/>
+              </w:pPr>
+              <w:r>
+                <w:t xml:space="preserve">  "superuser": true,</w:t>
+              </w:r>
+            </w:p>
+            <w:p>
+              <w:pPr>
+                <w:spacing w:before="120" w:after="120" w:line="288" w:lineRule="auto"/>
+                <w:jc w:val="left"/>
+                <w:spacing w:after="0" w:before="0" w:line="240" w:lineRule="auto"/>
+              </w:pPr>
+              <w:r>
+                <w:t xml:space="preserve">  "terminal_codes": [</w:t>
+              </w:r>
+            </w:p>
+            <w:p>
+              <w:pPr>
+                <w:spacing w:before="120" w:after="120" w:line="288" w:lineRule="auto"/>
+                <w:jc w:val="left"/>
+                <w:spacing w:after="0" w:before="0" w:line="240" w:lineRule="auto"/>
+              </w:pPr>
+              <w:r>
+                <w:t xml:space="preserve">  "string"</w:t>
+              </w:r>
+            </w:p>
+            <w:p>
+              <w:pPr>
+                <w:spacing w:before="120" w:after="120" w:line="288" w:lineRule="auto"/>
+                <w:jc w:val="left"/>
+                <w:spacing w:after="0" w:before="0" w:line="240" w:lineRule="auto"/>
+              </w:pPr>
+              <w:r>
+                <w:t xml:space="preserve">],</w:t>
+              </w:r>
+            </w:p>
+            <w:p>
+              <w:pPr>
+                <w:spacing w:before="120" w:after="120" w:line="288" w:lineRule="auto"/>
+                <w:jc w:val="left"/>
+                <w:spacing w:after="0" w:before="0" w:line="240" w:lineRule="auto"/>
+              </w:pPr>
+              <w:r>
+                <w:t xml:space="preserve">  "terminal_name": "string"</w:t>
+              </w:r>
+            </w:p>
+            <w:p>
+              <w:pPr>
+                <w:spacing w:before="120" w:after="120" w:line="288" w:lineRule="auto"/>
+                <w:jc w:val="left"/>
+                <w:spacing w:after="0" w:before="0" w:line="240" w:lineRule="auto"/>
+              </w:pPr>
+              <w:r>
+                <w:t xml:space="preserve">}</w:t>
+              </w:r>
+            </w:p>
+          </w:tbl>
+          <w:p/>
+        </w:tc>
+        <w:tc>
+          <w:tcPr>
+            <w:tcW w:w="1950" w:type="dxa"/>
+            <w:hMerge w:val="continue"/>
+            <w:tcMar>
+              <w:top w:type="dxa" w:w="60"/>
+              <w:left w:type="dxa" w:w="120"/>
+              <w:bottom w:type="dxa" w:w="30"/>
+              <w:right w:type="dxa" w:w="120"/>
+            </w:tcMar>
+          </w:tcPr>
+          <w:p>
+            <w:pPr>
+              <w:spacing w:before="120" w:after="120" w:line="288" w:lineRule="auto"/>
+              <w:ind w:left="0"/>
+              <w:jc w:val="left"/>
+            </w:pPr>
+          </w:p>
+        </w:tc>
+        <w:tc>
+          <w:tcPr>
+            <w:tcW w:w="3960" w:type="dxa"/>
+            <w:hMerge w:val="continue"/>
+            <w:tcMar>
+              <w:top w:type="dxa" w:w="60"/>
+              <w:left w:type="dxa" w:w="120"/>
+              <w:bottom w:type="dxa" w:w="30"/>
+              <w:right w:type="dxa" w:w="120"/>
+            </w:tcMar>
+          </w:tcPr>
+          <w:p>
+            <w:pPr>
+              <w:spacing w:before="120" w:after="120" w:line="288" w:lineRule="auto"/>
+              <w:ind w:left="0"/>
+              <w:jc w:val="left"/>
+            </w:pPr>
+          </w:p>
+        </w:tc>
+      </w:tr>
+      <w:tr>
+        <w:tc>
+          <w:tcPr>
+            <w:tcW w:w="8280" w:type="dxa"/>
+            <w:hMerge w:val="restart"/>
+            <w:tcMar>
+              <w:top w:type="dxa" w:w="60"/>
+              <w:left w:type="dxa" w:w="120"/>
+              <w:bottom w:type="dxa" w:w="30"/>
+              <w:right w:type="dxa" w:w="120"/>
+            </w:tcMar>
+          </w:tcPr>
+          <w:p>
+            <w:pPr>
+              <w:spacing w:before="120" w:after="120" w:line="288" w:lineRule="auto"/>
+              <w:ind w:left="0"/>
+              <w:jc w:val="left"/>
+            </w:pPr>
+            <w:r>
+              <w:rPr>
+                <w:rFonts w:eastAsia="等线" w:ascii="Arial" w:cs="Arial" w:hAnsi="Arial"/>
+                <w:b w:val="true"/>
+                <w:sz w:val="22"/>
+              </w:rPr>
+              <w:t>Response [Contoh response]</w:t>
+            </w:r>
+          </w:p>
+        </w:tc>
+        <w:tc>
+          <w:tcPr>
+            <w:tcW w:w="1950" w:type="dxa"/>
+            <w:hMerge w:val="continue"/>
+            <w:tcMar>
+              <w:top w:type="dxa" w:w="60"/>
+              <w:left w:type="dxa" w:w="120"/>
+              <w:bottom w:type="dxa" w:w="30"/>
+              <w:right w:type="dxa" w:w="120"/>
+            </w:tcMar>
+          </w:tcPr>
+          <w:p>
+            <w:pPr>
+              <w:spacing w:before="120" w:after="120" w:line="288" w:lineRule="auto"/>
+              <w:ind w:left="0"/>
+              <w:jc w:val="left"/>
+            </w:pPr>
+          </w:p>
+        </w:tc>
+        <w:tc>
+          <w:tcPr>
+            <w:tcW w:w="3960" w:type="dxa"/>
+            <w:hMerge w:val="continue"/>
+            <w:tcMar>
+              <w:top w:type="dxa" w:w="60"/>
+              <w:left w:type="dxa" w:w="120"/>
+              <w:bottom w:type="dxa" w:w="30"/>
+              <w:right w:type="dxa" w:w="120"/>
+            </w:tcMar>
+          </w:tcPr>
+          <w:p>
+            <w:pPr>
+              <w:spacing w:before="120" w:after="120" w:line="288" w:lineRule="auto"/>
+              <w:ind w:left="0"/>
+              <w:jc w:val="left"/>
+            </w:pPr>
+          </w:p>
+        </w:tc>
+      </w:tr>
+      <w:tr>
+        <w:tc>
+          <w:tcPr>
+            <w:tcW w:w="4320" w:type="dxa"/>
+            <w:hMerge w:val="restart"/>
+            <w:tcMar>
+              <w:top w:type="dxa" w:w="60"/>
+              <w:left w:type="dxa" w:w="120"/>
+              <w:bottom w:type="dxa" w:w="30"/>
+              <w:right w:type="dxa" w:w="120"/>
+            </w:tcMar>
+          </w:tcPr>
+          <w:p>
+            <w:pPr>
+              <w:spacing w:before="120" w:after="120" w:line="288" w:lineRule="auto"/>
+              <w:ind w:left="0"/>
+              <w:jc w:val="left"/>
+            </w:pPr>
+            <w:r>
+              <w:rPr>
+                <w:rFonts w:eastAsia="等线" w:ascii="Arial" w:cs="Arial" w:hAnsi="Arial"/>
+                <w:b w:val="true"/>
+                <w:sz w:val="22"/>
+              </w:rPr>
+              <w:t>Success</w:t>
+            </w:r>
+          </w:p>
+        </w:tc>
+        <w:tc>
+          <w:tcPr>
+            <w:tcW w:w="1950" w:type="dxa"/>
+            <w:hMerge w:val="continue"/>
+            <w:tcMar>
+              <w:top w:type="dxa" w:w="60"/>
+              <w:left w:type="dxa" w:w="120"/>
+              <w:bottom w:type="dxa" w:w="30"/>
+              <w:right w:type="dxa" w:w="120"/>
+            </w:tcMar>
+          </w:tcPr>
+          <w:p>
+            <w:pPr>
+              <w:spacing w:before="120" w:after="120" w:line="288" w:lineRule="auto"/>
+              <w:ind w:left="0"/>
+              <w:jc w:val="left"/>
+            </w:pPr>
+          </w:p>
+        </w:tc>
+        <w:tc>
+          <w:tcPr>
+            <w:tcW w:w="3960" w:type="dxa"/>
+            <w:tcMar>
+              <w:top w:type="dxa" w:w="60"/>
+              <w:left w:type="dxa" w:w="120"/>
+              <w:bottom w:type="dxa" w:w="30"/>
+              <w:right w:type="dxa" w:w="120"/>
+            </w:tcMar>
+          </w:tcPr>
+          <w:p>
+            <w:pPr>
+              <w:spacing w:before="120" w:after="120" w:line="288" w:lineRule="auto"/>
+              <w:ind w:left="0"/>
+              <w:jc w:val="left"/>
+            </w:pPr>
+            <w:r>
+              <w:rPr>
+                <w:rFonts w:eastAsia="等线" w:ascii="Arial" w:cs="Arial" w:hAnsi="Arial"/>
+                <w:b w:val="true"/>
+                <w:sz w:val="22"/>
+              </w:rPr>
+              <w:t>Error</w:t>
+            </w:r>
+          </w:p>
+        </w:tc>
+      </w:tr>
+      <w:tr>
+        <w:tc>
+          <w:tcPr>
+            <w:tcW w:w="4320" w:type="dxa"/>
+            <w:hMerge w:val="restart"/>
+            <w:tcMar>
+              <w:top w:type="dxa" w:w="60"/>
+              <w:left w:type="dxa" w:w="120"/>
+              <w:bottom w:type="dxa" w:w="30"/>
+              <w:right w:type="dxa" w:w="120"/>
+            </w:tcMar>
+          </w:tcPr>
+          <w:p>
+            <w:pPr>
+              <w:spacing w:before="120" w:after="120" w:line="288" w:lineRule="auto"/>
+              <w:jc w:val="left"/>
+              <w:spacing w:after="0" w:before="0" w:line="240" w:lineRule="auto"/>
+            </w:pPr>
+            <w:r>
+              <w:t xml:space="preserve">Authorization</w:t>
+            </w:r>
+          </w:p>
+        </w:tc>
+        <w:tc>
+          <w:tcPr>
+            <w:tcW w:w="1950" w:type="dxa"/>
+            <w:hMerge w:val="continue"/>
+            <w:tcMar>
+              <w:top w:type="dxa" w:w="60"/>
+              <w:left w:type="dxa" w:w="120"/>
+              <w:bottom w:type="dxa" w:w="30"/>
+              <w:right w:type="dxa" w:w="120"/>
+            </w:tcMar>
+          </w:tcPr>
+          <w:p>
+            <w:pPr>
+              <w:spacing w:before="120" w:after="120" w:line="288" w:lineRule="auto"/>
+              <w:ind w:left="0"/>
+              <w:jc w:val="left"/>
+            </w:pPr>
+            <w:r>
+              <w:t xml:space="preserve">Yes</w:t>
+            </w:r>
+          </w:p>
+        </w:tc>
+        <w:tc>
+          <w:tcPr>
+            <w:tcW w:w="3960" w:type="dxa"/>
+            <w:tcMar>
+              <w:top w:type="dxa" w:w="60"/>
+              <w:left w:type="dxa" w:w="120"/>
+              <w:bottom w:type="dxa" w:w="30"/>
+              <w:right w:type="dxa" w:w="120"/>
+            </w:tcMar>
+          </w:tcPr>
+          <w:p>
+            <w:pPr>
+              <w:spacing w:before="120" w:after="120" w:line="288" w:lineRule="auto"/>
+              <w:jc w:val="left"/>
+              <w:spacing w:after="0" w:before="0" w:line="240" w:lineRule="auto"/>
+            </w:pPr>
+            <w:r>
+              <w:t xml:space="preserve">Bearer [JWT Token]</w:t>
+            </w:r>
+          </w:p>
+        </w:tc>
+      </w:tr>
+    </w:tbl>
+    <w:p/>
+    <w:p>
+      <w:pPr>
+        <w:pStyle w:val="3"/>
+        <w:spacing w:before="260" w:after="120" w:line="288" w:lineRule="auto"/>
+        <w:ind w:left="0"/>
+        <w:jc w:val="left"/>
+        <w:outlineLvl w:val="2"/>
+      </w:pPr>
+      <w:bookmarkStart w:name="heading_6" w:id="6"/>
+      <w:bookmarkStart w:id="10002" w:name="user_2"/>
+      <w:r>
+        <w:rPr>
+          <w:rFonts w:eastAsia="等线" w:ascii="Arial" w:cs="Arial" w:hAnsi="Arial"/>
+          <w:b w:val="true"/>
+          <w:sz w:val="28"/>
+        </w:rPr>
+        <w:t>POST /master/users/search</w:t>
+      </w:r>
+      <w:bookmarkEnd w:id="6"/>
+      <w:bookmarkEnd w:id="10002"/>
+    </w:p>
+    <w:tbl>
+      <w:tblPr>
+        <w:tblW w:w="0" w:type="auto"/>
+        <w:tblInd w:w="0" w:type="dxa"/>
+        <w:tblBorders>
+          <w:top w:val="single" w:color="dee0e3"/>
+          <w:left w:val="single" w:color="dee0e3"/>
+          <w:bottom w:val="single" w:color="dee0e3"/>
+          <w:right w:val="single" w:color="dee0e3"/>
+          <w:insideH w:val="single" w:color="dee0e3"/>
+          <w:insideV w:val="single" w:color="dee0e3"/>
+        </w:tblBorders>
+        <w:tblLayout w:type="fixed"/>
+      </w:tblPr>
+      <w:tblGrid>
+        <w:gridCol w:w="2370"/>
+        <w:gridCol w:w="1950"/>
+        <w:gridCol w:w="3960"/>
+      </w:tblGrid>
+      <w:tr>
+        <w:tc>
+          <w:tcPr>
+            <w:tcW w:w="2370" w:type="dxa"/>
+            <w:tcMar>
+              <w:top w:type="dxa" w:w="60"/>
+              <w:left w:type="dxa" w:w="120"/>
+              <w:bottom w:type="dxa" w:w="30"/>
+              <w:right w:type="dxa" w:w="120"/>
+            </w:tcMar>
+          </w:tcPr>
+          <w:p>
+            <w:pPr>
+              <w:spacing w:before="120" w:after="120" w:line="288" w:lineRule="auto"/>
+              <w:ind w:left="0"/>
+              <w:jc w:val="left"/>
+            </w:pPr>
+            <w:r>
+              <w:rPr>
+                <w:rFonts w:eastAsia="等线" w:ascii="Arial" w:cs="Arial" w:hAnsi="Arial"/>
+                <w:b w:val="true"/>
+                <w:sz w:val="22"/>
+              </w:rPr>
+              <w:t>URL</w:t>
+            </w:r>
+          </w:p>
+        </w:tc>
+        <w:tc>
+          <w:tcPr>
+            <w:tcW w:w="1950" w:type="dxa"/>
+            <w:tcMar>
+              <w:top w:type="dxa" w:w="60"/>
+              <w:left w:type="dxa" w:w="120"/>
+              <w:bottom w:type="dxa" w:w="30"/>
+              <w:right w:type="dxa" w:w="120"/>
+            </w:tcMar>
+          </w:tcPr>
+          <w:p>
+            <w:pPr>
+              <w:spacing w:before="120" w:after="120" w:line="288" w:lineRule="auto"/>
+              <w:ind w:left="0"/>
+              <w:jc w:val="left"/>
+            </w:pPr>
+            <w:r>
+              <w:t xml:space="preserve">/api/v1/master/users/search</w:t>
+            </w:r>
+          </w:p>
+        </w:tc>
+        <w:tc>
+          <w:tcPr>
+            <w:tcW w:w="3960" w:type="dxa"/>
+            <w:tcMar>
+              <w:top w:type="dxa" w:w="60"/>
+              <w:left w:type="dxa" w:w="120"/>
+              <w:bottom w:type="dxa" w:w="30"/>
+              <w:right w:type="dxa" w:w="120"/>
+            </w:tcMar>
+          </w:tcPr>
+          <w:p>
+            <w:pPr>
+              <w:spacing w:before="120" w:after="120" w:line="288" w:lineRule="auto"/>
+              <w:ind w:left="0"/>
+              <w:jc w:val="left"/>
+            </w:pPr>
+          </w:p>
+        </w:tc>
+      </w:tr>
+      <w:tr>
+        <w:tc>
+          <w:tcPr>
+            <w:tcW w:w="2370" w:type="dxa"/>
+            <w:tcMar>
+              <w:top w:type="dxa" w:w="60"/>
+              <w:left w:type="dxa" w:w="120"/>
+              <w:bottom w:type="dxa" w:w="30"/>
+              <w:right w:type="dxa" w:w="120"/>
+            </w:tcMar>
+          </w:tcPr>
+          <w:p>
+            <w:pPr>
+              <w:spacing w:before="120" w:after="120" w:line="288" w:lineRule="auto"/>
+              <w:ind w:left="0"/>
+              <w:jc w:val="left"/>
+            </w:pPr>
+            <w:r>
+              <w:rPr>
+                <w:rFonts w:eastAsia="等线" w:ascii="Arial" w:cs="Arial" w:hAnsi="Arial"/>
+                <w:b w:val="true"/>
+                <w:sz w:val="22"/>
+              </w:rPr>
+              <w:t>Method</w:t>
+            </w:r>
+          </w:p>
+        </w:tc>
+        <w:tc>
+          <w:tcPr>
+            <w:tcW w:w="5910" w:type="dxa"/>
+            <w:hMerge w:val="restart"/>
+            <w:tcMar>
+              <w:top w:type="dxa" w:w="60"/>
+              <w:left w:type="dxa" w:w="120"/>
+              <w:bottom w:type="dxa" w:w="30"/>
+              <w:right w:type="dxa" w:w="120"/>
+            </w:tcMar>
+          </w:tcPr>
+          <w:p>
+            <w:pPr>
+              <w:spacing w:before="120" w:after="120" w:line="288" w:lineRule="auto"/>
+              <w:ind w:left="0"/>
+              <w:jc w:val="left"/>
+            </w:pPr>
+            <w:r>
+              <w:t xml:space="preserve">POST</w:t>
+            </w:r>
+          </w:p>
+        </w:tc>
+        <w:tc>
+          <w:tcPr>
+            <w:tcW w:w="3960" w:type="dxa"/>
+            <w:hMerge w:val="continue"/>
+            <w:tcMar>
+              <w:top w:type="dxa" w:w="60"/>
+              <w:left w:type="dxa" w:w="120"/>
+              <w:bottom w:type="dxa" w:w="30"/>
+              <w:right w:type="dxa" w:w="120"/>
+            </w:tcMar>
+          </w:tcPr>
+          <w:p>
+            <w:pPr>
+              <w:spacing w:before="120" w:after="120" w:line="288" w:lineRule="auto"/>
+              <w:ind w:left="0"/>
+              <w:jc w:val="left"/>
+            </w:pPr>
+          </w:p>
+        </w:tc>
+      </w:tr>
+      <w:tr>
+        <w:tc>
+          <w:tcPr>
+            <w:tcW w:w="8280" w:type="dxa"/>
+            <w:hMerge w:val="restart"/>
+            <w:tcMar>
+              <w:top w:type="dxa" w:w="60"/>
+              <w:left w:type="dxa" w:w="120"/>
+              <w:bottom w:type="dxa" w:w="30"/>
+              <w:right w:type="dxa" w:w="120"/>
+            </w:tcMar>
+          </w:tcPr>
+          <w:p>
+            <w:pPr>
+              <w:spacing w:before="120" w:after="120" w:line="288" w:lineRule="auto"/>
+              <w:ind w:left="0"/>
+              <w:jc w:val="left"/>
+            </w:pPr>
+            <w:r>
+              <w:rPr>
+                <w:rFonts w:eastAsia="等线" w:ascii="Arial" w:cs="Arial" w:hAnsi="Arial"/>
+                <w:b w:val="true"/>
+                <w:sz w:val="22"/>
+              </w:rPr>
+              <w:t>Request Header [Daftar header yang wajib digunakan]</w:t>
+            </w:r>
+          </w:p>
+        </w:tc>
+        <w:tc>
+          <w:tcPr>
+            <w:tcW w:w="1950" w:type="dxa"/>
+            <w:hMerge w:val="continue"/>
+            <w:tcMar>
+              <w:top w:type="dxa" w:w="60"/>
+              <w:left w:type="dxa" w:w="120"/>
+              <w:bottom w:type="dxa" w:w="30"/>
+              <w:right w:type="dxa" w:w="120"/>
+            </w:tcMar>
+          </w:tcPr>
+          <w:p>
+            <w:pPr>
+              <w:spacing w:before="120" w:after="120" w:line="288" w:lineRule="auto"/>
+              <w:ind w:left="0"/>
+              <w:jc w:val="left"/>
+            </w:pPr>
+          </w:p>
+        </w:tc>
+        <w:tc>
+          <w:tcPr>
+            <w:tcW w:w="3960" w:type="dxa"/>
+            <w:hMerge w:val="continue"/>
+            <w:tcMar>
+              <w:top w:type="dxa" w:w="60"/>
+              <w:left w:type="dxa" w:w="120"/>
+              <w:bottom w:type="dxa" w:w="30"/>
+              <w:right w:type="dxa" w:w="120"/>
+            </w:tcMar>
+          </w:tcPr>
+          <w:p>
+            <w:pPr>
+              <w:spacing w:before="120" w:after="120" w:line="288" w:lineRule="auto"/>
+              <w:ind w:left="0"/>
+              <w:jc w:val="left"/>
+            </w:pPr>
+          </w:p>
+        </w:tc>
+      </w:tr>
+      <w:tr>
+        <w:tc>
+          <w:tcPr>
+            <w:tcW w:w="2370" w:type="dxa"/>
+            <w:tcMar>
+              <w:top w:type="dxa" w:w="60"/>
+              <w:left w:type="dxa" w:w="120"/>
+              <w:bottom w:type="dxa" w:w="30"/>
+              <w:right w:type="dxa" w:w="120"/>
+            </w:tcMar>
+          </w:tcPr>
+          <w:p>
+            <w:pPr>
+              <w:spacing w:before="120" w:after="120" w:line="288" w:lineRule="auto"/>
+              <w:ind w:left="0"/>
+              <w:jc w:val="left"/>
+            </w:pPr>
+            <w:r>
+              <w:rPr>
+                <w:rFonts w:eastAsia="等线" w:ascii="Arial" w:cs="Arial" w:hAnsi="Arial"/>
+                <w:b w:val="true"/>
+                <w:sz w:val="22"/>
+              </w:rPr>
+              <w:t>Field</w:t>
+            </w:r>
+          </w:p>
+        </w:tc>
+        <w:tc>
+          <w:tcPr>
+            <w:tcW w:w="1950" w:type="dxa"/>
+            <w:tcMar>
+              <w:top w:type="dxa" w:w="60"/>
+              <w:left w:type="dxa" w:w="120"/>
+              <w:bottom w:type="dxa" w:w="30"/>
+              <w:right w:type="dxa" w:w="120"/>
+            </w:tcMar>
+          </w:tcPr>
+          <w:p>
+            <w:pPr>
+              <w:spacing w:before="120" w:after="120" w:line="288" w:lineRule="auto"/>
+              <w:ind w:left="0"/>
+              <w:jc w:val="left"/>
+            </w:pPr>
+            <w:r>
+              <w:rPr>
+                <w:rFonts w:eastAsia="等线" w:ascii="Arial" w:cs="Arial" w:hAnsi="Arial"/>
+                <w:b w:val="true"/>
+                <w:sz w:val="22"/>
+              </w:rPr>
+              <w:t>Mandatory</w:t>
+            </w:r>
+          </w:p>
+        </w:tc>
+        <w:tc>
+          <w:tcPr>
+            <w:tcW w:w="3960" w:type="dxa"/>
+            <w:tcMar>
+              <w:top w:type="dxa" w:w="60"/>
+              <w:left w:type="dxa" w:w="120"/>
+              <w:bottom w:type="dxa" w:w="30"/>
+              <w:right w:type="dxa" w:w="120"/>
+            </w:tcMar>
+          </w:tcPr>
+          <w:p>
+            <w:pPr>
+              <w:spacing w:before="120" w:after="120" w:line="288" w:lineRule="auto"/>
+              <w:ind w:left="0"/>
+              <w:jc w:val="left"/>
+            </w:pPr>
+            <w:r>
+              <w:rPr>
+                <w:rFonts w:eastAsia="等线" w:ascii="Arial" w:cs="Arial" w:hAnsi="Arial"/>
+                <w:b w:val="true"/>
+                <w:sz w:val="22"/>
+              </w:rPr>
+              <w:t>Description</w:t>
+            </w:r>
+          </w:p>
+        </w:tc>
+      </w:tr>
+      <w:tr>
+        <w:tc>
+          <w:tcPr>
+            <w:tcW w:w="2370" w:type="dxa"/>
+            <w:tcMar>
+              <w:top w:type="dxa" w:w="60"/>
+              <w:left w:type="dxa" w:w="120"/>
+              <w:bottom w:type="dxa" w:w="30"/>
+              <w:right w:type="dxa" w:w="120"/>
+            </w:tcMar>
+          </w:tcPr>
+          <w:p>
+            <w:pPr>
+              <w:spacing w:before="120" w:after="120" w:line="288" w:lineRule="auto"/>
+              <w:ind w:left="0"/>
+              <w:jc w:val="left"/>
+            </w:pPr>
+            <w:r>
+              <w:t xml:space="preserve">Authorization</w:t>
+            </w:r>
+          </w:p>
+        </w:tc>
+        <w:tc>
+          <w:tcPr>
+            <w:tcW w:w="1950" w:type="dxa"/>
+            <w:tcMar>
+              <w:top w:type="dxa" w:w="60"/>
+              <w:left w:type="dxa" w:w="120"/>
+              <w:bottom w:type="dxa" w:w="30"/>
+              <w:right w:type="dxa" w:w="120"/>
+            </w:tcMar>
+          </w:tcPr>
+          <w:p>
+            <w:pPr>
+              <w:spacing w:before="120" w:after="120" w:line="288" w:lineRule="auto"/>
+              <w:ind w:left="0"/>
+              <w:jc w:val="left"/>
+            </w:pPr>
+            <w:r>
+              <w:t xml:space="preserve">Yes</w:t>
+            </w:r>
+          </w:p>
+        </w:tc>
+        <w:tc>
+          <w:tcPr>
+            <w:tcW w:w="3960" w:type="dxa"/>
+            <w:tcMar>
+              <w:top w:type="dxa" w:w="60"/>
+              <w:left w:type="dxa" w:w="120"/>
+              <w:bottom w:type="dxa" w:w="30"/>
+              <w:right w:type="dxa" w:w="120"/>
+            </w:tcMar>
+          </w:tcPr>
+          <w:p>
+            <w:pPr>
+              <w:spacing w:before="120" w:after="120" w:line="288" w:lineRule="auto"/>
+              <w:ind w:left="0"/>
+              <w:jc w:val="left"/>
+            </w:pPr>
+            <w:r>
+              <w:t xml:space="preserve">Bearer [JWT Token]</w:t>
+            </w:r>
+          </w:p>
+        </w:tc>
+      </w:tr>
+      <w:tr>
+        <w:tc>
+          <w:tcPr>
+            <w:tcW w:w="2370" w:type="dxa"/>
+            <w:tcMar>
+              <w:top w:type="dxa" w:w="60"/>
+              <w:left w:type="dxa" w:w="120"/>
+              <w:bottom w:type="dxa" w:w="30"/>
+              <w:right w:type="dxa" w:w="120"/>
+            </w:tcMar>
+          </w:tcPr>
+          <w:p>
+            <w:pPr>
+              <w:spacing w:before="120" w:after="120" w:line="288" w:lineRule="auto"/>
+              <w:ind w:left="0"/>
+              <w:jc w:val="left"/>
+            </w:pPr>
+          </w:p>
+        </w:tc>
+        <w:tc>
+          <w:tcPr>
+            <w:tcW w:w="1950" w:type="dxa"/>
+            <w:tcMar>
+              <w:top w:type="dxa" w:w="60"/>
+              <w:left w:type="dxa" w:w="120"/>
+              <w:bottom w:type="dxa" w:w="30"/>
+              <w:right w:type="dxa" w:w="120"/>
+            </w:tcMar>
+          </w:tcPr>
+          <w:p>
+            <w:pPr>
+              <w:spacing w:before="120" w:after="120" w:line="288" w:lineRule="auto"/>
+              <w:ind w:left="0"/>
+              <w:jc w:val="left"/>
+            </w:pPr>
+          </w:p>
+        </w:tc>
+        <w:tc>
+          <w:tcPr>
+            <w:tcW w:w="3960" w:type="dxa"/>
+            <w:tcMar>
+              <w:top w:type="dxa" w:w="60"/>
+              <w:left w:type="dxa" w:w="120"/>
+              <w:bottom w:type="dxa" w:w="30"/>
+              <w:right w:type="dxa" w:w="120"/>
+            </w:tcMar>
+          </w:tcPr>
+          <w:p>
+            <w:pPr>
+              <w:spacing w:before="120" w:after="120" w:line="288" w:lineRule="auto"/>
+              <w:ind w:left="0"/>
+              <w:jc w:val="left"/>
+            </w:pPr>
+          </w:p>
+        </w:tc>
+      </w:tr>
+      <w:tr>
+        <w:tc>
+          <w:tcPr>
+            <w:tcW w:w="8280" w:type="dxa"/>
+            <w:hMerge w:val="restart"/>
+            <w:tcMar>
+              <w:top w:type="dxa" w:w="60"/>
+              <w:left w:type="dxa" w:w="120"/>
+              <w:bottom w:type="dxa" w:w="30"/>
+              <w:right w:type="dxa" w:w="120"/>
+            </w:tcMar>
+          </w:tcPr>
+          <w:p>
+            <w:pPr>
+              <w:spacing w:before="120" w:after="120" w:line="288" w:lineRule="auto"/>
+              <w:ind w:left="0"/>
+              <w:jc w:val="left"/>
+            </w:pPr>
+            <w:r>
+              <w:rPr>
+                <w:rFonts w:eastAsia="等线" w:ascii="Arial" w:cs="Arial" w:hAnsi="Arial"/>
+                <w:b w:val="true"/>
+                <w:sz w:val="22"/>
+              </w:rPr>
+              <w:t>Request Body [Format JSON/XML yang harus dikirim]</w:t>
+            </w:r>
+          </w:p>
+        </w:tc>
+        <w:tc>
+          <w:tcPr>
+            <w:tcW w:w="1950" w:type="dxa"/>
+            <w:hMerge w:val="continue"/>
+            <w:tcMar>
+              <w:top w:type="dxa" w:w="60"/>
+              <w:left w:type="dxa" w:w="120"/>
+              <w:bottom w:type="dxa" w:w="30"/>
+              <w:right w:type="dxa" w:w="120"/>
+            </w:tcMar>
+          </w:tcPr>
+          <w:p>
+            <w:pPr>
+              <w:spacing w:before="120" w:after="120" w:line="288" w:lineRule="auto"/>
+              <w:ind w:left="0"/>
+              <w:jc w:val="left"/>
+            </w:pPr>
+          </w:p>
+        </w:tc>
+        <w:tc>
+          <w:tcPr>
+            <w:tcW w:w="3960" w:type="dxa"/>
+            <w:hMerge w:val="continue"/>
+            <w:tcMar>
+              <w:top w:type="dxa" w:w="60"/>
+              <w:left w:type="dxa" w:w="120"/>
+              <w:bottom w:type="dxa" w:w="30"/>
+              <w:right w:type="dxa" w:w="120"/>
+            </w:tcMar>
+          </w:tcPr>
+          <w:p>
+            <w:pPr>
+              <w:spacing w:before="120" w:after="120" w:line="288" w:lineRule="auto"/>
+              <w:ind w:left="0"/>
+              <w:jc w:val="left"/>
+            </w:pPr>
+          </w:p>
+        </w:tc>
+      </w:tr>
+      <w:tr>
+        <w:tc>
+          <w:tcPr>
+            <w:tcW w:w="8280" w:type="dxa"/>
+            <w:hMerge w:val="restart"/>
+            <w:tcMar>
+              <w:top w:type="dxa" w:w="60"/>
+              <w:left w:type="dxa" w:w="120"/>
+              <w:bottom w:type="dxa" w:w="30"/>
+              <w:right w:type="dxa" w:w="120"/>
+            </w:tcMar>
+          </w:tcPr>
+          <w:tbl>
+            <w:p>
+              <w:pPr>
+                <w:spacing w:before="120" w:after="120" w:line="288" w:lineRule="auto"/>
+                <w:jc w:val="left"/>
+                <w:spacing w:after="0" w:before="0" w:line="240" w:lineRule="auto"/>
+              </w:pPr>
+              <w:r>
+                <w:t xml:space="preserve">JSON</w:t>
+              </w:r>
+            </w:p>
+            <w:p>
+              <w:pPr>
+                <w:spacing w:before="120" w:after="120" w:line="288" w:lineRule="auto"/>
+                <w:jc w:val="left"/>
+                <w:spacing w:after="0" w:before="0" w:line="240" w:lineRule="auto"/>
+              </w:pPr>
+              <w:r>
+                <w:t xml:space="preserve">kode</w:t>
+              </w:r>
+            </w:p>
+            <w:p>
+              <w:pPr>
+                <w:spacing w:before="120" w:after="120" w:line="288" w:lineRule="auto"/>
+                <w:jc w:val="left"/>
+                <w:spacing w:after="0" w:before="0" w:line="240" w:lineRule="auto"/>
+              </w:pPr>
+              <w:r>
+                <w:t xml:space="preserve">{</w:t>
+              </w:r>
+            </w:p>
+            <w:p>
+              <w:pPr>
+                <w:spacing w:before="120" w:after="120" w:line="288" w:lineRule="auto"/>
+                <w:jc w:val="left"/>
+                <w:spacing w:after="0" w:before="0" w:line="240" w:lineRule="auto"/>
+              </w:pPr>
+              <w:r>
+                <w:t xml:space="preserve">  "download": {</w:t>
+              </w:r>
+            </w:p>
+            <w:p>
+              <w:pPr>
+                <w:spacing w:before="120" w:after="120" w:line="288" w:lineRule="auto"/>
+                <w:jc w:val="left"/>
+                <w:spacing w:after="0" w:before="0" w:line="240" w:lineRule="auto"/>
+              </w:pPr>
+              <w:r>
+                <w:t xml:space="preserve">  "is_download": true,</w:t>
+              </w:r>
+            </w:p>
+            <w:p>
+              <w:pPr>
+                <w:spacing w:before="120" w:after="120" w:line="288" w:lineRule="auto"/>
+                <w:jc w:val="left"/>
+                <w:spacing w:after="0" w:before="0" w:line="240" w:lineRule="auto"/>
+              </w:pPr>
+              <w:r>
+                <w:t xml:space="preserve">  "range_end": 0,</w:t>
+              </w:r>
+            </w:p>
+            <w:p>
+              <w:pPr>
+                <w:spacing w:before="120" w:after="120" w:line="288" w:lineRule="auto"/>
+                <w:jc w:val="left"/>
+                <w:spacing w:after="0" w:before="0" w:line="240" w:lineRule="auto"/>
+              </w:pPr>
+              <w:r>
+                <w:t xml:space="preserve">  "range_start": 0,</w:t>
+              </w:r>
+            </w:p>
+            <w:p>
+              <w:pPr>
+                <w:spacing w:before="120" w:after="120" w:line="288" w:lineRule="auto"/>
+                <w:jc w:val="left"/>
+                <w:spacing w:after="0" w:before="0" w:line="240" w:lineRule="auto"/>
+              </w:pPr>
+              <w:r>
+                <w:t xml:space="preserve">  "type": "string"</w:t>
+              </w:r>
+            </w:p>
+            <w:p>
+              <w:pPr>
+                <w:spacing w:before="120" w:after="120" w:line="288" w:lineRule="auto"/>
+                <w:jc w:val="left"/>
+                <w:spacing w:after="0" w:before="0" w:line="240" w:lineRule="auto"/>
+              </w:pPr>
+              <w:r>
+                <w:t xml:space="preserve">},</w:t>
+              </w:r>
+            </w:p>
+            <w:p>
+              <w:pPr>
+                <w:spacing w:before="120" w:after="120" w:line="288" w:lineRule="auto"/>
+                <w:jc w:val="left"/>
+                <w:spacing w:after="0" w:before="0" w:line="240" w:lineRule="auto"/>
+              </w:pPr>
+              <w:r>
+                <w:t xml:space="preserve">  "filters": {},</w:t>
+              </w:r>
+            </w:p>
+            <w:p>
+              <w:pPr>
+                <w:spacing w:before="120" w:after="120" w:line="288" w:lineRule="auto"/>
+                <w:jc w:val="left"/>
+                <w:spacing w:after="0" w:before="0" w:line="240" w:lineRule="auto"/>
+              </w:pPr>
+              <w:r>
+                <w:t xml:space="preserve">  "limit": 0,</w:t>
+              </w:r>
+            </w:p>
+            <w:p>
+              <w:pPr>
+                <w:spacing w:before="120" w:after="120" w:line="288" w:lineRule="auto"/>
+                <w:jc w:val="left"/>
+                <w:spacing w:after="0" w:before="0" w:line="240" w:lineRule="auto"/>
+              </w:pPr>
+              <w:r>
+                <w:t xml:space="preserve">  "page": 0,</w:t>
+              </w:r>
+            </w:p>
+            <w:p>
+              <w:pPr>
+                <w:spacing w:before="120" w:after="120" w:line="288" w:lineRule="auto"/>
+                <w:jc w:val="left"/>
+                <w:spacing w:after="0" w:before="0" w:line="240" w:lineRule="auto"/>
+              </w:pPr>
+              <w:r>
+                <w:t xml:space="preserve">  "search": "string",</w:t>
+              </w:r>
+            </w:p>
+            <w:p>
+              <w:pPr>
+                <w:spacing w:before="120" w:after="120" w:line="288" w:lineRule="auto"/>
+                <w:jc w:val="left"/>
+                <w:spacing w:after="0" w:before="0" w:line="240" w:lineRule="auto"/>
+              </w:pPr>
+              <w:r>
+                <w:t xml:space="preserve">  "sort": {</w:t>
+              </w:r>
+            </w:p>
+            <w:p>
+              <w:pPr>
+                <w:spacing w:before="120" w:after="120" w:line="288" w:lineRule="auto"/>
+                <w:jc w:val="left"/>
+                <w:spacing w:after="0" w:before="0" w:line="240" w:lineRule="auto"/>
+              </w:pPr>
+              <w:r>
+                <w:t xml:space="preserve">  "by": "string",</w:t>
+              </w:r>
+            </w:p>
+            <w:p>
+              <w:pPr>
+                <w:spacing w:before="120" w:after="120" w:line="288" w:lineRule="auto"/>
+                <w:jc w:val="left"/>
+                <w:spacing w:after="0" w:before="0" w:line="240" w:lineRule="auto"/>
+              </w:pPr>
+              <w:r>
+                <w:t xml:space="preserve">  "order": "string"</w:t>
+              </w:r>
+            </w:p>
+            <w:p>
+              <w:pPr>
+                <w:spacing w:before="120" w:after="120" w:line="288" w:lineRule="auto"/>
+                <w:jc w:val="left"/>
+                <w:spacing w:after="0" w:before="0" w:line="240" w:lineRule="auto"/>
+              </w:pPr>
+              <w:r>
+                <w:t xml:space="preserve">}</w:t>
+              </w:r>
+            </w:p>
+            <w:p>
+              <w:pPr>
+                <w:spacing w:before="120" w:after="120" w:line="288" w:lineRule="auto"/>
+                <w:jc w:val="left"/>
+                <w:spacing w:after="0" w:before="0" w:line="240" w:lineRule="auto"/>
+              </w:pPr>
+              <w:r>
+                <w:t xml:space="preserve">}</w:t>
+              </w:r>
+            </w:p>
+          </w:tbl>
+          <w:p/>
+        </w:tc>
+        <w:tc>
+          <w:tcPr>
+            <w:tcW w:w="1950" w:type="dxa"/>
+            <w:hMerge w:val="continue"/>
+            <w:tcMar>
+              <w:top w:type="dxa" w:w="60"/>
+              <w:left w:type="dxa" w:w="120"/>
+              <w:bottom w:type="dxa" w:w="30"/>
+              <w:right w:type="dxa" w:w="120"/>
+            </w:tcMar>
+          </w:tcPr>
+          <w:p>
+            <w:pPr>
+              <w:spacing w:before="120" w:after="120" w:line="288" w:lineRule="auto"/>
+              <w:ind w:left="0"/>
+              <w:jc w:val="left"/>
+            </w:pPr>
+          </w:p>
+        </w:tc>
+        <w:tc>
+          <w:tcPr>
+            <w:tcW w:w="3960" w:type="dxa"/>
+            <w:hMerge w:val="continue"/>
+            <w:tcMar>
+              <w:top w:type="dxa" w:w="60"/>
+              <w:left w:type="dxa" w:w="120"/>
+              <w:bottom w:type="dxa" w:w="30"/>
+              <w:right w:type="dxa" w:w="120"/>
+            </w:tcMar>
+          </w:tcPr>
+          <w:p>
+            <w:pPr>
+              <w:spacing w:before="120" w:after="120" w:line="288" w:lineRule="auto"/>
+              <w:ind w:left="0"/>
+              <w:jc w:val="left"/>
+            </w:pPr>
+          </w:p>
+        </w:tc>
+      </w:tr>
+      <w:tr>
+        <w:tc>
+          <w:tcPr>
+            <w:tcW w:w="8280" w:type="dxa"/>
+            <w:hMerge w:val="restart"/>
+            <w:tcMar>
+              <w:top w:type="dxa" w:w="60"/>
+              <w:left w:type="dxa" w:w="120"/>
+              <w:bottom w:type="dxa" w:w="30"/>
+              <w:right w:type="dxa" w:w="120"/>
+            </w:tcMar>
+          </w:tcPr>
+          <w:p>
+            <w:pPr>
+              <w:spacing w:before="120" w:after="120" w:line="288" w:lineRule="auto"/>
+              <w:ind w:left="0"/>
+              <w:jc w:val="left"/>
+            </w:pPr>
+            <w:r>
+              <w:rPr>
+                <w:rFonts w:eastAsia="等线" w:ascii="Arial" w:cs="Arial" w:hAnsi="Arial"/>
+                <w:b w:val="true"/>
+                <w:sz w:val="22"/>
+              </w:rPr>
+              <w:t>Response [Contoh response]</w:t>
+            </w:r>
+          </w:p>
+        </w:tc>
+        <w:tc>
+          <w:tcPr>
+            <w:tcW w:w="1950" w:type="dxa"/>
+            <w:hMerge w:val="continue"/>
+            <w:tcMar>
+              <w:top w:type="dxa" w:w="60"/>
+              <w:left w:type="dxa" w:w="120"/>
+              <w:bottom w:type="dxa" w:w="30"/>
+              <w:right w:type="dxa" w:w="120"/>
+            </w:tcMar>
+          </w:tcPr>
+          <w:p>
+            <w:pPr>
+              <w:spacing w:before="120" w:after="120" w:line="288" w:lineRule="auto"/>
+              <w:ind w:left="0"/>
+              <w:jc w:val="left"/>
+            </w:pPr>
+          </w:p>
+        </w:tc>
+        <w:tc>
+          <w:tcPr>
+            <w:tcW w:w="3960" w:type="dxa"/>
+            <w:hMerge w:val="continue"/>
+            <w:tcMar>
+              <w:top w:type="dxa" w:w="60"/>
+              <w:left w:type="dxa" w:w="120"/>
+              <w:bottom w:type="dxa" w:w="30"/>
+              <w:right w:type="dxa" w:w="120"/>
+            </w:tcMar>
+          </w:tcPr>
+          <w:p>
+            <w:pPr>
+              <w:spacing w:before="120" w:after="120" w:line="288" w:lineRule="auto"/>
+              <w:ind w:left="0"/>
+              <w:jc w:val="left"/>
+            </w:pPr>
+          </w:p>
+        </w:tc>
+      </w:tr>
+      <w:tr>
+        <w:tc>
+          <w:tcPr>
+            <w:tcW w:w="4320" w:type="dxa"/>
+            <w:hMerge w:val="restart"/>
+            <w:tcMar>
+              <w:top w:type="dxa" w:w="60"/>
+              <w:left w:type="dxa" w:w="120"/>
+              <w:bottom w:type="dxa" w:w="30"/>
+              <w:right w:type="dxa" w:w="120"/>
+            </w:tcMar>
+          </w:tcPr>
+          <w:p>
+            <w:pPr>
+              <w:spacing w:before="120" w:after="120" w:line="288" w:lineRule="auto"/>
+              <w:ind w:left="0"/>
+              <w:jc w:val="left"/>
+            </w:pPr>
+            <w:r>
+              <w:rPr>
+                <w:rFonts w:eastAsia="等线" w:ascii="Arial" w:cs="Arial" w:hAnsi="Arial"/>
+                <w:b w:val="true"/>
+                <w:sz w:val="22"/>
+              </w:rPr>
+              <w:t>Success</w:t>
+            </w:r>
+          </w:p>
+        </w:tc>
+        <w:tc>
+          <w:tcPr>
+            <w:tcW w:w="1950" w:type="dxa"/>
+            <w:hMerge w:val="continue"/>
+            <w:tcMar>
+              <w:top w:type="dxa" w:w="60"/>
+              <w:left w:type="dxa" w:w="120"/>
+              <w:bottom w:type="dxa" w:w="30"/>
+              <w:right w:type="dxa" w:w="120"/>
+            </w:tcMar>
+          </w:tcPr>
+          <w:p>
+            <w:pPr>
+              <w:spacing w:before="120" w:after="120" w:line="288" w:lineRule="auto"/>
+              <w:ind w:left="0"/>
+              <w:jc w:val="left"/>
+            </w:pPr>
+          </w:p>
+        </w:tc>
+        <w:tc>
+          <w:tcPr>
+            <w:tcW w:w="3960" w:type="dxa"/>
+            <w:tcMar>
+              <w:top w:type="dxa" w:w="60"/>
+              <w:left w:type="dxa" w:w="120"/>
+              <w:bottom w:type="dxa" w:w="30"/>
+              <w:right w:type="dxa" w:w="120"/>
+            </w:tcMar>
+          </w:tcPr>
+          <w:p>
+            <w:pPr>
+              <w:spacing w:before="120" w:after="120" w:line="288" w:lineRule="auto"/>
+              <w:ind w:left="0"/>
+              <w:jc w:val="left"/>
+            </w:pPr>
+            <w:r>
+              <w:rPr>
+                <w:rFonts w:eastAsia="等线" w:ascii="Arial" w:cs="Arial" w:hAnsi="Arial"/>
+                <w:b w:val="true"/>
+                <w:sz w:val="22"/>
+              </w:rPr>
+              <w:t>Error</w:t>
+            </w:r>
+          </w:p>
+        </w:tc>
+      </w:tr>
+      <w:tr>
+        <w:tc>
+          <w:tcPr>
+            <w:tcW w:w="4320" w:type="dxa"/>
+            <w:hMerge w:val="restart"/>
+            <w:tcMar>
+              <w:top w:type="dxa" w:w="60"/>
+              <w:left w:type="dxa" w:w="120"/>
+              <w:bottom w:type="dxa" w:w="30"/>
+              <w:right w:type="dxa" w:w="120"/>
+            </w:tcMar>
+          </w:tcPr>
+          <w:p>
+            <w:pPr>
+              <w:spacing w:before="120" w:after="120" w:line="288" w:lineRule="auto"/>
+              <w:jc w:val="left"/>
+              <w:spacing w:after="0" w:before="0" w:line="240" w:lineRule="auto"/>
+            </w:pPr>
+            <w:r>
+              <w:t xml:space="preserve">Authorization</w:t>
+            </w:r>
+          </w:p>
+        </w:tc>
+        <w:tc>
+          <w:tcPr>
+            <w:tcW w:w="1950" w:type="dxa"/>
+            <w:hMerge w:val="continue"/>
+            <w:tcMar>
+              <w:top w:type="dxa" w:w="60"/>
+              <w:left w:type="dxa" w:w="120"/>
+              <w:bottom w:type="dxa" w:w="30"/>
+              <w:right w:type="dxa" w:w="120"/>
+            </w:tcMar>
+          </w:tcPr>
+          <w:p>
+            <w:pPr>
+              <w:spacing w:before="120" w:after="120" w:line="288" w:lineRule="auto"/>
+              <w:ind w:left="0"/>
+              <w:jc w:val="left"/>
+            </w:pPr>
+            <w:r>
+              <w:t xml:space="preserve">Yes</w:t>
+            </w:r>
+          </w:p>
+        </w:tc>
+        <w:tc>
+          <w:tcPr>
+            <w:tcW w:w="3960" w:type="dxa"/>
+            <w:tcMar>
+              <w:top w:type="dxa" w:w="60"/>
+              <w:left w:type="dxa" w:w="120"/>
+              <w:bottom w:type="dxa" w:w="30"/>
+              <w:right w:type="dxa" w:w="120"/>
+            </w:tcMar>
+          </w:tcPr>
+          <w:p>
+            <w:pPr>
+              <w:spacing w:before="120" w:after="120" w:line="288" w:lineRule="auto"/>
+              <w:jc w:val="left"/>
+              <w:spacing w:after="0" w:before="0" w:line="240" w:lineRule="auto"/>
+            </w:pPr>
+            <w:r>
+              <w:t xml:space="preserve">Bearer [JWT Token]</w:t>
+            </w:r>
+          </w:p>
+        </w:tc>
+      </w:tr>
+    </w:tbl>
+    <w:p/>
+    <w:p>
+      <w:pPr>
+        <w:pStyle w:val="3"/>
+        <w:spacing w:before="260" w:after="120" w:line="288" w:lineRule="auto"/>
+        <w:ind w:left="0"/>
+        <w:jc w:val="left"/>
+        <w:outlineLvl w:val="2"/>
+      </w:pPr>
+      <w:bookmarkStart w:name="heading_6" w:id="6"/>
+      <w:bookmarkStart w:id="10003" w:name="user_3"/>
+      <w:r>
+        <w:rPr>
+          <w:rFonts w:eastAsia="等线" w:ascii="Arial" w:cs="Arial" w:hAnsi="Arial"/>
+          <w:b w:val="true"/>
+          <w:sz w:val="28"/>
+        </w:rPr>
+        <w:t>GET /master/users/stats</w:t>
+      </w:r>
+      <w:bookmarkEnd w:id="6"/>
+      <w:bookmarkEnd w:id="10003"/>
+    </w:p>
+    <w:tbl>
+      <w:tblPr>
+        <w:tblW w:w="0" w:type="auto"/>
+        <w:tblInd w:w="0" w:type="dxa"/>
+        <w:tblBorders>
+          <w:top w:val="single" w:color="dee0e3"/>
+          <w:left w:val="single" w:color="dee0e3"/>
+          <w:bottom w:val="single" w:color="dee0e3"/>
+          <w:right w:val="single" w:color="dee0e3"/>
+          <w:insideH w:val="single" w:color="dee0e3"/>
+          <w:insideV w:val="single" w:color="dee0e3"/>
+        </w:tblBorders>
+        <w:tblLayout w:type="fixed"/>
+      </w:tblPr>
+      <w:tblGrid>
+        <w:gridCol w:w="2370"/>
+        <w:gridCol w:w="1950"/>
+        <w:gridCol w:w="3960"/>
+      </w:tblGrid>
+      <w:tr>
+        <w:tc>
+          <w:tcPr>
+            <w:tcW w:w="2370" w:type="dxa"/>
+            <w:tcMar>
+              <w:top w:type="dxa" w:w="60"/>
+              <w:left w:type="dxa" w:w="120"/>
+              <w:bottom w:type="dxa" w:w="30"/>
+              <w:right w:type="dxa" w:w="120"/>
+            </w:tcMar>
+          </w:tcPr>
+          <w:p>
+            <w:pPr>
+              <w:spacing w:before="120" w:after="120" w:line="288" w:lineRule="auto"/>
+              <w:ind w:left="0"/>
+              <w:jc w:val="left"/>
+            </w:pPr>
+            <w:r>
+              <w:rPr>
+                <w:rFonts w:eastAsia="等线" w:ascii="Arial" w:cs="Arial" w:hAnsi="Arial"/>
+                <w:b w:val="true"/>
+                <w:sz w:val="22"/>
+              </w:rPr>
+              <w:t>URL</w:t>
+            </w:r>
+          </w:p>
+        </w:tc>
+        <w:tc>
+          <w:tcPr>
+            <w:tcW w:w="1950" w:type="dxa"/>
+            <w:tcMar>
+              <w:top w:type="dxa" w:w="60"/>
+              <w:left w:type="dxa" w:w="120"/>
+              <w:bottom w:type="dxa" w:w="30"/>
+              <w:right w:type="dxa" w:w="120"/>
+            </w:tcMar>
+          </w:tcPr>
+          <w:p>
+            <w:pPr>
+              <w:spacing w:before="120" w:after="120" w:line="288" w:lineRule="auto"/>
+              <w:ind w:left="0"/>
+              <w:jc w:val="left"/>
+            </w:pPr>
+            <w:r>
+              <w:t xml:space="preserve">/api/v1/master/users/stats</w:t>
+            </w:r>
+          </w:p>
+        </w:tc>
+        <w:tc>
+          <w:tcPr>
+            <w:tcW w:w="3960" w:type="dxa"/>
+            <w:tcMar>
+              <w:top w:type="dxa" w:w="60"/>
+              <w:left w:type="dxa" w:w="120"/>
+              <w:bottom w:type="dxa" w:w="30"/>
+              <w:right w:type="dxa" w:w="120"/>
+            </w:tcMar>
+          </w:tcPr>
+          <w:p>
+            <w:pPr>
+              <w:spacing w:before="120" w:after="120" w:line="288" w:lineRule="auto"/>
+              <w:ind w:left="0"/>
+              <w:jc w:val="left"/>
+            </w:pPr>
+          </w:p>
+        </w:tc>
+      </w:tr>
+      <w:tr>
+        <w:tc>
+          <w:tcPr>
+            <w:tcW w:w="2370" w:type="dxa"/>
+            <w:tcMar>
+              <w:top w:type="dxa" w:w="60"/>
+              <w:left w:type="dxa" w:w="120"/>
+              <w:bottom w:type="dxa" w:w="30"/>
+              <w:right w:type="dxa" w:w="120"/>
+            </w:tcMar>
+          </w:tcPr>
+          <w:p>
+            <w:pPr>
+              <w:spacing w:before="120" w:after="120" w:line="288" w:lineRule="auto"/>
+              <w:ind w:left="0"/>
+              <w:jc w:val="left"/>
+            </w:pPr>
+            <w:r>
+              <w:rPr>
+                <w:rFonts w:eastAsia="等线" w:ascii="Arial" w:cs="Arial" w:hAnsi="Arial"/>
+                <w:b w:val="true"/>
+                <w:sz w:val="22"/>
+              </w:rPr>
+              <w:t>Method</w:t>
+            </w:r>
+          </w:p>
+        </w:tc>
+        <w:tc>
+          <w:tcPr>
+            <w:tcW w:w="5910" w:type="dxa"/>
+            <w:hMerge w:val="restart"/>
+            <w:tcMar>
+              <w:top w:type="dxa" w:w="60"/>
+              <w:left w:type="dxa" w:w="120"/>
+              <w:bottom w:type="dxa" w:w="30"/>
+              <w:right w:type="dxa" w:w="120"/>
+            </w:tcMar>
+          </w:tcPr>
+          <w:p>
+            <w:pPr>
+              <w:spacing w:before="120" w:after="120" w:line="288" w:lineRule="auto"/>
+              <w:ind w:left="0"/>
+              <w:jc w:val="left"/>
+            </w:pPr>
+            <w:r>
+              <w:t xml:space="preserve">GET</w:t>
+            </w:r>
+          </w:p>
+        </w:tc>
+        <w:tc>
+          <w:tcPr>
+            <w:tcW w:w="3960" w:type="dxa"/>
+            <w:hMerge w:val="continue"/>
+            <w:tcMar>
+              <w:top w:type="dxa" w:w="60"/>
+              <w:left w:type="dxa" w:w="120"/>
+              <w:bottom w:type="dxa" w:w="30"/>
+              <w:right w:type="dxa" w:w="120"/>
+            </w:tcMar>
+          </w:tcPr>
+          <w:p>
+            <w:pPr>
+              <w:spacing w:before="120" w:after="120" w:line="288" w:lineRule="auto"/>
+              <w:ind w:left="0"/>
+              <w:jc w:val="left"/>
+            </w:pPr>
+          </w:p>
+        </w:tc>
+      </w:tr>
+      <w:tr>
+        <w:tc>
+          <w:tcPr>
+            <w:tcW w:w="8280" w:type="dxa"/>
+            <w:hMerge w:val="restart"/>
+            <w:tcMar>
+              <w:top w:type="dxa" w:w="60"/>
+              <w:left w:type="dxa" w:w="120"/>
+              <w:bottom w:type="dxa" w:w="30"/>
+              <w:right w:type="dxa" w:w="120"/>
+            </w:tcMar>
+          </w:tcPr>
+          <w:p>
+            <w:pPr>
+              <w:spacing w:before="120" w:after="120" w:line="288" w:lineRule="auto"/>
+              <w:ind w:left="0"/>
+              <w:jc w:val="left"/>
+            </w:pPr>
+            <w:r>
+              <w:rPr>
+                <w:rFonts w:eastAsia="等线" w:ascii="Arial" w:cs="Arial" w:hAnsi="Arial"/>
+                <w:b w:val="true"/>
+                <w:sz w:val="22"/>
+              </w:rPr>
+              <w:t>Request Header [Daftar header yang wajib digunakan]</w:t>
+            </w:r>
+          </w:p>
+        </w:tc>
+        <w:tc>
+          <w:tcPr>
+            <w:tcW w:w="1950" w:type="dxa"/>
+            <w:hMerge w:val="continue"/>
+            <w:tcMar>
+              <w:top w:type="dxa" w:w="60"/>
+              <w:left w:type="dxa" w:w="120"/>
+              <w:bottom w:type="dxa" w:w="30"/>
+              <w:right w:type="dxa" w:w="120"/>
+            </w:tcMar>
+          </w:tcPr>
+          <w:p>
+            <w:pPr>
+              <w:spacing w:before="120" w:after="120" w:line="288" w:lineRule="auto"/>
+              <w:ind w:left="0"/>
+              <w:jc w:val="left"/>
+            </w:pPr>
+          </w:p>
+        </w:tc>
+        <w:tc>
+          <w:tcPr>
+            <w:tcW w:w="3960" w:type="dxa"/>
+            <w:hMerge w:val="continue"/>
+            <w:tcMar>
+              <w:top w:type="dxa" w:w="60"/>
+              <w:left w:type="dxa" w:w="120"/>
+              <w:bottom w:type="dxa" w:w="30"/>
+              <w:right w:type="dxa" w:w="120"/>
+            </w:tcMar>
+          </w:tcPr>
+          <w:p>
+            <w:pPr>
+              <w:spacing w:before="120" w:after="120" w:line="288" w:lineRule="auto"/>
+              <w:ind w:left="0"/>
+              <w:jc w:val="left"/>
+            </w:pPr>
+          </w:p>
+        </w:tc>
+      </w:tr>
+      <w:tr>
+        <w:tc>
+          <w:tcPr>
+            <w:tcW w:w="2370" w:type="dxa"/>
+            <w:tcMar>
+              <w:top w:type="dxa" w:w="60"/>
+              <w:left w:type="dxa" w:w="120"/>
+              <w:bottom w:type="dxa" w:w="30"/>
+              <w:right w:type="dxa" w:w="120"/>
+            </w:tcMar>
+          </w:tcPr>
+          <w:p>
+            <w:pPr>
+              <w:spacing w:before="120" w:after="120" w:line="288" w:lineRule="auto"/>
+              <w:ind w:left="0"/>
+              <w:jc w:val="left"/>
+            </w:pPr>
+            <w:r>
+              <w:rPr>
+                <w:rFonts w:eastAsia="等线" w:ascii="Arial" w:cs="Arial" w:hAnsi="Arial"/>
+                <w:b w:val="true"/>
+                <w:sz w:val="22"/>
+              </w:rPr>
+              <w:t>Field</w:t>
+            </w:r>
+          </w:p>
+        </w:tc>
+        <w:tc>
+          <w:tcPr>
+            <w:tcW w:w="1950" w:type="dxa"/>
+            <w:tcMar>
+              <w:top w:type="dxa" w:w="60"/>
+              <w:left w:type="dxa" w:w="120"/>
+              <w:bottom w:type="dxa" w:w="30"/>
+              <w:right w:type="dxa" w:w="120"/>
+            </w:tcMar>
+          </w:tcPr>
+          <w:p>
+            <w:pPr>
+              <w:spacing w:before="120" w:after="120" w:line="288" w:lineRule="auto"/>
+              <w:ind w:left="0"/>
+              <w:jc w:val="left"/>
+            </w:pPr>
+            <w:r>
+              <w:rPr>
+                <w:rFonts w:eastAsia="等线" w:ascii="Arial" w:cs="Arial" w:hAnsi="Arial"/>
+                <w:b w:val="true"/>
+                <w:sz w:val="22"/>
+              </w:rPr>
+              <w:t>Mandatory</w:t>
+            </w:r>
+          </w:p>
+        </w:tc>
+        <w:tc>
+          <w:tcPr>
+            <w:tcW w:w="3960" w:type="dxa"/>
+            <w:tcMar>
+              <w:top w:type="dxa" w:w="60"/>
+              <w:left w:type="dxa" w:w="120"/>
+              <w:bottom w:type="dxa" w:w="30"/>
+              <w:right w:type="dxa" w:w="120"/>
+            </w:tcMar>
+          </w:tcPr>
+          <w:p>
+            <w:pPr>
+              <w:spacing w:before="120" w:after="120" w:line="288" w:lineRule="auto"/>
+              <w:ind w:left="0"/>
+              <w:jc w:val="left"/>
+            </w:pPr>
+            <w:r>
+              <w:rPr>
+                <w:rFonts w:eastAsia="等线" w:ascii="Arial" w:cs="Arial" w:hAnsi="Arial"/>
+                <w:b w:val="true"/>
+                <w:sz w:val="22"/>
+              </w:rPr>
+              <w:t>Description</w:t>
+            </w:r>
+          </w:p>
+        </w:tc>
+      </w:tr>
+      <w:tr>
+        <w:tc>
+          <w:tcPr>
+            <w:tcW w:w="2370" w:type="dxa"/>
+            <w:tcMar>
+              <w:top w:type="dxa" w:w="60"/>
+              <w:left w:type="dxa" w:w="120"/>
+              <w:bottom w:type="dxa" w:w="30"/>
+              <w:right w:type="dxa" w:w="120"/>
+            </w:tcMar>
+          </w:tcPr>
+          <w:p>
+            <w:pPr>
+              <w:spacing w:before="120" w:after="120" w:line="288" w:lineRule="auto"/>
+              <w:ind w:left="0"/>
+              <w:jc w:val="left"/>
+            </w:pPr>
+            <w:r>
+              <w:t xml:space="preserve">Authorization</w:t>
+            </w:r>
+          </w:p>
+        </w:tc>
+        <w:tc>
+          <w:tcPr>
+            <w:tcW w:w="1950" w:type="dxa"/>
+            <w:tcMar>
+              <w:top w:type="dxa" w:w="60"/>
+              <w:left w:type="dxa" w:w="120"/>
+              <w:bottom w:type="dxa" w:w="30"/>
+              <w:right w:type="dxa" w:w="120"/>
+            </w:tcMar>
+          </w:tcPr>
+          <w:p>
+            <w:pPr>
+              <w:spacing w:before="120" w:after="120" w:line="288" w:lineRule="auto"/>
+              <w:ind w:left="0"/>
+              <w:jc w:val="left"/>
+            </w:pPr>
+            <w:r>
+              <w:t xml:space="preserve">Yes</w:t>
+            </w:r>
+          </w:p>
+        </w:tc>
+        <w:tc>
+          <w:tcPr>
+            <w:tcW w:w="3960" w:type="dxa"/>
+            <w:tcMar>
+              <w:top w:type="dxa" w:w="60"/>
+              <w:left w:type="dxa" w:w="120"/>
+              <w:bottom w:type="dxa" w:w="30"/>
+              <w:right w:type="dxa" w:w="120"/>
+            </w:tcMar>
+          </w:tcPr>
+          <w:p>
+            <w:pPr>
+              <w:spacing w:before="120" w:after="120" w:line="288" w:lineRule="auto"/>
+              <w:ind w:left="0"/>
+              <w:jc w:val="left"/>
+            </w:pPr>
+            <w:r>
+              <w:t xml:space="preserve">Bearer [JWT Token]</w:t>
+            </w:r>
+          </w:p>
+        </w:tc>
+      </w:tr>
+      <w:tr>
+        <w:tc>
+          <w:tcPr>
+            <w:tcW w:w="2370" w:type="dxa"/>
+            <w:tcMar>
+              <w:top w:type="dxa" w:w="60"/>
+              <w:left w:type="dxa" w:w="120"/>
+              <w:bottom w:type="dxa" w:w="30"/>
+              <w:right w:type="dxa" w:w="120"/>
+            </w:tcMar>
+          </w:tcPr>
+          <w:p>
+            <w:pPr>
+              <w:spacing w:before="120" w:after="120" w:line="288" w:lineRule="auto"/>
+              <w:ind w:left="0"/>
+              <w:jc w:val="left"/>
+            </w:pPr>
+          </w:p>
+        </w:tc>
+        <w:tc>
+          <w:tcPr>
+            <w:tcW w:w="1950" w:type="dxa"/>
+            <w:tcMar>
+              <w:top w:type="dxa" w:w="60"/>
+              <w:left w:type="dxa" w:w="120"/>
+              <w:bottom w:type="dxa" w:w="30"/>
+              <w:right w:type="dxa" w:w="120"/>
+            </w:tcMar>
+          </w:tcPr>
+          <w:p>
+            <w:pPr>
+              <w:spacing w:before="120" w:after="120" w:line="288" w:lineRule="auto"/>
+              <w:ind w:left="0"/>
+              <w:jc w:val="left"/>
+            </w:pPr>
+          </w:p>
+        </w:tc>
+        <w:tc>
+          <w:tcPr>
+            <w:tcW w:w="3960" w:type="dxa"/>
+            <w:tcMar>
+              <w:top w:type="dxa" w:w="60"/>
+              <w:left w:type="dxa" w:w="120"/>
+              <w:bottom w:type="dxa" w:w="30"/>
+              <w:right w:type="dxa" w:w="120"/>
+            </w:tcMar>
+          </w:tcPr>
+          <w:p>
+            <w:pPr>
+              <w:spacing w:before="120" w:after="120" w:line="288" w:lineRule="auto"/>
+              <w:ind w:left="0"/>
+              <w:jc w:val="left"/>
+            </w:pPr>
+          </w:p>
+        </w:tc>
+      </w:tr>
+      <w:tr>
+        <w:tc>
+          <w:tcPr>
+            <w:tcW w:w="8280" w:type="dxa"/>
+            <w:hMerge w:val="restart"/>
+            <w:tcMar>
+              <w:top w:type="dxa" w:w="60"/>
+              <w:left w:type="dxa" w:w="120"/>
+              <w:bottom w:type="dxa" w:w="30"/>
+              <w:right w:type="dxa" w:w="120"/>
+            </w:tcMar>
+          </w:tcPr>
+          <w:p>
+            <w:pPr>
+              <w:spacing w:before="120" w:after="120" w:line="288" w:lineRule="auto"/>
+              <w:ind w:left="0"/>
+              <w:jc w:val="left"/>
+            </w:pPr>
+            <w:r>
+              <w:rPr>
+                <w:rFonts w:eastAsia="等线" w:ascii="Arial" w:cs="Arial" w:hAnsi="Arial"/>
+                <w:b w:val="true"/>
+                <w:sz w:val="22"/>
+              </w:rPr>
+              <w:t>Request Body [Format JSON/XML yang harus dikirim]</w:t>
+            </w:r>
+          </w:p>
+        </w:tc>
+        <w:tc>
+          <w:tcPr>
+            <w:tcW w:w="1950" w:type="dxa"/>
+            <w:hMerge w:val="continue"/>
+            <w:tcMar>
+              <w:top w:type="dxa" w:w="60"/>
+              <w:left w:type="dxa" w:w="120"/>
+              <w:bottom w:type="dxa" w:w="30"/>
+              <w:right w:type="dxa" w:w="120"/>
+            </w:tcMar>
+          </w:tcPr>
+          <w:p>
+            <w:pPr>
+              <w:spacing w:before="120" w:after="120" w:line="288" w:lineRule="auto"/>
+              <w:ind w:left="0"/>
+              <w:jc w:val="left"/>
+            </w:pPr>
+          </w:p>
+        </w:tc>
+        <w:tc>
+          <w:tcPr>
+            <w:tcW w:w="3960" w:type="dxa"/>
+            <w:hMerge w:val="continue"/>
+            <w:tcMar>
+              <w:top w:type="dxa" w:w="60"/>
+              <w:left w:type="dxa" w:w="120"/>
+              <w:bottom w:type="dxa" w:w="30"/>
+              <w:right w:type="dxa" w:w="120"/>
+            </w:tcMar>
+          </w:tcPr>
+          <w:p>
+            <w:pPr>
+              <w:spacing w:before="120" w:after="120" w:line="288" w:lineRule="auto"/>
+              <w:ind w:left="0"/>
+              <w:jc w:val="left"/>
+            </w:pPr>
+          </w:p>
+        </w:tc>
+      </w:tr>
+      <w:tr>
+        <w:tc>
+          <w:tcPr>
+            <w:tcW w:w="8280" w:type="dxa"/>
+            <w:hMerge w:val="restart"/>
+            <w:tcMar>
+              <w:top w:type="dxa" w:w="60"/>
+              <w:left w:type="dxa" w:w="120"/>
+              <w:bottom w:type="dxa" w:w="30"/>
+              <w:right w:type="dxa" w:w="120"/>
+            </w:tcMar>
+          </w:tcPr>
+          <w:tbl>
+            <w:p>
+              <w:pPr>
+                <w:spacing w:before="120" w:after="120" w:line="288" w:lineRule="auto"/>
+                <w:jc w:val="left"/>
+                <w:spacing w:after="0" w:before="0" w:line="240" w:lineRule="auto"/>
+              </w:pPr>
+              <w:r>
+                <w:t xml:space="preserve">JSON</w:t>
+              </w:r>
+            </w:p>
+            <w:p>
+              <w:pPr>
+                <w:spacing w:before="120" w:after="120" w:line="288" w:lineRule="auto"/>
+                <w:jc w:val="left"/>
+                <w:spacing w:after="0" w:before="0" w:line="240" w:lineRule="auto"/>
+              </w:pPr>
+              <w:r>
+                <w:t xml:space="preserve">kode</w:t>
+              </w:r>
+            </w:p>
+            <w:p>
+              <w:pPr>
+                <w:spacing w:before="120" w:after="120" w:line="288" w:lineRule="auto"/>
+                <w:jc w:val="left"/>
+                <w:spacing w:after="0" w:before="0" w:line="240" w:lineRule="auto"/>
+              </w:pPr>
+              <w:r>
+                <w:t xml:space="preserve">{}</w:t>
+              </w:r>
+            </w:p>
+          </w:tbl>
+          <w:p/>
+        </w:tc>
+        <w:tc>
+          <w:tcPr>
+            <w:tcW w:w="1950" w:type="dxa"/>
+            <w:hMerge w:val="continue"/>
+            <w:tcMar>
+              <w:top w:type="dxa" w:w="60"/>
+              <w:left w:type="dxa" w:w="120"/>
+              <w:bottom w:type="dxa" w:w="30"/>
+              <w:right w:type="dxa" w:w="120"/>
+            </w:tcMar>
+          </w:tcPr>
+          <w:p>
+            <w:pPr>
+              <w:spacing w:before="120" w:after="120" w:line="288" w:lineRule="auto"/>
+              <w:ind w:left="0"/>
+              <w:jc w:val="left"/>
+            </w:pPr>
+          </w:p>
+        </w:tc>
+        <w:tc>
+          <w:tcPr>
+            <w:tcW w:w="3960" w:type="dxa"/>
+            <w:hMerge w:val="continue"/>
+            <w:tcMar>
+              <w:top w:type="dxa" w:w="60"/>
+              <w:left w:type="dxa" w:w="120"/>
+              <w:bottom w:type="dxa" w:w="30"/>
+              <w:right w:type="dxa" w:w="120"/>
+            </w:tcMar>
+          </w:tcPr>
+          <w:p>
+            <w:pPr>
+              <w:spacing w:before="120" w:after="120" w:line="288" w:lineRule="auto"/>
+              <w:ind w:left="0"/>
+              <w:jc w:val="left"/>
+            </w:pPr>
+          </w:p>
+        </w:tc>
+      </w:tr>
+      <w:tr>
+        <w:tc>
+          <w:tcPr>
+            <w:tcW w:w="8280" w:type="dxa"/>
+            <w:hMerge w:val="restart"/>
+            <w:tcMar>
+              <w:top w:type="dxa" w:w="60"/>
+              <w:left w:type="dxa" w:w="120"/>
+              <w:bottom w:type="dxa" w:w="30"/>
+              <w:right w:type="dxa" w:w="120"/>
+            </w:tcMar>
+          </w:tcPr>
+          <w:p>
+            <w:pPr>
+              <w:spacing w:before="120" w:after="120" w:line="288" w:lineRule="auto"/>
+              <w:ind w:left="0"/>
+              <w:jc w:val="left"/>
+            </w:pPr>
+            <w:r>
+              <w:rPr>
+                <w:rFonts w:eastAsia="等线" w:ascii="Arial" w:cs="Arial" w:hAnsi="Arial"/>
+                <w:b w:val="true"/>
+                <w:sz w:val="22"/>
+              </w:rPr>
+              <w:t>Response [Contoh response]</w:t>
+            </w:r>
+          </w:p>
+        </w:tc>
+        <w:tc>
+          <w:tcPr>
+            <w:tcW w:w="1950" w:type="dxa"/>
+            <w:hMerge w:val="continue"/>
+            <w:tcMar>
+              <w:top w:type="dxa" w:w="60"/>
+              <w:left w:type="dxa" w:w="120"/>
+              <w:bottom w:type="dxa" w:w="30"/>
+              <w:right w:type="dxa" w:w="120"/>
+            </w:tcMar>
+          </w:tcPr>
+          <w:p>
+            <w:pPr>
+              <w:spacing w:before="120" w:after="120" w:line="288" w:lineRule="auto"/>
+              <w:ind w:left="0"/>
+              <w:jc w:val="left"/>
+            </w:pPr>
+          </w:p>
+        </w:tc>
+        <w:tc>
+          <w:tcPr>
+            <w:tcW w:w="3960" w:type="dxa"/>
+            <w:hMerge w:val="continue"/>
+            <w:tcMar>
+              <w:top w:type="dxa" w:w="60"/>
+              <w:left w:type="dxa" w:w="120"/>
+              <w:bottom w:type="dxa" w:w="30"/>
+              <w:right w:type="dxa" w:w="120"/>
+            </w:tcMar>
+          </w:tcPr>
+          <w:p>
+            <w:pPr>
+              <w:spacing w:before="120" w:after="120" w:line="288" w:lineRule="auto"/>
+              <w:ind w:left="0"/>
+              <w:jc w:val="left"/>
+            </w:pPr>
+          </w:p>
+        </w:tc>
+      </w:tr>
+      <w:tr>
+        <w:tc>
+          <w:tcPr>
+            <w:tcW w:w="4320" w:type="dxa"/>
+            <w:hMerge w:val="restart"/>
+            <w:tcMar>
+              <w:top w:type="dxa" w:w="60"/>
+              <w:left w:type="dxa" w:w="120"/>
+              <w:bottom w:type="dxa" w:w="30"/>
+              <w:right w:type="dxa" w:w="120"/>
+            </w:tcMar>
+          </w:tcPr>
+          <w:p>
+            <w:pPr>
+              <w:spacing w:before="120" w:after="120" w:line="288" w:lineRule="auto"/>
+              <w:ind w:left="0"/>
+              <w:jc w:val="left"/>
+            </w:pPr>
+            <w:r>
+              <w:rPr>
+                <w:rFonts w:eastAsia="等线" w:ascii="Arial" w:cs="Arial" w:hAnsi="Arial"/>
+                <w:b w:val="true"/>
+                <w:sz w:val="22"/>
+              </w:rPr>
+              <w:t>Success</w:t>
+            </w:r>
+          </w:p>
+        </w:tc>
+        <w:tc>
+          <w:tcPr>
+            <w:tcW w:w="1950" w:type="dxa"/>
+            <w:hMerge w:val="continue"/>
+            <w:tcMar>
+              <w:top w:type="dxa" w:w="60"/>
+              <w:left w:type="dxa" w:w="120"/>
+              <w:bottom w:type="dxa" w:w="30"/>
+              <w:right w:type="dxa" w:w="120"/>
+            </w:tcMar>
+          </w:tcPr>
+          <w:p>
+            <w:pPr>
+              <w:spacing w:before="120" w:after="120" w:line="288" w:lineRule="auto"/>
+              <w:ind w:left="0"/>
+              <w:jc w:val="left"/>
+            </w:pPr>
+          </w:p>
+        </w:tc>
+        <w:tc>
+          <w:tcPr>
+            <w:tcW w:w="3960" w:type="dxa"/>
+            <w:tcMar>
+              <w:top w:type="dxa" w:w="60"/>
+              <w:left w:type="dxa" w:w="120"/>
+              <w:bottom w:type="dxa" w:w="30"/>
+              <w:right w:type="dxa" w:w="120"/>
+            </w:tcMar>
+          </w:tcPr>
+          <w:p>
+            <w:pPr>
+              <w:spacing w:before="120" w:after="120" w:line="288" w:lineRule="auto"/>
+              <w:ind w:left="0"/>
+              <w:jc w:val="left"/>
+            </w:pPr>
+            <w:r>
+              <w:rPr>
+                <w:rFonts w:eastAsia="等线" w:ascii="Arial" w:cs="Arial" w:hAnsi="Arial"/>
+                <w:b w:val="true"/>
+                <w:sz w:val="22"/>
+              </w:rPr>
+              <w:t>Error</w:t>
+            </w:r>
+          </w:p>
+        </w:tc>
+      </w:tr>
+      <w:tr>
+        <w:tc>
+          <w:tcPr>
+            <w:tcW w:w="4320" w:type="dxa"/>
+            <w:hMerge w:val="restart"/>
+            <w:tcMar>
+              <w:top w:type="dxa" w:w="60"/>
+              <w:left w:type="dxa" w:w="120"/>
+              <w:bottom w:type="dxa" w:w="30"/>
+              <w:right w:type="dxa" w:w="120"/>
+            </w:tcMar>
+          </w:tcPr>
+          <w:p>
+            <w:pPr>
+              <w:spacing w:before="120" w:after="120" w:line="288" w:lineRule="auto"/>
+              <w:jc w:val="left"/>
+              <w:spacing w:after="0" w:before="0" w:line="240" w:lineRule="auto"/>
+            </w:pPr>
+            <w:r>
+              <w:t xml:space="preserve">Authorization</w:t>
+            </w:r>
+          </w:p>
+        </w:tc>
+        <w:tc>
+          <w:tcPr>
+            <w:tcW w:w="1950" w:type="dxa"/>
+            <w:hMerge w:val="continue"/>
+            <w:tcMar>
+              <w:top w:type="dxa" w:w="60"/>
+              <w:left w:type="dxa" w:w="120"/>
+              <w:bottom w:type="dxa" w:w="30"/>
+              <w:right w:type="dxa" w:w="120"/>
+            </w:tcMar>
+          </w:tcPr>
+          <w:p>
+            <w:pPr>
+              <w:spacing w:before="120" w:after="120" w:line="288" w:lineRule="auto"/>
+              <w:ind w:left="0"/>
+              <w:jc w:val="left"/>
+            </w:pPr>
+            <w:r>
+              <w:t xml:space="preserve">Yes</w:t>
+            </w:r>
+          </w:p>
+        </w:tc>
+        <w:tc>
+          <w:tcPr>
+            <w:tcW w:w="3960" w:type="dxa"/>
+            <w:tcMar>
+              <w:top w:type="dxa" w:w="60"/>
+              <w:left w:type="dxa" w:w="120"/>
+              <w:bottom w:type="dxa" w:w="30"/>
+              <w:right w:type="dxa" w:w="120"/>
+            </w:tcMar>
+          </w:tcPr>
+          <w:p>
+            <w:pPr>
+              <w:spacing w:before="120" w:after="120" w:line="288" w:lineRule="auto"/>
+              <w:jc w:val="left"/>
+              <w:spacing w:after="0" w:before="0" w:line="240" w:lineRule="auto"/>
+            </w:pPr>
+            <w:r>
+              <w:t xml:space="preserve">Bearer [JWT Token]</w:t>
+            </w:r>
+          </w:p>
+        </w:tc>
+      </w:tr>
+    </w:tbl>
+    <w:p/>
+    <w:p>
+      <w:pPr>
+        <w:pStyle w:val="3"/>
+        <w:spacing w:before="260" w:after="120" w:line="288" w:lineRule="auto"/>
+        <w:ind w:left="0"/>
+        <w:jc w:val="left"/>
+        <w:outlineLvl w:val="2"/>
+      </w:pPr>
+      <w:bookmarkStart w:name="heading_6" w:id="6"/>
+      <w:bookmarkStart w:id="10004" w:name="user_4"/>
+      <w:r>
+        <w:rPr>
+          <w:rFonts w:eastAsia="等线" w:ascii="Arial" w:cs="Arial" w:hAnsi="Arial"/>
+          <w:b w:val="true"/>
+          <w:sz w:val="28"/>
+        </w:rPr>
+        <w:t>DELETE /master/users/{id}</w:t>
+      </w:r>
+      <w:bookmarkEnd w:id="6"/>
+      <w:bookmarkEnd w:id="10004"/>
+    </w:p>
+    <w:tbl>
+      <w:tblPr>
+        <w:tblW w:w="0" w:type="auto"/>
+        <w:tblInd w:w="0" w:type="dxa"/>
+        <w:tblBorders>
+          <w:top w:val="single" w:color="dee0e3"/>
+          <w:left w:val="single" w:color="dee0e3"/>
+          <w:bottom w:val="single" w:color="dee0e3"/>
+          <w:right w:val="single" w:color="dee0e3"/>
+          <w:insideH w:val="single" w:color="dee0e3"/>
+          <w:insideV w:val="single" w:color="dee0e3"/>
+        </w:tblBorders>
+        <w:tblLayout w:type="fixed"/>
+      </w:tblPr>
+      <w:tblGrid>
+        <w:gridCol w:w="2370"/>
+        <w:gridCol w:w="1950"/>
+        <w:gridCol w:w="3960"/>
+      </w:tblGrid>
+      <w:tr>
+        <w:tc>
+          <w:tcPr>
+            <w:tcW w:w="2370" w:type="dxa"/>
+            <w:tcMar>
+              <w:top w:type="dxa" w:w="60"/>
+              <w:left w:type="dxa" w:w="120"/>
+              <w:bottom w:type="dxa" w:w="30"/>
+              <w:right w:type="dxa" w:w="120"/>
+            </w:tcMar>
+          </w:tcPr>
+          <w:p>
+            <w:pPr>
+              <w:spacing w:before="120" w:after="120" w:line="288" w:lineRule="auto"/>
+              <w:ind w:left="0"/>
+              <w:jc w:val="left"/>
+            </w:pPr>
+            <w:r>
+              <w:rPr>
+                <w:rFonts w:eastAsia="等线" w:ascii="Arial" w:cs="Arial" w:hAnsi="Arial"/>
+                <w:b w:val="true"/>
+                <w:sz w:val="22"/>
+              </w:rPr>
+              <w:t>URL</w:t>
+            </w:r>
+          </w:p>
+        </w:tc>
+        <w:tc>
+          <w:tcPr>
+            <w:tcW w:w="1950" w:type="dxa"/>
+            <w:tcMar>
+              <w:top w:type="dxa" w:w="60"/>
+              <w:left w:type="dxa" w:w="120"/>
+              <w:bottom w:type="dxa" w:w="30"/>
+              <w:right w:type="dxa" w:w="120"/>
+            </w:tcMar>
+          </w:tcPr>
+          <w:p>
+            <w:pPr>
+              <w:spacing w:before="120" w:after="120" w:line="288" w:lineRule="auto"/>
+              <w:ind w:left="0"/>
+              <w:jc w:val="left"/>
+            </w:pPr>
+            <w:r>
+              <w:t xml:space="preserve">/api/v1/master/users/{id}</w:t>
+            </w:r>
+          </w:p>
+        </w:tc>
+        <w:tc>
+          <w:tcPr>
+            <w:tcW w:w="3960" w:type="dxa"/>
+            <w:tcMar>
+              <w:top w:type="dxa" w:w="60"/>
+              <w:left w:type="dxa" w:w="120"/>
+              <w:bottom w:type="dxa" w:w="30"/>
+              <w:right w:type="dxa" w:w="120"/>
+            </w:tcMar>
+          </w:tcPr>
+          <w:p>
+            <w:pPr>
+              <w:spacing w:before="120" w:after="120" w:line="288" w:lineRule="auto"/>
+              <w:ind w:left="0"/>
+              <w:jc w:val="left"/>
+            </w:pPr>
+          </w:p>
+        </w:tc>
+      </w:tr>
+      <w:tr>
+        <w:tc>
+          <w:tcPr>
+            <w:tcW w:w="2370" w:type="dxa"/>
+            <w:tcMar>
+              <w:top w:type="dxa" w:w="60"/>
+              <w:left w:type="dxa" w:w="120"/>
+              <w:bottom w:type="dxa" w:w="30"/>
+              <w:right w:type="dxa" w:w="120"/>
+            </w:tcMar>
+          </w:tcPr>
+          <w:p>
+            <w:pPr>
+              <w:spacing w:before="120" w:after="120" w:line="288" w:lineRule="auto"/>
+              <w:ind w:left="0"/>
+              <w:jc w:val="left"/>
+            </w:pPr>
+            <w:r>
+              <w:rPr>
+                <w:rFonts w:eastAsia="等线" w:ascii="Arial" w:cs="Arial" w:hAnsi="Arial"/>
+                <w:b w:val="true"/>
+                <w:sz w:val="22"/>
+              </w:rPr>
+              <w:t>Method</w:t>
+            </w:r>
+          </w:p>
+        </w:tc>
+        <w:tc>
+          <w:tcPr>
+            <w:tcW w:w="5910" w:type="dxa"/>
+            <w:hMerge w:val="restart"/>
+            <w:tcMar>
+              <w:top w:type="dxa" w:w="60"/>
+              <w:left w:type="dxa" w:w="120"/>
+              <w:bottom w:type="dxa" w:w="30"/>
+              <w:right w:type="dxa" w:w="120"/>
+            </w:tcMar>
+          </w:tcPr>
+          <w:p>
+            <w:pPr>
+              <w:spacing w:before="120" w:after="120" w:line="288" w:lineRule="auto"/>
+              <w:ind w:left="0"/>
+              <w:jc w:val="left"/>
+            </w:pPr>
+            <w:r>
+              <w:t xml:space="preserve">DELETE</w:t>
+            </w:r>
+          </w:p>
+        </w:tc>
+        <w:tc>
+          <w:tcPr>
+            <w:tcW w:w="3960" w:type="dxa"/>
+            <w:hMerge w:val="continue"/>
+            <w:tcMar>
+              <w:top w:type="dxa" w:w="60"/>
+              <w:left w:type="dxa" w:w="120"/>
+              <w:bottom w:type="dxa" w:w="30"/>
+              <w:right w:type="dxa" w:w="120"/>
+            </w:tcMar>
+          </w:tcPr>
+          <w:p>
+            <w:pPr>
+              <w:spacing w:before="120" w:after="120" w:line="288" w:lineRule="auto"/>
+              <w:ind w:left="0"/>
+              <w:jc w:val="left"/>
+            </w:pPr>
+          </w:p>
+        </w:tc>
+      </w:tr>
+      <w:tr>
+        <w:tc>
+          <w:tcPr>
+            <w:tcW w:w="8280" w:type="dxa"/>
+            <w:hMerge w:val="restart"/>
+            <w:tcMar>
+              <w:top w:type="dxa" w:w="60"/>
+              <w:left w:type="dxa" w:w="120"/>
+              <w:bottom w:type="dxa" w:w="30"/>
+              <w:right w:type="dxa" w:w="120"/>
+            </w:tcMar>
+          </w:tcPr>
+          <w:p>
+            <w:pPr>
+              <w:spacing w:before="120" w:after="120" w:line="288" w:lineRule="auto"/>
+              <w:ind w:left="0"/>
+              <w:jc w:val="left"/>
+            </w:pPr>
+            <w:r>
+              <w:rPr>
+                <w:rFonts w:eastAsia="等线" w:ascii="Arial" w:cs="Arial" w:hAnsi="Arial"/>
+                <w:b w:val="true"/>
+                <w:sz w:val="22"/>
+              </w:rPr>
+              <w:t>Request Header [Daftar header yang wajib digunakan]</w:t>
+            </w:r>
+          </w:p>
+        </w:tc>
+        <w:tc>
+          <w:tcPr>
+            <w:tcW w:w="1950" w:type="dxa"/>
+            <w:hMerge w:val="continue"/>
+            <w:tcMar>
+              <w:top w:type="dxa" w:w="60"/>
+              <w:left w:type="dxa" w:w="120"/>
+              <w:bottom w:type="dxa" w:w="30"/>
+              <w:right w:type="dxa" w:w="120"/>
+            </w:tcMar>
+          </w:tcPr>
+          <w:p>
+            <w:pPr>
+              <w:spacing w:before="120" w:after="120" w:line="288" w:lineRule="auto"/>
+              <w:ind w:left="0"/>
+              <w:jc w:val="left"/>
+            </w:pPr>
+          </w:p>
+        </w:tc>
+        <w:tc>
+          <w:tcPr>
+            <w:tcW w:w="3960" w:type="dxa"/>
+            <w:hMerge w:val="continue"/>
+            <w:tcMar>
+              <w:top w:type="dxa" w:w="60"/>
+              <w:left w:type="dxa" w:w="120"/>
+              <w:bottom w:type="dxa" w:w="30"/>
+              <w:right w:type="dxa" w:w="120"/>
+            </w:tcMar>
+          </w:tcPr>
+          <w:p>
+            <w:pPr>
+              <w:spacing w:before="120" w:after="120" w:line="288" w:lineRule="auto"/>
+              <w:ind w:left="0"/>
+              <w:jc w:val="left"/>
+            </w:pPr>
+          </w:p>
+        </w:tc>
+      </w:tr>
+      <w:tr>
+        <w:tc>
+          <w:tcPr>
+            <w:tcW w:w="2370" w:type="dxa"/>
+            <w:tcMar>
+              <w:top w:type="dxa" w:w="60"/>
+              <w:left w:type="dxa" w:w="120"/>
+              <w:bottom w:type="dxa" w:w="30"/>
+              <w:right w:type="dxa" w:w="120"/>
+            </w:tcMar>
+          </w:tcPr>
+          <w:p>
+            <w:pPr>
+              <w:spacing w:before="120" w:after="120" w:line="288" w:lineRule="auto"/>
+              <w:ind w:left="0"/>
+              <w:jc w:val="left"/>
+            </w:pPr>
+            <w:r>
+              <w:rPr>
+                <w:rFonts w:eastAsia="等线" w:ascii="Arial" w:cs="Arial" w:hAnsi="Arial"/>
+                <w:b w:val="true"/>
+                <w:sz w:val="22"/>
+              </w:rPr>
+              <w:t>Field</w:t>
+            </w:r>
+          </w:p>
+        </w:tc>
+        <w:tc>
+          <w:tcPr>
+            <w:tcW w:w="1950" w:type="dxa"/>
+            <w:tcMar>
+              <w:top w:type="dxa" w:w="60"/>
+              <w:left w:type="dxa" w:w="120"/>
+              <w:bottom w:type="dxa" w:w="30"/>
+              <w:right w:type="dxa" w:w="120"/>
+            </w:tcMar>
+          </w:tcPr>
+          <w:p>
+            <w:pPr>
+              <w:spacing w:before="120" w:after="120" w:line="288" w:lineRule="auto"/>
+              <w:ind w:left="0"/>
+              <w:jc w:val="left"/>
+            </w:pPr>
+            <w:r>
+              <w:rPr>
+                <w:rFonts w:eastAsia="等线" w:ascii="Arial" w:cs="Arial" w:hAnsi="Arial"/>
+                <w:b w:val="true"/>
+                <w:sz w:val="22"/>
+              </w:rPr>
+              <w:t>Mandatory</w:t>
+            </w:r>
+          </w:p>
+        </w:tc>
+        <w:tc>
+          <w:tcPr>
+            <w:tcW w:w="3960" w:type="dxa"/>
+            <w:tcMar>
+              <w:top w:type="dxa" w:w="60"/>
+              <w:left w:type="dxa" w:w="120"/>
+              <w:bottom w:type="dxa" w:w="30"/>
+              <w:right w:type="dxa" w:w="120"/>
+            </w:tcMar>
+          </w:tcPr>
+          <w:p>
+            <w:pPr>
+              <w:spacing w:before="120" w:after="120" w:line="288" w:lineRule="auto"/>
+              <w:ind w:left="0"/>
+              <w:jc w:val="left"/>
+            </w:pPr>
+            <w:r>
+              <w:rPr>
+                <w:rFonts w:eastAsia="等线" w:ascii="Arial" w:cs="Arial" w:hAnsi="Arial"/>
+                <w:b w:val="true"/>
+                <w:sz w:val="22"/>
+              </w:rPr>
+              <w:t>Description</w:t>
+            </w:r>
+          </w:p>
+        </w:tc>
+      </w:tr>
+      <w:tr>
+        <w:tc>
+          <w:tcPr>
+            <w:tcW w:w="2370" w:type="dxa"/>
+            <w:tcMar>
+              <w:top w:type="dxa" w:w="60"/>
+              <w:left w:type="dxa" w:w="120"/>
+              <w:bottom w:type="dxa" w:w="30"/>
+              <w:right w:type="dxa" w:w="120"/>
+            </w:tcMar>
+          </w:tcPr>
+          <w:p>
+            <w:pPr>
+              <w:spacing w:before="120" w:after="120" w:line="288" w:lineRule="auto"/>
+              <w:ind w:left="0"/>
+              <w:jc w:val="left"/>
+            </w:pPr>
+            <w:r>
+              <w:t xml:space="preserve">Authorization</w:t>
+            </w:r>
+          </w:p>
+        </w:tc>
+        <w:tc>
+          <w:tcPr>
+            <w:tcW w:w="1950" w:type="dxa"/>
+            <w:tcMar>
+              <w:top w:type="dxa" w:w="60"/>
+              <w:left w:type="dxa" w:w="120"/>
+              <w:bottom w:type="dxa" w:w="30"/>
+              <w:right w:type="dxa" w:w="120"/>
+            </w:tcMar>
+          </w:tcPr>
+          <w:p>
+            <w:pPr>
+              <w:spacing w:before="120" w:after="120" w:line="288" w:lineRule="auto"/>
+              <w:ind w:left="0"/>
+              <w:jc w:val="left"/>
+            </w:pPr>
+            <w:r>
+              <w:t xml:space="preserve">Yes</w:t>
+            </w:r>
+          </w:p>
+        </w:tc>
+        <w:tc>
+          <w:tcPr>
+            <w:tcW w:w="3960" w:type="dxa"/>
+            <w:tcMar>
+              <w:top w:type="dxa" w:w="60"/>
+              <w:left w:type="dxa" w:w="120"/>
+              <w:bottom w:type="dxa" w:w="30"/>
+              <w:right w:type="dxa" w:w="120"/>
+            </w:tcMar>
+          </w:tcPr>
+          <w:p>
+            <w:pPr>
+              <w:spacing w:before="120" w:after="120" w:line="288" w:lineRule="auto"/>
+              <w:ind w:left="0"/>
+              <w:jc w:val="left"/>
+            </w:pPr>
+            <w:r>
+              <w:t xml:space="preserve">Bearer [JWT Token]</w:t>
+            </w:r>
+          </w:p>
+        </w:tc>
+      </w:tr>
+      <w:tr>
+        <w:tc>
+          <w:tcPr>
+            <w:tcW w:w="2370" w:type="dxa"/>
+            <w:tcMar>
+              <w:top w:type="dxa" w:w="60"/>
+              <w:left w:type="dxa" w:w="120"/>
+              <w:bottom w:type="dxa" w:w="30"/>
+              <w:right w:type="dxa" w:w="120"/>
+            </w:tcMar>
+          </w:tcPr>
+          <w:p>
+            <w:pPr>
+              <w:spacing w:before="120" w:after="120" w:line="288" w:lineRule="auto"/>
+              <w:ind w:left="0"/>
+              <w:jc w:val="left"/>
+            </w:pPr>
+          </w:p>
+        </w:tc>
+        <w:tc>
+          <w:tcPr>
+            <w:tcW w:w="1950" w:type="dxa"/>
+            <w:tcMar>
+              <w:top w:type="dxa" w:w="60"/>
+              <w:left w:type="dxa" w:w="120"/>
+              <w:bottom w:type="dxa" w:w="30"/>
+              <w:right w:type="dxa" w:w="120"/>
+            </w:tcMar>
+          </w:tcPr>
+          <w:p>
+            <w:pPr>
+              <w:spacing w:before="120" w:after="120" w:line="288" w:lineRule="auto"/>
+              <w:ind w:left="0"/>
+              <w:jc w:val="left"/>
+            </w:pPr>
+          </w:p>
+        </w:tc>
+        <w:tc>
+          <w:tcPr>
+            <w:tcW w:w="3960" w:type="dxa"/>
+            <w:tcMar>
+              <w:top w:type="dxa" w:w="60"/>
+              <w:left w:type="dxa" w:w="120"/>
+              <w:bottom w:type="dxa" w:w="30"/>
+              <w:right w:type="dxa" w:w="120"/>
+            </w:tcMar>
+          </w:tcPr>
+          <w:p>
+            <w:pPr>
+              <w:spacing w:before="120" w:after="120" w:line="288" w:lineRule="auto"/>
+              <w:ind w:left="0"/>
+              <w:jc w:val="left"/>
+            </w:pPr>
+          </w:p>
+        </w:tc>
+      </w:tr>
+      <w:tr>
+        <w:tc>
+          <w:tcPr>
+            <w:tcW w:w="8280" w:type="dxa"/>
+            <w:hMerge w:val="restart"/>
+            <w:tcMar>
+              <w:top w:type="dxa" w:w="60"/>
+              <w:left w:type="dxa" w:w="120"/>
+              <w:bottom w:type="dxa" w:w="30"/>
+              <w:right w:type="dxa" w:w="120"/>
+            </w:tcMar>
+          </w:tcPr>
+          <w:p>
+            <w:pPr>
+              <w:spacing w:before="120" w:after="120" w:line="288" w:lineRule="auto"/>
+              <w:ind w:left="0"/>
+              <w:jc w:val="left"/>
+            </w:pPr>
+            <w:r>
+              <w:rPr>
+                <w:rFonts w:eastAsia="等线" w:ascii="Arial" w:cs="Arial" w:hAnsi="Arial"/>
+                <w:b w:val="true"/>
+                <w:sz w:val="22"/>
+              </w:rPr>
+              <w:t>Request Body [Format JSON/XML yang harus dikirim]</w:t>
+            </w:r>
+          </w:p>
+        </w:tc>
+        <w:tc>
+          <w:tcPr>
+            <w:tcW w:w="1950" w:type="dxa"/>
+            <w:hMerge w:val="continue"/>
+            <w:tcMar>
+              <w:top w:type="dxa" w:w="60"/>
+              <w:left w:type="dxa" w:w="120"/>
+              <w:bottom w:type="dxa" w:w="30"/>
+              <w:right w:type="dxa" w:w="120"/>
+            </w:tcMar>
+          </w:tcPr>
+          <w:p>
+            <w:pPr>
+              <w:spacing w:before="120" w:after="120" w:line="288" w:lineRule="auto"/>
+              <w:ind w:left="0"/>
+              <w:jc w:val="left"/>
+            </w:pPr>
+          </w:p>
+        </w:tc>
+        <w:tc>
+          <w:tcPr>
+            <w:tcW w:w="3960" w:type="dxa"/>
+            <w:hMerge w:val="continue"/>
+            <w:tcMar>
+              <w:top w:type="dxa" w:w="60"/>
+              <w:left w:type="dxa" w:w="120"/>
+              <w:bottom w:type="dxa" w:w="30"/>
+              <w:right w:type="dxa" w:w="120"/>
+            </w:tcMar>
+          </w:tcPr>
+          <w:p>
+            <w:pPr>
+              <w:spacing w:before="120" w:after="120" w:line="288" w:lineRule="auto"/>
+              <w:ind w:left="0"/>
+              <w:jc w:val="left"/>
+            </w:pPr>
+          </w:p>
+        </w:tc>
+      </w:tr>
+      <w:tr>
+        <w:tc>
+          <w:tcPr>
+            <w:tcW w:w="8280" w:type="dxa"/>
+            <w:hMerge w:val="restart"/>
+            <w:tcMar>
+              <w:top w:type="dxa" w:w="60"/>
+              <w:left w:type="dxa" w:w="120"/>
+              <w:bottom w:type="dxa" w:w="30"/>
+              <w:right w:type="dxa" w:w="120"/>
+            </w:tcMar>
+          </w:tcPr>
+          <w:tbl>
+            <w:p>
+              <w:pPr>
+                <w:spacing w:before="120" w:after="120" w:line="288" w:lineRule="auto"/>
+                <w:jc w:val="left"/>
+                <w:spacing w:after="0" w:before="0" w:line="240" w:lineRule="auto"/>
+              </w:pPr>
+              <w:r>
+                <w:t xml:space="preserve">JSON</w:t>
+              </w:r>
+            </w:p>
+            <w:p>
+              <w:pPr>
+                <w:spacing w:before="120" w:after="120" w:line="288" w:lineRule="auto"/>
+                <w:jc w:val="left"/>
+                <w:spacing w:after="0" w:before="0" w:line="240" w:lineRule="auto"/>
+              </w:pPr>
+              <w:r>
+                <w:t xml:space="preserve">kode</w:t>
+              </w:r>
+            </w:p>
+            <w:p>
+              <w:pPr>
+                <w:spacing w:before="120" w:after="120" w:line="288" w:lineRule="auto"/>
+                <w:jc w:val="left"/>
+                <w:spacing w:after="0" w:before="0" w:line="240" w:lineRule="auto"/>
+              </w:pPr>
+              <w:r>
+                <w:t xml:space="preserve">{}</w:t>
+              </w:r>
+            </w:p>
+          </w:tbl>
+          <w:p/>
+        </w:tc>
+        <w:tc>
+          <w:tcPr>
+            <w:tcW w:w="1950" w:type="dxa"/>
+            <w:hMerge w:val="continue"/>
+            <w:tcMar>
+              <w:top w:type="dxa" w:w="60"/>
+              <w:left w:type="dxa" w:w="120"/>
+              <w:bottom w:type="dxa" w:w="30"/>
+              <w:right w:type="dxa" w:w="120"/>
+            </w:tcMar>
+          </w:tcPr>
+          <w:p>
+            <w:pPr>
+              <w:spacing w:before="120" w:after="120" w:line="288" w:lineRule="auto"/>
+              <w:ind w:left="0"/>
+              <w:jc w:val="left"/>
+            </w:pPr>
+          </w:p>
+        </w:tc>
+        <w:tc>
+          <w:tcPr>
+            <w:tcW w:w="3960" w:type="dxa"/>
+            <w:hMerge w:val="continue"/>
+            <w:tcMar>
+              <w:top w:type="dxa" w:w="60"/>
+              <w:left w:type="dxa" w:w="120"/>
+              <w:bottom w:type="dxa" w:w="30"/>
+              <w:right w:type="dxa" w:w="120"/>
+            </w:tcMar>
+          </w:tcPr>
+          <w:p>
+            <w:pPr>
+              <w:spacing w:before="120" w:after="120" w:line="288" w:lineRule="auto"/>
+              <w:ind w:left="0"/>
+              <w:jc w:val="left"/>
+            </w:pPr>
+          </w:p>
+        </w:tc>
+      </w:tr>
+      <w:tr>
+        <w:tc>
+          <w:tcPr>
+            <w:tcW w:w="8280" w:type="dxa"/>
+            <w:hMerge w:val="restart"/>
+            <w:tcMar>
+              <w:top w:type="dxa" w:w="60"/>
+              <w:left w:type="dxa" w:w="120"/>
+              <w:bottom w:type="dxa" w:w="30"/>
+              <w:right w:type="dxa" w:w="120"/>
+            </w:tcMar>
+          </w:tcPr>
+          <w:p>
+            <w:pPr>
+              <w:spacing w:before="120" w:after="120" w:line="288" w:lineRule="auto"/>
+              <w:ind w:left="0"/>
+              <w:jc w:val="left"/>
+            </w:pPr>
+            <w:r>
+              <w:rPr>
+                <w:rFonts w:eastAsia="等线" w:ascii="Arial" w:cs="Arial" w:hAnsi="Arial"/>
+                <w:b w:val="true"/>
+                <w:sz w:val="22"/>
+              </w:rPr>
+              <w:t>Response [Contoh response]</w:t>
+            </w:r>
+          </w:p>
+        </w:tc>
+        <w:tc>
+          <w:tcPr>
+            <w:tcW w:w="1950" w:type="dxa"/>
+            <w:hMerge w:val="continue"/>
+            <w:tcMar>
+              <w:top w:type="dxa" w:w="60"/>
+              <w:left w:type="dxa" w:w="120"/>
+              <w:bottom w:type="dxa" w:w="30"/>
+              <w:right w:type="dxa" w:w="120"/>
+            </w:tcMar>
+          </w:tcPr>
+          <w:p>
+            <w:pPr>
+              <w:spacing w:before="120" w:after="120" w:line="288" w:lineRule="auto"/>
+              <w:ind w:left="0"/>
+              <w:jc w:val="left"/>
+            </w:pPr>
+          </w:p>
+        </w:tc>
+        <w:tc>
+          <w:tcPr>
+            <w:tcW w:w="3960" w:type="dxa"/>
+            <w:hMerge w:val="continue"/>
+            <w:tcMar>
+              <w:top w:type="dxa" w:w="60"/>
+              <w:left w:type="dxa" w:w="120"/>
+              <w:bottom w:type="dxa" w:w="30"/>
+              <w:right w:type="dxa" w:w="120"/>
+            </w:tcMar>
+          </w:tcPr>
+          <w:p>
+            <w:pPr>
+              <w:spacing w:before="120" w:after="120" w:line="288" w:lineRule="auto"/>
+              <w:ind w:left="0"/>
+              <w:jc w:val="left"/>
+            </w:pPr>
+          </w:p>
+        </w:tc>
+      </w:tr>
+      <w:tr>
+        <w:tc>
+          <w:tcPr>
+            <w:tcW w:w="4320" w:type="dxa"/>
+            <w:hMerge w:val="restart"/>
+            <w:tcMar>
+              <w:top w:type="dxa" w:w="60"/>
+              <w:left w:type="dxa" w:w="120"/>
+              <w:bottom w:type="dxa" w:w="30"/>
+              <w:right w:type="dxa" w:w="120"/>
+            </w:tcMar>
+          </w:tcPr>
+          <w:p>
+            <w:pPr>
+              <w:spacing w:before="120" w:after="120" w:line="288" w:lineRule="auto"/>
+              <w:ind w:left="0"/>
+              <w:jc w:val="left"/>
+            </w:pPr>
+            <w:r>
+              <w:rPr>
+                <w:rFonts w:eastAsia="等线" w:ascii="Arial" w:cs="Arial" w:hAnsi="Arial"/>
+                <w:b w:val="true"/>
+                <w:sz w:val="22"/>
+              </w:rPr>
+              <w:t>Success</w:t>
+            </w:r>
+          </w:p>
+        </w:tc>
+        <w:tc>
+          <w:tcPr>
+            <w:tcW w:w="1950" w:type="dxa"/>
+            <w:hMerge w:val="continue"/>
+            <w:tcMar>
+              <w:top w:type="dxa" w:w="60"/>
+              <w:left w:type="dxa" w:w="120"/>
+              <w:bottom w:type="dxa" w:w="30"/>
+              <w:right w:type="dxa" w:w="120"/>
+            </w:tcMar>
+          </w:tcPr>
+          <w:p>
+            <w:pPr>
+              <w:spacing w:before="120" w:after="120" w:line="288" w:lineRule="auto"/>
+              <w:ind w:left="0"/>
+              <w:jc w:val="left"/>
+            </w:pPr>
+          </w:p>
+        </w:tc>
+        <w:tc>
+          <w:tcPr>
+            <w:tcW w:w="3960" w:type="dxa"/>
+            <w:tcMar>
+              <w:top w:type="dxa" w:w="60"/>
+              <w:left w:type="dxa" w:w="120"/>
+              <w:bottom w:type="dxa" w:w="30"/>
+              <w:right w:type="dxa" w:w="120"/>
+            </w:tcMar>
+          </w:tcPr>
+          <w:p>
+            <w:pPr>
+              <w:spacing w:before="120" w:after="120" w:line="288" w:lineRule="auto"/>
+              <w:ind w:left="0"/>
+              <w:jc w:val="left"/>
+            </w:pPr>
+            <w:r>
+              <w:rPr>
+                <w:rFonts w:eastAsia="等线" w:ascii="Arial" w:cs="Arial" w:hAnsi="Arial"/>
+                <w:b w:val="true"/>
+                <w:sz w:val="22"/>
+              </w:rPr>
+              <w:t>Error</w:t>
+            </w:r>
+          </w:p>
+        </w:tc>
+      </w:tr>
+      <w:tr>
+        <w:tc>
+          <w:tcPr>
+            <w:tcW w:w="4320" w:type="dxa"/>
+            <w:hMerge w:val="restart"/>
+            <w:tcMar>
+              <w:top w:type="dxa" w:w="60"/>
+              <w:left w:type="dxa" w:w="120"/>
+              <w:bottom w:type="dxa" w:w="30"/>
+              <w:right w:type="dxa" w:w="120"/>
+            </w:tcMar>
+          </w:tcPr>
+          <w:p>
+            <w:pPr>
+              <w:spacing w:before="120" w:after="120" w:line="288" w:lineRule="auto"/>
+              <w:jc w:val="left"/>
+              <w:spacing w:after="0" w:before="0" w:line="240" w:lineRule="auto"/>
+            </w:pPr>
+            <w:r>
+              <w:t xml:space="preserve">Authorization</w:t>
+            </w:r>
+          </w:p>
+        </w:tc>
+        <w:tc>
+          <w:tcPr>
+            <w:tcW w:w="1950" w:type="dxa"/>
+            <w:hMerge w:val="continue"/>
+            <w:tcMar>
+              <w:top w:type="dxa" w:w="60"/>
+              <w:left w:type="dxa" w:w="120"/>
+              <w:bottom w:type="dxa" w:w="30"/>
+              <w:right w:type="dxa" w:w="120"/>
+            </w:tcMar>
+          </w:tcPr>
+          <w:p>
+            <w:pPr>
+              <w:spacing w:before="120" w:after="120" w:line="288" w:lineRule="auto"/>
+              <w:ind w:left="0"/>
+              <w:jc w:val="left"/>
+            </w:pPr>
+            <w:r>
+              <w:t xml:space="preserve">Yes</w:t>
+            </w:r>
+          </w:p>
+        </w:tc>
+        <w:tc>
+          <w:tcPr>
+            <w:tcW w:w="3960" w:type="dxa"/>
+            <w:tcMar>
+              <w:top w:type="dxa" w:w="60"/>
+              <w:left w:type="dxa" w:w="120"/>
+              <w:bottom w:type="dxa" w:w="30"/>
+              <w:right w:type="dxa" w:w="120"/>
+            </w:tcMar>
+          </w:tcPr>
+          <w:p>
+            <w:pPr>
+              <w:spacing w:before="120" w:after="120" w:line="288" w:lineRule="auto"/>
+              <w:jc w:val="left"/>
+              <w:spacing w:after="0" w:before="0" w:line="240" w:lineRule="auto"/>
+            </w:pPr>
+            <w:r>
+              <w:t xml:space="preserve">Bearer [JWT Token]</w:t>
+            </w:r>
+          </w:p>
+        </w:tc>
+      </w:tr>
+    </w:tbl>
+    <w:p/>
+    <w:p>
+      <w:pPr>
+        <w:pStyle w:val="3"/>
+        <w:spacing w:before="260" w:after="120" w:line="288" w:lineRule="auto"/>
+        <w:ind w:left="0"/>
+        <w:jc w:val="left"/>
+        <w:outlineLvl w:val="2"/>
+      </w:pPr>
+      <w:bookmarkStart w:name="heading_6" w:id="6"/>
+      <w:bookmarkStart w:id="10005" w:name="user_5"/>
+      <w:r>
+        <w:rPr>
+          <w:rFonts w:eastAsia="等线" w:ascii="Arial" w:cs="Arial" w:hAnsi="Arial"/>
+          <w:b w:val="true"/>
+          <w:sz w:val="28"/>
+        </w:rPr>
+        <w:t>GET /master/users/{id}</w:t>
+      </w:r>
+      <w:bookmarkEnd w:id="6"/>
+      <w:bookmarkEnd w:id="10005"/>
+    </w:p>
+    <w:tbl>
+      <w:tblPr>
+        <w:tblW w:w="0" w:type="auto"/>
+        <w:tblInd w:w="0" w:type="dxa"/>
+        <w:tblBorders>
+          <w:top w:val="single" w:color="dee0e3"/>
+          <w:left w:val="single" w:color="dee0e3"/>
+          <w:bottom w:val="single" w:color="dee0e3"/>
+          <w:right w:val="single" w:color="dee0e3"/>
+          <w:insideH w:val="single" w:color="dee0e3"/>
+          <w:insideV w:val="single" w:color="dee0e3"/>
+        </w:tblBorders>
+        <w:tblLayout w:type="fixed"/>
+      </w:tblPr>
+      <w:tblGrid>
+        <w:gridCol w:w="2370"/>
+        <w:gridCol w:w="1950"/>
+        <w:gridCol w:w="3960"/>
+      </w:tblGrid>
+      <w:tr>
+        <w:tc>
+          <w:tcPr>
+            <w:tcW w:w="2370" w:type="dxa"/>
+            <w:tcMar>
+              <w:top w:type="dxa" w:w="60"/>
+              <w:left w:type="dxa" w:w="120"/>
+              <w:bottom w:type="dxa" w:w="30"/>
+              <w:right w:type="dxa" w:w="120"/>
+            </w:tcMar>
+          </w:tcPr>
+          <w:p>
+            <w:pPr>
+              <w:spacing w:before="120" w:after="120" w:line="288" w:lineRule="auto"/>
+              <w:ind w:left="0"/>
+              <w:jc w:val="left"/>
+            </w:pPr>
+            <w:r>
+              <w:rPr>
+                <w:rFonts w:eastAsia="等线" w:ascii="Arial" w:cs="Arial" w:hAnsi="Arial"/>
+                <w:b w:val="true"/>
+                <w:sz w:val="22"/>
+              </w:rPr>
+              <w:t>URL</w:t>
+            </w:r>
+          </w:p>
+        </w:tc>
+        <w:tc>
+          <w:tcPr>
+            <w:tcW w:w="1950" w:type="dxa"/>
+            <w:tcMar>
+              <w:top w:type="dxa" w:w="60"/>
+              <w:left w:type="dxa" w:w="120"/>
+              <w:bottom w:type="dxa" w:w="30"/>
+              <w:right w:type="dxa" w:w="120"/>
+            </w:tcMar>
+          </w:tcPr>
+          <w:p>
+            <w:pPr>
+              <w:spacing w:before="120" w:after="120" w:line="288" w:lineRule="auto"/>
+              <w:ind w:left="0"/>
+              <w:jc w:val="left"/>
+            </w:pPr>
+            <w:r>
+              <w:t xml:space="preserve">/api/v1/master/users/{id}</w:t>
+            </w:r>
+          </w:p>
+        </w:tc>
+        <w:tc>
+          <w:tcPr>
+            <w:tcW w:w="3960" w:type="dxa"/>
+            <w:tcMar>
+              <w:top w:type="dxa" w:w="60"/>
+              <w:left w:type="dxa" w:w="120"/>
+              <w:bottom w:type="dxa" w:w="30"/>
+              <w:right w:type="dxa" w:w="120"/>
+            </w:tcMar>
+          </w:tcPr>
+          <w:p>
+            <w:pPr>
+              <w:spacing w:before="120" w:after="120" w:line="288" w:lineRule="auto"/>
+              <w:ind w:left="0"/>
+              <w:jc w:val="left"/>
+            </w:pPr>
+          </w:p>
+        </w:tc>
+      </w:tr>
+      <w:tr>
+        <w:tc>
+          <w:tcPr>
+            <w:tcW w:w="2370" w:type="dxa"/>
+            <w:tcMar>
+              <w:top w:type="dxa" w:w="60"/>
+              <w:left w:type="dxa" w:w="120"/>
+              <w:bottom w:type="dxa" w:w="30"/>
+              <w:right w:type="dxa" w:w="120"/>
+            </w:tcMar>
+          </w:tcPr>
+          <w:p>
+            <w:pPr>
+              <w:spacing w:before="120" w:after="120" w:line="288" w:lineRule="auto"/>
+              <w:ind w:left="0"/>
+              <w:jc w:val="left"/>
+            </w:pPr>
+            <w:r>
+              <w:rPr>
+                <w:rFonts w:eastAsia="等线" w:ascii="Arial" w:cs="Arial" w:hAnsi="Arial"/>
+                <w:b w:val="true"/>
+                <w:sz w:val="22"/>
+              </w:rPr>
+              <w:t>Method</w:t>
+            </w:r>
+          </w:p>
+        </w:tc>
+        <w:tc>
+          <w:tcPr>
+            <w:tcW w:w="5910" w:type="dxa"/>
+            <w:hMerge w:val="restart"/>
+            <w:tcMar>
+              <w:top w:type="dxa" w:w="60"/>
+              <w:left w:type="dxa" w:w="120"/>
+              <w:bottom w:type="dxa" w:w="30"/>
+              <w:right w:type="dxa" w:w="120"/>
+            </w:tcMar>
+          </w:tcPr>
+          <w:p>
+            <w:pPr>
+              <w:spacing w:before="120" w:after="120" w:line="288" w:lineRule="auto"/>
+              <w:ind w:left="0"/>
+              <w:jc w:val="left"/>
+            </w:pPr>
+            <w:r>
+              <w:t xml:space="preserve">GET</w:t>
+            </w:r>
+          </w:p>
+        </w:tc>
+        <w:tc>
+          <w:tcPr>
+            <w:tcW w:w="3960" w:type="dxa"/>
+            <w:hMerge w:val="continue"/>
+            <w:tcMar>
+              <w:top w:type="dxa" w:w="60"/>
+              <w:left w:type="dxa" w:w="120"/>
+              <w:bottom w:type="dxa" w:w="30"/>
+              <w:right w:type="dxa" w:w="120"/>
+            </w:tcMar>
+          </w:tcPr>
+          <w:p>
+            <w:pPr>
+              <w:spacing w:before="120" w:after="120" w:line="288" w:lineRule="auto"/>
+              <w:ind w:left="0"/>
+              <w:jc w:val="left"/>
+            </w:pPr>
+          </w:p>
+        </w:tc>
+      </w:tr>
+      <w:tr>
+        <w:tc>
+          <w:tcPr>
+            <w:tcW w:w="8280" w:type="dxa"/>
+            <w:hMerge w:val="restart"/>
+            <w:tcMar>
+              <w:top w:type="dxa" w:w="60"/>
+              <w:left w:type="dxa" w:w="120"/>
+              <w:bottom w:type="dxa" w:w="30"/>
+              <w:right w:type="dxa" w:w="120"/>
+            </w:tcMar>
+          </w:tcPr>
+          <w:p>
+            <w:pPr>
+              <w:spacing w:before="120" w:after="120" w:line="288" w:lineRule="auto"/>
+              <w:ind w:left="0"/>
+              <w:jc w:val="left"/>
+            </w:pPr>
+            <w:r>
+              <w:rPr>
+                <w:rFonts w:eastAsia="等线" w:ascii="Arial" w:cs="Arial" w:hAnsi="Arial"/>
+                <w:b w:val="true"/>
+                <w:sz w:val="22"/>
+              </w:rPr>
+              <w:t>Request Header [Daftar header yang wajib digunakan]</w:t>
+            </w:r>
+          </w:p>
+        </w:tc>
+        <w:tc>
+          <w:tcPr>
+            <w:tcW w:w="1950" w:type="dxa"/>
+            <w:hMerge w:val="continue"/>
+            <w:tcMar>
+              <w:top w:type="dxa" w:w="60"/>
+              <w:left w:type="dxa" w:w="120"/>
+              <w:bottom w:type="dxa" w:w="30"/>
+              <w:right w:type="dxa" w:w="120"/>
+            </w:tcMar>
+          </w:tcPr>
+          <w:p>
+            <w:pPr>
+              <w:spacing w:before="120" w:after="120" w:line="288" w:lineRule="auto"/>
+              <w:ind w:left="0"/>
+              <w:jc w:val="left"/>
+            </w:pPr>
+          </w:p>
+        </w:tc>
+        <w:tc>
+          <w:tcPr>
+            <w:tcW w:w="3960" w:type="dxa"/>
+            <w:hMerge w:val="continue"/>
+            <w:tcMar>
+              <w:top w:type="dxa" w:w="60"/>
+              <w:left w:type="dxa" w:w="120"/>
+              <w:bottom w:type="dxa" w:w="30"/>
+              <w:right w:type="dxa" w:w="120"/>
+            </w:tcMar>
+          </w:tcPr>
+          <w:p>
+            <w:pPr>
+              <w:spacing w:before="120" w:after="120" w:line="288" w:lineRule="auto"/>
+              <w:ind w:left="0"/>
+              <w:jc w:val="left"/>
+            </w:pPr>
+          </w:p>
+        </w:tc>
+      </w:tr>
+      <w:tr>
+        <w:tc>
+          <w:tcPr>
+            <w:tcW w:w="2370" w:type="dxa"/>
+            <w:tcMar>
+              <w:top w:type="dxa" w:w="60"/>
+              <w:left w:type="dxa" w:w="120"/>
+              <w:bottom w:type="dxa" w:w="30"/>
+              <w:right w:type="dxa" w:w="120"/>
+            </w:tcMar>
+          </w:tcPr>
+          <w:p>
+            <w:pPr>
+              <w:spacing w:before="120" w:after="120" w:line="288" w:lineRule="auto"/>
+              <w:ind w:left="0"/>
+              <w:jc w:val="left"/>
+            </w:pPr>
+            <w:r>
+              <w:rPr>
+                <w:rFonts w:eastAsia="等线" w:ascii="Arial" w:cs="Arial" w:hAnsi="Arial"/>
+                <w:b w:val="true"/>
+                <w:sz w:val="22"/>
+              </w:rPr>
+              <w:t>Field</w:t>
+            </w:r>
+          </w:p>
+        </w:tc>
+        <w:tc>
+          <w:tcPr>
+            <w:tcW w:w="1950" w:type="dxa"/>
+            <w:tcMar>
+              <w:top w:type="dxa" w:w="60"/>
+              <w:left w:type="dxa" w:w="120"/>
+              <w:bottom w:type="dxa" w:w="30"/>
+              <w:right w:type="dxa" w:w="120"/>
+            </w:tcMar>
+          </w:tcPr>
+          <w:p>
+            <w:pPr>
+              <w:spacing w:before="120" w:after="120" w:line="288" w:lineRule="auto"/>
+              <w:ind w:left="0"/>
+              <w:jc w:val="left"/>
+            </w:pPr>
+            <w:r>
+              <w:rPr>
+                <w:rFonts w:eastAsia="等线" w:ascii="Arial" w:cs="Arial" w:hAnsi="Arial"/>
+                <w:b w:val="true"/>
+                <w:sz w:val="22"/>
+              </w:rPr>
+              <w:t>Mandatory</w:t>
+            </w:r>
+          </w:p>
+        </w:tc>
+        <w:tc>
+          <w:tcPr>
+            <w:tcW w:w="3960" w:type="dxa"/>
+            <w:tcMar>
+              <w:top w:type="dxa" w:w="60"/>
+              <w:left w:type="dxa" w:w="120"/>
+              <w:bottom w:type="dxa" w:w="30"/>
+              <w:right w:type="dxa" w:w="120"/>
+            </w:tcMar>
+          </w:tcPr>
+          <w:p>
+            <w:pPr>
+              <w:spacing w:before="120" w:after="120" w:line="288" w:lineRule="auto"/>
+              <w:ind w:left="0"/>
+              <w:jc w:val="left"/>
+            </w:pPr>
+            <w:r>
+              <w:rPr>
+                <w:rFonts w:eastAsia="等线" w:ascii="Arial" w:cs="Arial" w:hAnsi="Arial"/>
+                <w:b w:val="true"/>
+                <w:sz w:val="22"/>
+              </w:rPr>
+              <w:t>Description</w:t>
+            </w:r>
+          </w:p>
+        </w:tc>
+      </w:tr>
+      <w:tr>
+        <w:tc>
+          <w:tcPr>
+            <w:tcW w:w="2370" w:type="dxa"/>
+            <w:tcMar>
+              <w:top w:type="dxa" w:w="60"/>
+              <w:left w:type="dxa" w:w="120"/>
+              <w:bottom w:type="dxa" w:w="30"/>
+              <w:right w:type="dxa" w:w="120"/>
+            </w:tcMar>
+          </w:tcPr>
+          <w:p>
+            <w:pPr>
+              <w:spacing w:before="120" w:after="120" w:line="288" w:lineRule="auto"/>
+              <w:ind w:left="0"/>
+              <w:jc w:val="left"/>
+            </w:pPr>
+            <w:r>
+              <w:t xml:space="preserve">Authorization</w:t>
+            </w:r>
+          </w:p>
+        </w:tc>
+        <w:tc>
+          <w:tcPr>
+            <w:tcW w:w="1950" w:type="dxa"/>
+            <w:tcMar>
+              <w:top w:type="dxa" w:w="60"/>
+              <w:left w:type="dxa" w:w="120"/>
+              <w:bottom w:type="dxa" w:w="30"/>
+              <w:right w:type="dxa" w:w="120"/>
+            </w:tcMar>
+          </w:tcPr>
+          <w:p>
+            <w:pPr>
+              <w:spacing w:before="120" w:after="120" w:line="288" w:lineRule="auto"/>
+              <w:ind w:left="0"/>
+              <w:jc w:val="left"/>
+            </w:pPr>
+            <w:r>
+              <w:t xml:space="preserve">Yes</w:t>
+            </w:r>
+          </w:p>
+        </w:tc>
+        <w:tc>
+          <w:tcPr>
+            <w:tcW w:w="3960" w:type="dxa"/>
+            <w:tcMar>
+              <w:top w:type="dxa" w:w="60"/>
+              <w:left w:type="dxa" w:w="120"/>
+              <w:bottom w:type="dxa" w:w="30"/>
+              <w:right w:type="dxa" w:w="120"/>
+            </w:tcMar>
+          </w:tcPr>
+          <w:p>
+            <w:pPr>
+              <w:spacing w:before="120" w:after="120" w:line="288" w:lineRule="auto"/>
+              <w:ind w:left="0"/>
+              <w:jc w:val="left"/>
+            </w:pPr>
+            <w:r>
+              <w:t xml:space="preserve">Bearer [JWT Token]</w:t>
+            </w:r>
+          </w:p>
+        </w:tc>
+      </w:tr>
+      <w:tr>
+        <w:tc>
+          <w:tcPr>
+            <w:tcW w:w="2370" w:type="dxa"/>
+            <w:tcMar>
+              <w:top w:type="dxa" w:w="60"/>
+              <w:left w:type="dxa" w:w="120"/>
+              <w:bottom w:type="dxa" w:w="30"/>
+              <w:right w:type="dxa" w:w="120"/>
+            </w:tcMar>
+          </w:tcPr>
+          <w:p>
+            <w:pPr>
+              <w:spacing w:before="120" w:after="120" w:line="288" w:lineRule="auto"/>
+              <w:ind w:left="0"/>
+              <w:jc w:val="left"/>
+            </w:pPr>
+          </w:p>
+        </w:tc>
+        <w:tc>
+          <w:tcPr>
+            <w:tcW w:w="1950" w:type="dxa"/>
+            <w:tcMar>
+              <w:top w:type="dxa" w:w="60"/>
+              <w:left w:type="dxa" w:w="120"/>
+              <w:bottom w:type="dxa" w:w="30"/>
+              <w:right w:type="dxa" w:w="120"/>
+            </w:tcMar>
+          </w:tcPr>
+          <w:p>
+            <w:pPr>
+              <w:spacing w:before="120" w:after="120" w:line="288" w:lineRule="auto"/>
+              <w:ind w:left="0"/>
+              <w:jc w:val="left"/>
+            </w:pPr>
+          </w:p>
+        </w:tc>
+        <w:tc>
+          <w:tcPr>
+            <w:tcW w:w="3960" w:type="dxa"/>
+            <w:tcMar>
+              <w:top w:type="dxa" w:w="60"/>
+              <w:left w:type="dxa" w:w="120"/>
+              <w:bottom w:type="dxa" w:w="30"/>
+              <w:right w:type="dxa" w:w="120"/>
+            </w:tcMar>
+          </w:tcPr>
+          <w:p>
+            <w:pPr>
+              <w:spacing w:before="120" w:after="120" w:line="288" w:lineRule="auto"/>
+              <w:ind w:left="0"/>
+              <w:jc w:val="left"/>
+            </w:pPr>
+          </w:p>
+        </w:tc>
+      </w:tr>
+      <w:tr>
+        <w:tc>
+          <w:tcPr>
+            <w:tcW w:w="8280" w:type="dxa"/>
+            <w:hMerge w:val="restart"/>
+            <w:tcMar>
+              <w:top w:type="dxa" w:w="60"/>
+              <w:left w:type="dxa" w:w="120"/>
+              <w:bottom w:type="dxa" w:w="30"/>
+              <w:right w:type="dxa" w:w="120"/>
+            </w:tcMar>
+          </w:tcPr>
+          <w:p>
+            <w:pPr>
+              <w:spacing w:before="120" w:after="120" w:line="288" w:lineRule="auto"/>
+              <w:ind w:left="0"/>
+              <w:jc w:val="left"/>
+            </w:pPr>
+            <w:r>
+              <w:rPr>
+                <w:rFonts w:eastAsia="等线" w:ascii="Arial" w:cs="Arial" w:hAnsi="Arial"/>
+                <w:b w:val="true"/>
+                <w:sz w:val="22"/>
+              </w:rPr>
+              <w:t>Request Body [Format JSON/XML yang harus dikirim]</w:t>
+            </w:r>
+          </w:p>
+        </w:tc>
+        <w:tc>
+          <w:tcPr>
+            <w:tcW w:w="1950" w:type="dxa"/>
+            <w:hMerge w:val="continue"/>
+            <w:tcMar>
+              <w:top w:type="dxa" w:w="60"/>
+              <w:left w:type="dxa" w:w="120"/>
+              <w:bottom w:type="dxa" w:w="30"/>
+              <w:right w:type="dxa" w:w="120"/>
+            </w:tcMar>
+          </w:tcPr>
+          <w:p>
+            <w:pPr>
+              <w:spacing w:before="120" w:after="120" w:line="288" w:lineRule="auto"/>
+              <w:ind w:left="0"/>
+              <w:jc w:val="left"/>
+            </w:pPr>
+          </w:p>
+        </w:tc>
+        <w:tc>
+          <w:tcPr>
+            <w:tcW w:w="3960" w:type="dxa"/>
+            <w:hMerge w:val="continue"/>
+            <w:tcMar>
+              <w:top w:type="dxa" w:w="60"/>
+              <w:left w:type="dxa" w:w="120"/>
+              <w:bottom w:type="dxa" w:w="30"/>
+              <w:right w:type="dxa" w:w="120"/>
+            </w:tcMar>
+          </w:tcPr>
+          <w:p>
+            <w:pPr>
+              <w:spacing w:before="120" w:after="120" w:line="288" w:lineRule="auto"/>
+              <w:ind w:left="0"/>
+              <w:jc w:val="left"/>
+            </w:pPr>
+          </w:p>
+        </w:tc>
+      </w:tr>
+      <w:tr>
+        <w:tc>
+          <w:tcPr>
+            <w:tcW w:w="8280" w:type="dxa"/>
+            <w:hMerge w:val="restart"/>
+            <w:tcMar>
+              <w:top w:type="dxa" w:w="60"/>
+              <w:left w:type="dxa" w:w="120"/>
+              <w:bottom w:type="dxa" w:w="30"/>
+              <w:right w:type="dxa" w:w="120"/>
+            </w:tcMar>
+          </w:tcPr>
+          <w:tbl>
+            <w:p>
+              <w:pPr>
+                <w:spacing w:before="120" w:after="120" w:line="288" w:lineRule="auto"/>
+                <w:jc w:val="left"/>
+                <w:spacing w:after="0" w:before="0" w:line="240" w:lineRule="auto"/>
+              </w:pPr>
+              <w:r>
+                <w:t xml:space="preserve">JSON</w:t>
+              </w:r>
+            </w:p>
+            <w:p>
+              <w:pPr>
+                <w:spacing w:before="120" w:after="120" w:line="288" w:lineRule="auto"/>
+                <w:jc w:val="left"/>
+                <w:spacing w:after="0" w:before="0" w:line="240" w:lineRule="auto"/>
+              </w:pPr>
+              <w:r>
+                <w:t xml:space="preserve">kode</w:t>
+              </w:r>
+            </w:p>
+            <w:p>
+              <w:pPr>
+                <w:spacing w:before="120" w:after="120" w:line="288" w:lineRule="auto"/>
+                <w:jc w:val="left"/>
+                <w:spacing w:after="0" w:before="0" w:line="240" w:lineRule="auto"/>
+              </w:pPr>
+              <w:r>
+                <w:t xml:space="preserve">{}</w:t>
+              </w:r>
+            </w:p>
+          </w:tbl>
+          <w:p/>
+        </w:tc>
+        <w:tc>
+          <w:tcPr>
+            <w:tcW w:w="1950" w:type="dxa"/>
+            <w:hMerge w:val="continue"/>
+            <w:tcMar>
+              <w:top w:type="dxa" w:w="60"/>
+              <w:left w:type="dxa" w:w="120"/>
+              <w:bottom w:type="dxa" w:w="30"/>
+              <w:right w:type="dxa" w:w="120"/>
+            </w:tcMar>
+          </w:tcPr>
+          <w:p>
+            <w:pPr>
+              <w:spacing w:before="120" w:after="120" w:line="288" w:lineRule="auto"/>
+              <w:ind w:left="0"/>
+              <w:jc w:val="left"/>
+            </w:pPr>
+          </w:p>
+        </w:tc>
+        <w:tc>
+          <w:tcPr>
+            <w:tcW w:w="3960" w:type="dxa"/>
+            <w:hMerge w:val="continue"/>
+            <w:tcMar>
+              <w:top w:type="dxa" w:w="60"/>
+              <w:left w:type="dxa" w:w="120"/>
+              <w:bottom w:type="dxa" w:w="30"/>
+              <w:right w:type="dxa" w:w="120"/>
+            </w:tcMar>
+          </w:tcPr>
+          <w:p>
+            <w:pPr>
+              <w:spacing w:before="120" w:after="120" w:line="288" w:lineRule="auto"/>
+              <w:ind w:left="0"/>
+              <w:jc w:val="left"/>
+            </w:pPr>
+          </w:p>
+        </w:tc>
+      </w:tr>
+      <w:tr>
+        <w:tc>
+          <w:tcPr>
+            <w:tcW w:w="8280" w:type="dxa"/>
+            <w:hMerge w:val="restart"/>
+            <w:tcMar>
+              <w:top w:type="dxa" w:w="60"/>
+              <w:left w:type="dxa" w:w="120"/>
+              <w:bottom w:type="dxa" w:w="30"/>
+              <w:right w:type="dxa" w:w="120"/>
+            </w:tcMar>
+          </w:tcPr>
+          <w:p>
+            <w:pPr>
+              <w:spacing w:before="120" w:after="120" w:line="288" w:lineRule="auto"/>
+              <w:ind w:left="0"/>
+              <w:jc w:val="left"/>
+            </w:pPr>
+            <w:r>
+              <w:rPr>
+                <w:rFonts w:eastAsia="等线" w:ascii="Arial" w:cs="Arial" w:hAnsi="Arial"/>
+                <w:b w:val="true"/>
+                <w:sz w:val="22"/>
+              </w:rPr>
+              <w:t>Response [Contoh response]</w:t>
+            </w:r>
+          </w:p>
+        </w:tc>
+        <w:tc>
+          <w:tcPr>
+            <w:tcW w:w="1950" w:type="dxa"/>
+            <w:hMerge w:val="continue"/>
+            <w:tcMar>
+              <w:top w:type="dxa" w:w="60"/>
+              <w:left w:type="dxa" w:w="120"/>
+              <w:bottom w:type="dxa" w:w="30"/>
+              <w:right w:type="dxa" w:w="120"/>
+            </w:tcMar>
+          </w:tcPr>
+          <w:p>
+            <w:pPr>
+              <w:spacing w:before="120" w:after="120" w:line="288" w:lineRule="auto"/>
+              <w:ind w:left="0"/>
+              <w:jc w:val="left"/>
+            </w:pPr>
+          </w:p>
+        </w:tc>
+        <w:tc>
+          <w:tcPr>
+            <w:tcW w:w="3960" w:type="dxa"/>
+            <w:hMerge w:val="continue"/>
+            <w:tcMar>
+              <w:top w:type="dxa" w:w="60"/>
+              <w:left w:type="dxa" w:w="120"/>
+              <w:bottom w:type="dxa" w:w="30"/>
+              <w:right w:type="dxa" w:w="120"/>
+            </w:tcMar>
+          </w:tcPr>
+          <w:p>
+            <w:pPr>
+              <w:spacing w:before="120" w:after="120" w:line="288" w:lineRule="auto"/>
+              <w:ind w:left="0"/>
+              <w:jc w:val="left"/>
+            </w:pPr>
+          </w:p>
+        </w:tc>
+      </w:tr>
+      <w:tr>
+        <w:tc>
+          <w:tcPr>
+            <w:tcW w:w="4320" w:type="dxa"/>
+            <w:hMerge w:val="restart"/>
+            <w:tcMar>
+              <w:top w:type="dxa" w:w="60"/>
+              <w:left w:type="dxa" w:w="120"/>
+              <w:bottom w:type="dxa" w:w="30"/>
+              <w:right w:type="dxa" w:w="120"/>
+            </w:tcMar>
+          </w:tcPr>
+          <w:p>
+            <w:pPr>
+              <w:spacing w:before="120" w:after="120" w:line="288" w:lineRule="auto"/>
+              <w:ind w:left="0"/>
+              <w:jc w:val="left"/>
+            </w:pPr>
+            <w:r>
+              <w:rPr>
+                <w:rFonts w:eastAsia="等线" w:ascii="Arial" w:cs="Arial" w:hAnsi="Arial"/>
+                <w:b w:val="true"/>
+                <w:sz w:val="22"/>
+              </w:rPr>
+              <w:t>Success</w:t>
+            </w:r>
+          </w:p>
+        </w:tc>
+        <w:tc>
+          <w:tcPr>
+            <w:tcW w:w="1950" w:type="dxa"/>
+            <w:hMerge w:val="continue"/>
+            <w:tcMar>
+              <w:top w:type="dxa" w:w="60"/>
+              <w:left w:type="dxa" w:w="120"/>
+              <w:bottom w:type="dxa" w:w="30"/>
+              <w:right w:type="dxa" w:w="120"/>
+            </w:tcMar>
+          </w:tcPr>
+          <w:p>
+            <w:pPr>
+              <w:spacing w:before="120" w:after="120" w:line="288" w:lineRule="auto"/>
+              <w:ind w:left="0"/>
+              <w:jc w:val="left"/>
+            </w:pPr>
+          </w:p>
+        </w:tc>
+        <w:tc>
+          <w:tcPr>
+            <w:tcW w:w="3960" w:type="dxa"/>
+            <w:tcMar>
+              <w:top w:type="dxa" w:w="60"/>
+              <w:left w:type="dxa" w:w="120"/>
+              <w:bottom w:type="dxa" w:w="30"/>
+              <w:right w:type="dxa" w:w="120"/>
+            </w:tcMar>
+          </w:tcPr>
+          <w:p>
+            <w:pPr>
+              <w:spacing w:before="120" w:after="120" w:line="288" w:lineRule="auto"/>
+              <w:ind w:left="0"/>
+              <w:jc w:val="left"/>
+            </w:pPr>
+            <w:r>
+              <w:rPr>
+                <w:rFonts w:eastAsia="等线" w:ascii="Arial" w:cs="Arial" w:hAnsi="Arial"/>
+                <w:b w:val="true"/>
+                <w:sz w:val="22"/>
+              </w:rPr>
+              <w:t>Error</w:t>
+            </w:r>
+          </w:p>
+        </w:tc>
+      </w:tr>
+      <w:tr>
+        <w:tc>
+          <w:tcPr>
+            <w:tcW w:w="4320" w:type="dxa"/>
+            <w:hMerge w:val="restart"/>
+            <w:tcMar>
+              <w:top w:type="dxa" w:w="60"/>
+              <w:left w:type="dxa" w:w="120"/>
+              <w:bottom w:type="dxa" w:w="30"/>
+              <w:right w:type="dxa" w:w="120"/>
+            </w:tcMar>
+          </w:tcPr>
+          <w:p>
+            <w:pPr>
+              <w:spacing w:before="120" w:after="120" w:line="288" w:lineRule="auto"/>
+              <w:jc w:val="left"/>
+              <w:spacing w:after="0" w:before="0" w:line="240" w:lineRule="auto"/>
+            </w:pPr>
+            <w:r>
+              <w:t xml:space="preserve">Authorization</w:t>
+            </w:r>
+          </w:p>
+        </w:tc>
+        <w:tc>
+          <w:tcPr>
+            <w:tcW w:w="1950" w:type="dxa"/>
+            <w:hMerge w:val="continue"/>
+            <w:tcMar>
+              <w:top w:type="dxa" w:w="60"/>
+              <w:left w:type="dxa" w:w="120"/>
+              <w:bottom w:type="dxa" w:w="30"/>
+              <w:right w:type="dxa" w:w="120"/>
+            </w:tcMar>
+          </w:tcPr>
+          <w:p>
+            <w:pPr>
+              <w:spacing w:before="120" w:after="120" w:line="288" w:lineRule="auto"/>
+              <w:ind w:left="0"/>
+              <w:jc w:val="left"/>
+            </w:pPr>
+            <w:r>
+              <w:t xml:space="preserve">Yes</w:t>
+            </w:r>
+          </w:p>
+        </w:tc>
+        <w:tc>
+          <w:tcPr>
+            <w:tcW w:w="3960" w:type="dxa"/>
+            <w:tcMar>
+              <w:top w:type="dxa" w:w="60"/>
+              <w:left w:type="dxa" w:w="120"/>
+              <w:bottom w:type="dxa" w:w="30"/>
+              <w:right w:type="dxa" w:w="120"/>
+            </w:tcMar>
+          </w:tcPr>
+          <w:p>
+            <w:pPr>
+              <w:spacing w:before="120" w:after="120" w:line="288" w:lineRule="auto"/>
+              <w:jc w:val="left"/>
+              <w:spacing w:after="0" w:before="0" w:line="240" w:lineRule="auto"/>
+            </w:pPr>
+            <w:r>
+              <w:t xml:space="preserve">Bearer [JWT Token]</w:t>
+            </w:r>
+          </w:p>
+        </w:tc>
+      </w:tr>
+    </w:tbl>
+    <w:p/>
+    <w:p>
+      <w:pPr>
+        <w:pStyle w:val="3"/>
+        <w:spacing w:before="260" w:after="120" w:line="288" w:lineRule="auto"/>
+        <w:ind w:left="0"/>
+        <w:jc w:val="left"/>
+        <w:outlineLvl w:val="2"/>
+      </w:pPr>
+      <w:bookmarkStart w:name="heading_6" w:id="6"/>
+      <w:bookmarkStart w:id="10006" w:name="user_6"/>
+      <w:r>
+        <w:rPr>
+          <w:rFonts w:eastAsia="等线" w:ascii="Arial" w:cs="Arial" w:hAnsi="Arial"/>
+          <w:b w:val="true"/>
+          <w:sz w:val="28"/>
+        </w:rPr>
+        <w:t>PUT /master/users/{id}</w:t>
+      </w:r>
+      <w:bookmarkEnd w:id="6"/>
+      <w:bookmarkEnd w:id="10006"/>
+    </w:p>
+    <w:tbl>
+      <w:tblPr>
+        <w:tblW w:w="0" w:type="auto"/>
+        <w:tblInd w:w="0" w:type="dxa"/>
+        <w:tblBorders>
+          <w:top w:val="single" w:color="dee0e3"/>
+          <w:left w:val="single" w:color="dee0e3"/>
+          <w:bottom w:val="single" w:color="dee0e3"/>
+          <w:right w:val="single" w:color="dee0e3"/>
+          <w:insideH w:val="single" w:color="dee0e3"/>
+          <w:insideV w:val="single" w:color="dee0e3"/>
+        </w:tblBorders>
+        <w:tblLayout w:type="fixed"/>
+      </w:tblPr>
+      <w:tblGrid>
+        <w:gridCol w:w="2370"/>
+        <w:gridCol w:w="1950"/>
+        <w:gridCol w:w="3960"/>
+      </w:tblGrid>
+      <w:tr>
+        <w:tc>
+          <w:tcPr>
+            <w:tcW w:w="2370" w:type="dxa"/>
+            <w:tcMar>
+              <w:top w:type="dxa" w:w="60"/>
+              <w:left w:type="dxa" w:w="120"/>
+              <w:bottom w:type="dxa" w:w="30"/>
+              <w:right w:type="dxa" w:w="120"/>
+            </w:tcMar>
+          </w:tcPr>
+          <w:p>
+            <w:pPr>
+              <w:spacing w:before="120" w:after="120" w:line="288" w:lineRule="auto"/>
+              <w:ind w:left="0"/>
+              <w:jc w:val="left"/>
+            </w:pPr>
+            <w:r>
+              <w:rPr>
+                <w:rFonts w:eastAsia="等线" w:ascii="Arial" w:cs="Arial" w:hAnsi="Arial"/>
+                <w:b w:val="true"/>
+                <w:sz w:val="22"/>
+              </w:rPr>
+              <w:t>URL</w:t>
+            </w:r>
+          </w:p>
+        </w:tc>
+        <w:tc>
+          <w:tcPr>
+            <w:tcW w:w="1950" w:type="dxa"/>
+            <w:tcMar>
+              <w:top w:type="dxa" w:w="60"/>
+              <w:left w:type="dxa" w:w="120"/>
+              <w:bottom w:type="dxa" w:w="30"/>
+              <w:right w:type="dxa" w:w="120"/>
+            </w:tcMar>
+          </w:tcPr>
+          <w:p>
+            <w:pPr>
+              <w:spacing w:before="120" w:after="120" w:line="288" w:lineRule="auto"/>
+              <w:ind w:left="0"/>
+              <w:jc w:val="left"/>
+            </w:pPr>
+            <w:r>
+              <w:t xml:space="preserve">/api/v1/master/users/{id}</w:t>
+            </w:r>
+          </w:p>
+        </w:tc>
+        <w:tc>
+          <w:tcPr>
+            <w:tcW w:w="3960" w:type="dxa"/>
+            <w:tcMar>
+              <w:top w:type="dxa" w:w="60"/>
+              <w:left w:type="dxa" w:w="120"/>
+              <w:bottom w:type="dxa" w:w="30"/>
+              <w:right w:type="dxa" w:w="120"/>
+            </w:tcMar>
+          </w:tcPr>
+          <w:p>
+            <w:pPr>
+              <w:spacing w:before="120" w:after="120" w:line="288" w:lineRule="auto"/>
+              <w:ind w:left="0"/>
+              <w:jc w:val="left"/>
+            </w:pPr>
+          </w:p>
+        </w:tc>
+      </w:tr>
+      <w:tr>
+        <w:tc>
+          <w:tcPr>
+            <w:tcW w:w="2370" w:type="dxa"/>
+            <w:tcMar>
+              <w:top w:type="dxa" w:w="60"/>
+              <w:left w:type="dxa" w:w="120"/>
+              <w:bottom w:type="dxa" w:w="30"/>
+              <w:right w:type="dxa" w:w="120"/>
+            </w:tcMar>
+          </w:tcPr>
+          <w:p>
+            <w:pPr>
+              <w:spacing w:before="120" w:after="120" w:line="288" w:lineRule="auto"/>
+              <w:ind w:left="0"/>
+              <w:jc w:val="left"/>
+            </w:pPr>
+            <w:r>
+              <w:rPr>
+                <w:rFonts w:eastAsia="等线" w:ascii="Arial" w:cs="Arial" w:hAnsi="Arial"/>
+                <w:b w:val="true"/>
+                <w:sz w:val="22"/>
+              </w:rPr>
+              <w:t>Method</w:t>
+            </w:r>
+          </w:p>
+        </w:tc>
+        <w:tc>
+          <w:tcPr>
+            <w:tcW w:w="5910" w:type="dxa"/>
+            <w:hMerge w:val="restart"/>
+            <w:tcMar>
+              <w:top w:type="dxa" w:w="60"/>
+              <w:left w:type="dxa" w:w="120"/>
+              <w:bottom w:type="dxa" w:w="30"/>
+              <w:right w:type="dxa" w:w="120"/>
+            </w:tcMar>
+          </w:tcPr>
+          <w:p>
+            <w:pPr>
+              <w:spacing w:before="120" w:after="120" w:line="288" w:lineRule="auto"/>
+              <w:ind w:left="0"/>
+              <w:jc w:val="left"/>
+            </w:pPr>
+            <w:r>
+              <w:t xml:space="preserve">PUT</w:t>
+            </w:r>
+          </w:p>
+        </w:tc>
+        <w:tc>
+          <w:tcPr>
+            <w:tcW w:w="3960" w:type="dxa"/>
+            <w:hMerge w:val="continue"/>
+            <w:tcMar>
+              <w:top w:type="dxa" w:w="60"/>
+              <w:left w:type="dxa" w:w="120"/>
+              <w:bottom w:type="dxa" w:w="30"/>
+              <w:right w:type="dxa" w:w="120"/>
+            </w:tcMar>
+          </w:tcPr>
+          <w:p>
+            <w:pPr>
+              <w:spacing w:before="120" w:after="120" w:line="288" w:lineRule="auto"/>
+              <w:ind w:left="0"/>
+              <w:jc w:val="left"/>
+            </w:pPr>
+          </w:p>
+        </w:tc>
+      </w:tr>
+      <w:tr>
+        <w:tc>
+          <w:tcPr>
+            <w:tcW w:w="8280" w:type="dxa"/>
+            <w:hMerge w:val="restart"/>
+            <w:tcMar>
+              <w:top w:type="dxa" w:w="60"/>
+              <w:left w:type="dxa" w:w="120"/>
+              <w:bottom w:type="dxa" w:w="30"/>
+              <w:right w:type="dxa" w:w="120"/>
+            </w:tcMar>
+          </w:tcPr>
+          <w:p>
+            <w:pPr>
+              <w:spacing w:before="120" w:after="120" w:line="288" w:lineRule="auto"/>
+              <w:ind w:left="0"/>
+              <w:jc w:val="left"/>
+            </w:pPr>
+            <w:r>
+              <w:rPr>
+                <w:rFonts w:eastAsia="等线" w:ascii="Arial" w:cs="Arial" w:hAnsi="Arial"/>
+                <w:b w:val="true"/>
+                <w:sz w:val="22"/>
+              </w:rPr>
+              <w:t>Request Header [Daftar header yang wajib digunakan]</w:t>
+            </w:r>
+          </w:p>
+        </w:tc>
+        <w:tc>
+          <w:tcPr>
+            <w:tcW w:w="1950" w:type="dxa"/>
+            <w:hMerge w:val="continue"/>
+            <w:tcMar>
+              <w:top w:type="dxa" w:w="60"/>
+              <w:left w:type="dxa" w:w="120"/>
+              <w:bottom w:type="dxa" w:w="30"/>
+              <w:right w:type="dxa" w:w="120"/>
+            </w:tcMar>
+          </w:tcPr>
+          <w:p>
+            <w:pPr>
+              <w:spacing w:before="120" w:after="120" w:line="288" w:lineRule="auto"/>
+              <w:ind w:left="0"/>
+              <w:jc w:val="left"/>
+            </w:pPr>
+          </w:p>
+        </w:tc>
+        <w:tc>
+          <w:tcPr>
+            <w:tcW w:w="3960" w:type="dxa"/>
+            <w:hMerge w:val="continue"/>
+            <w:tcMar>
+              <w:top w:type="dxa" w:w="60"/>
+              <w:left w:type="dxa" w:w="120"/>
+              <w:bottom w:type="dxa" w:w="30"/>
+              <w:right w:type="dxa" w:w="120"/>
+            </w:tcMar>
+          </w:tcPr>
+          <w:p>
+            <w:pPr>
+              <w:spacing w:before="120" w:after="120" w:line="288" w:lineRule="auto"/>
+              <w:ind w:left="0"/>
+              <w:jc w:val="left"/>
+            </w:pPr>
+          </w:p>
+        </w:tc>
+      </w:tr>
+      <w:tr>
+        <w:tc>
+          <w:tcPr>
+            <w:tcW w:w="2370" w:type="dxa"/>
+            <w:tcMar>
+              <w:top w:type="dxa" w:w="60"/>
+              <w:left w:type="dxa" w:w="120"/>
+              <w:bottom w:type="dxa" w:w="30"/>
+              <w:right w:type="dxa" w:w="120"/>
+            </w:tcMar>
+          </w:tcPr>
+          <w:p>
+            <w:pPr>
+              <w:spacing w:before="120" w:after="120" w:line="288" w:lineRule="auto"/>
+              <w:ind w:left="0"/>
+              <w:jc w:val="left"/>
+            </w:pPr>
+            <w:r>
+              <w:rPr>
+                <w:rFonts w:eastAsia="等线" w:ascii="Arial" w:cs="Arial" w:hAnsi="Arial"/>
+                <w:b w:val="true"/>
+                <w:sz w:val="22"/>
+              </w:rPr>
+              <w:t>Field</w:t>
+            </w:r>
+          </w:p>
+        </w:tc>
+        <w:tc>
+          <w:tcPr>
+            <w:tcW w:w="1950" w:type="dxa"/>
+            <w:tcMar>
+              <w:top w:type="dxa" w:w="60"/>
+              <w:left w:type="dxa" w:w="120"/>
+              <w:bottom w:type="dxa" w:w="30"/>
+              <w:right w:type="dxa" w:w="120"/>
+            </w:tcMar>
+          </w:tcPr>
+          <w:p>
+            <w:pPr>
+              <w:spacing w:before="120" w:after="120" w:line="288" w:lineRule="auto"/>
+              <w:ind w:left="0"/>
+              <w:jc w:val="left"/>
+            </w:pPr>
+            <w:r>
+              <w:rPr>
+                <w:rFonts w:eastAsia="等线" w:ascii="Arial" w:cs="Arial" w:hAnsi="Arial"/>
+                <w:b w:val="true"/>
+                <w:sz w:val="22"/>
+              </w:rPr>
+              <w:t>Mandatory</w:t>
+            </w:r>
+          </w:p>
+        </w:tc>
+        <w:tc>
+          <w:tcPr>
+            <w:tcW w:w="3960" w:type="dxa"/>
+            <w:tcMar>
+              <w:top w:type="dxa" w:w="60"/>
+              <w:left w:type="dxa" w:w="120"/>
+              <w:bottom w:type="dxa" w:w="30"/>
+              <w:right w:type="dxa" w:w="120"/>
+            </w:tcMar>
+          </w:tcPr>
+          <w:p>
+            <w:pPr>
+              <w:spacing w:before="120" w:after="120" w:line="288" w:lineRule="auto"/>
+              <w:ind w:left="0"/>
+              <w:jc w:val="left"/>
+            </w:pPr>
+            <w:r>
+              <w:rPr>
+                <w:rFonts w:eastAsia="等线" w:ascii="Arial" w:cs="Arial" w:hAnsi="Arial"/>
+                <w:b w:val="true"/>
+                <w:sz w:val="22"/>
+              </w:rPr>
+              <w:t>Description</w:t>
+            </w:r>
+          </w:p>
+        </w:tc>
+      </w:tr>
+      <w:tr>
+        <w:tc>
+          <w:tcPr>
+            <w:tcW w:w="2370" w:type="dxa"/>
+            <w:tcMar>
+              <w:top w:type="dxa" w:w="60"/>
+              <w:left w:type="dxa" w:w="120"/>
+              <w:bottom w:type="dxa" w:w="30"/>
+              <w:right w:type="dxa" w:w="120"/>
+            </w:tcMar>
+          </w:tcPr>
+          <w:p>
+            <w:pPr>
+              <w:spacing w:before="120" w:after="120" w:line="288" w:lineRule="auto"/>
+              <w:ind w:left="0"/>
+              <w:jc w:val="left"/>
+            </w:pPr>
+            <w:r>
+              <w:t xml:space="preserve">Authorization</w:t>
+            </w:r>
+          </w:p>
+        </w:tc>
+        <w:tc>
+          <w:tcPr>
+            <w:tcW w:w="1950" w:type="dxa"/>
+            <w:tcMar>
+              <w:top w:type="dxa" w:w="60"/>
+              <w:left w:type="dxa" w:w="120"/>
+              <w:bottom w:type="dxa" w:w="30"/>
+              <w:right w:type="dxa" w:w="120"/>
+            </w:tcMar>
+          </w:tcPr>
+          <w:p>
+            <w:pPr>
+              <w:spacing w:before="120" w:after="120" w:line="288" w:lineRule="auto"/>
+              <w:ind w:left="0"/>
+              <w:jc w:val="left"/>
+            </w:pPr>
+            <w:r>
+              <w:t xml:space="preserve">Yes</w:t>
+            </w:r>
+          </w:p>
+        </w:tc>
+        <w:tc>
+          <w:tcPr>
+            <w:tcW w:w="3960" w:type="dxa"/>
+            <w:tcMar>
+              <w:top w:type="dxa" w:w="60"/>
+              <w:left w:type="dxa" w:w="120"/>
+              <w:bottom w:type="dxa" w:w="30"/>
+              <w:right w:type="dxa" w:w="120"/>
+            </w:tcMar>
+          </w:tcPr>
+          <w:p>
+            <w:pPr>
+              <w:spacing w:before="120" w:after="120" w:line="288" w:lineRule="auto"/>
+              <w:ind w:left="0"/>
+              <w:jc w:val="left"/>
+            </w:pPr>
+            <w:r>
+              <w:t xml:space="preserve">Bearer [JWT Token]</w:t>
+            </w:r>
+          </w:p>
+        </w:tc>
+      </w:tr>
+      <w:tr>
+        <w:tc>
+          <w:tcPr>
+            <w:tcW w:w="2370" w:type="dxa"/>
+            <w:tcMar>
+              <w:top w:type="dxa" w:w="60"/>
+              <w:left w:type="dxa" w:w="120"/>
+              <w:bottom w:type="dxa" w:w="30"/>
+              <w:right w:type="dxa" w:w="120"/>
+            </w:tcMar>
+          </w:tcPr>
+          <w:p>
+            <w:pPr>
+              <w:spacing w:before="120" w:after="120" w:line="288" w:lineRule="auto"/>
+              <w:ind w:left="0"/>
+              <w:jc w:val="left"/>
+            </w:pPr>
+          </w:p>
+        </w:tc>
+        <w:tc>
+          <w:tcPr>
+            <w:tcW w:w="1950" w:type="dxa"/>
+            <w:tcMar>
+              <w:top w:type="dxa" w:w="60"/>
+              <w:left w:type="dxa" w:w="120"/>
+              <w:bottom w:type="dxa" w:w="30"/>
+              <w:right w:type="dxa" w:w="120"/>
+            </w:tcMar>
+          </w:tcPr>
+          <w:p>
+            <w:pPr>
+              <w:spacing w:before="120" w:after="120" w:line="288" w:lineRule="auto"/>
+              <w:ind w:left="0"/>
+              <w:jc w:val="left"/>
+            </w:pPr>
+          </w:p>
+        </w:tc>
+        <w:tc>
+          <w:tcPr>
+            <w:tcW w:w="3960" w:type="dxa"/>
+            <w:tcMar>
+              <w:top w:type="dxa" w:w="60"/>
+              <w:left w:type="dxa" w:w="120"/>
+              <w:bottom w:type="dxa" w:w="30"/>
+              <w:right w:type="dxa" w:w="120"/>
+            </w:tcMar>
+          </w:tcPr>
+          <w:p>
+            <w:pPr>
+              <w:spacing w:before="120" w:after="120" w:line="288" w:lineRule="auto"/>
+              <w:ind w:left="0"/>
+              <w:jc w:val="left"/>
+            </w:pPr>
+          </w:p>
+        </w:tc>
+      </w:tr>
+      <w:tr>
+        <w:tc>
+          <w:tcPr>
+            <w:tcW w:w="8280" w:type="dxa"/>
+            <w:hMerge w:val="restart"/>
+            <w:tcMar>
+              <w:top w:type="dxa" w:w="60"/>
+              <w:left w:type="dxa" w:w="120"/>
+              <w:bottom w:type="dxa" w:w="30"/>
+              <w:right w:type="dxa" w:w="120"/>
+            </w:tcMar>
+          </w:tcPr>
+          <w:p>
+            <w:pPr>
+              <w:spacing w:before="120" w:after="120" w:line="288" w:lineRule="auto"/>
+              <w:ind w:left="0"/>
+              <w:jc w:val="left"/>
+            </w:pPr>
+            <w:r>
+              <w:rPr>
+                <w:rFonts w:eastAsia="等线" w:ascii="Arial" w:cs="Arial" w:hAnsi="Arial"/>
+                <w:b w:val="true"/>
+                <w:sz w:val="22"/>
+              </w:rPr>
+              <w:t>Request Body [Format JSON/XML yang harus dikirim]</w:t>
+            </w:r>
+          </w:p>
+        </w:tc>
+        <w:tc>
+          <w:tcPr>
+            <w:tcW w:w="1950" w:type="dxa"/>
+            <w:hMerge w:val="continue"/>
+            <w:tcMar>
+              <w:top w:type="dxa" w:w="60"/>
+              <w:left w:type="dxa" w:w="120"/>
+              <w:bottom w:type="dxa" w:w="30"/>
+              <w:right w:type="dxa" w:w="120"/>
+            </w:tcMar>
+          </w:tcPr>
+          <w:p>
+            <w:pPr>
+              <w:spacing w:before="120" w:after="120" w:line="288" w:lineRule="auto"/>
+              <w:ind w:left="0"/>
+              <w:jc w:val="left"/>
+            </w:pPr>
+          </w:p>
+        </w:tc>
+        <w:tc>
+          <w:tcPr>
+            <w:tcW w:w="3960" w:type="dxa"/>
+            <w:hMerge w:val="continue"/>
+            <w:tcMar>
+              <w:top w:type="dxa" w:w="60"/>
+              <w:left w:type="dxa" w:w="120"/>
+              <w:bottom w:type="dxa" w:w="30"/>
+              <w:right w:type="dxa" w:w="120"/>
+            </w:tcMar>
+          </w:tcPr>
+          <w:p>
+            <w:pPr>
+              <w:spacing w:before="120" w:after="120" w:line="288" w:lineRule="auto"/>
+              <w:ind w:left="0"/>
+              <w:jc w:val="left"/>
+            </w:pPr>
+          </w:p>
+        </w:tc>
+      </w:tr>
+      <w:tr>
+        <w:tc>
+          <w:tcPr>
+            <w:tcW w:w="8280" w:type="dxa"/>
+            <w:hMerge w:val="restart"/>
+            <w:tcMar>
+              <w:top w:type="dxa" w:w="60"/>
+              <w:left w:type="dxa" w:w="120"/>
+              <w:bottom w:type="dxa" w:w="30"/>
+              <w:right w:type="dxa" w:w="120"/>
+            </w:tcMar>
+          </w:tcPr>
+          <w:tbl>
+            <w:p>
+              <w:pPr>
+                <w:spacing w:before="120" w:after="120" w:line="288" w:lineRule="auto"/>
+                <w:jc w:val="left"/>
+                <w:spacing w:after="0" w:before="0" w:line="240" w:lineRule="auto"/>
+              </w:pPr>
+              <w:r>
+                <w:t xml:space="preserve">JSON</w:t>
+              </w:r>
+            </w:p>
+            <w:p>
+              <w:pPr>
+                <w:spacing w:before="120" w:after="120" w:line="288" w:lineRule="auto"/>
+                <w:jc w:val="left"/>
+                <w:spacing w:after="0" w:before="0" w:line="240" w:lineRule="auto"/>
+              </w:pPr>
+              <w:r>
+                <w:t xml:space="preserve">kode</w:t>
+              </w:r>
+            </w:p>
+            <w:p>
+              <w:pPr>
+                <w:spacing w:before="120" w:after="120" w:line="288" w:lineRule="auto"/>
+                <w:jc w:val="left"/>
+                <w:spacing w:after="0" w:before="0" w:line="240" w:lineRule="auto"/>
+              </w:pPr>
+              <w:r>
+                <w:t xml:space="preserve">{</w:t>
+              </w:r>
+            </w:p>
+            <w:p>
+              <w:pPr>
+                <w:spacing w:before="120" w:after="120" w:line="288" w:lineRule="auto"/>
+                <w:jc w:val="left"/>
+                <w:spacing w:after="0" w:before="0" w:line="240" w:lineRule="auto"/>
+              </w:pPr>
+              <w:r>
+                <w:t xml:space="preserve">  "access_status": 0,</w:t>
+              </w:r>
+            </w:p>
+            <w:p>
+              <w:pPr>
+                <w:spacing w:before="120" w:after="120" w:line="288" w:lineRule="auto"/>
+                <w:jc w:val="left"/>
+                <w:spacing w:after="0" w:before="0" w:line="240" w:lineRule="auto"/>
+              </w:pPr>
+              <w:r>
+                <w:t xml:space="preserve">  "branch_codes": [</w:t>
+              </w:r>
+            </w:p>
+            <w:p>
+              <w:pPr>
+                <w:spacing w:before="120" w:after="120" w:line="288" w:lineRule="auto"/>
+                <w:jc w:val="left"/>
+                <w:spacing w:after="0" w:before="0" w:line="240" w:lineRule="auto"/>
+              </w:pPr>
+              <w:r>
+                <w:t xml:space="preserve">  "string"</w:t>
+              </w:r>
+            </w:p>
+            <w:p>
+              <w:pPr>
+                <w:spacing w:before="120" w:after="120" w:line="288" w:lineRule="auto"/>
+                <w:jc w:val="left"/>
+                <w:spacing w:after="0" w:before="0" w:line="240" w:lineRule="auto"/>
+              </w:pPr>
+              <w:r>
+                <w:t xml:space="preserve">],</w:t>
+              </w:r>
+            </w:p>
+            <w:p>
+              <w:pPr>
+                <w:spacing w:before="120" w:after="120" w:line="288" w:lineRule="auto"/>
+                <w:jc w:val="left"/>
+                <w:spacing w:after="0" w:before="0" w:line="240" w:lineRule="auto"/>
+              </w:pPr>
+              <w:r>
+                <w:t xml:space="preserve">  "branch_name": "string",</w:t>
+              </w:r>
+            </w:p>
+            <w:p>
+              <w:pPr>
+                <w:spacing w:before="120" w:after="120" w:line="288" w:lineRule="auto"/>
+                <w:jc w:val="left"/>
+                <w:spacing w:after="0" w:before="0" w:line="240" w:lineRule="auto"/>
+              </w:pPr>
+              <w:r>
+                <w:t xml:space="preserve">  "company_code": "string",</w:t>
+              </w:r>
+            </w:p>
+            <w:p>
+              <w:pPr>
+                <w:spacing w:before="120" w:after="120" w:line="288" w:lineRule="auto"/>
+                <w:jc w:val="left"/>
+                <w:spacing w:after="0" w:before="0" w:line="240" w:lineRule="auto"/>
+              </w:pPr>
+              <w:r>
+                <w:t xml:space="preserve">  "email": "string",</w:t>
+              </w:r>
+            </w:p>
+            <w:p>
+              <w:pPr>
+                <w:spacing w:before="120" w:after="120" w:line="288" w:lineRule="auto"/>
+                <w:jc w:val="left"/>
+                <w:spacing w:after="0" w:before="0" w:line="240" w:lineRule="auto"/>
+              </w:pPr>
+              <w:r>
+                <w:t xml:space="preserve">  "employee_id": "string",</w:t>
+              </w:r>
+            </w:p>
+            <w:p>
+              <w:pPr>
+                <w:spacing w:before="120" w:after="120" w:line="288" w:lineRule="auto"/>
+                <w:jc w:val="left"/>
+                <w:spacing w:after="0" w:before="0" w:line="240" w:lineRule="auto"/>
+              </w:pPr>
+              <w:r>
+                <w:t xml:space="preserve">  "full_name": "string",</w:t>
+              </w:r>
+            </w:p>
+            <w:p>
+              <w:pPr>
+                <w:spacing w:before="120" w:after="120" w:line="288" w:lineRule="auto"/>
+                <w:jc w:val="left"/>
+                <w:spacing w:after="0" w:before="0" w:line="240" w:lineRule="auto"/>
+              </w:pPr>
+              <w:r>
+                <w:t xml:space="preserve">  "job_title": "string",</w:t>
+              </w:r>
+            </w:p>
+            <w:p>
+              <w:pPr>
+                <w:spacing w:before="120" w:after="120" w:line="288" w:lineRule="auto"/>
+                <w:jc w:val="left"/>
+                <w:spacing w:after="0" w:before="0" w:line="240" w:lineRule="auto"/>
+              </w:pPr>
+              <w:r>
+                <w:t xml:space="preserve">  "password": "string",</w:t>
+              </w:r>
+            </w:p>
+            <w:p>
+              <w:pPr>
+                <w:spacing w:before="120" w:after="120" w:line="288" w:lineRule="auto"/>
+                <w:jc w:val="left"/>
+                <w:spacing w:after="0" w:before="0" w:line="240" w:lineRule="auto"/>
+              </w:pPr>
+              <w:r>
+                <w:t xml:space="preserve">  "personnel_area": "string",</w:t>
+              </w:r>
+            </w:p>
+            <w:p>
+              <w:pPr>
+                <w:spacing w:before="120" w:after="120" w:line="288" w:lineRule="auto"/>
+                <w:jc w:val="left"/>
+                <w:spacing w:after="0" w:before="0" w:line="240" w:lineRule="auto"/>
+              </w:pPr>
+              <w:r>
+                <w:t xml:space="preserve">  "personnel_sub_area": "string",</w:t>
+              </w:r>
+            </w:p>
+            <w:p>
+              <w:pPr>
+                <w:spacing w:before="120" w:after="120" w:line="288" w:lineRule="auto"/>
+                <w:jc w:val="left"/>
+                <w:spacing w:after="0" w:before="0" w:line="240" w:lineRule="auto"/>
+              </w:pPr>
+              <w:r>
+                <w:t xml:space="preserve">  "phone_number": "string",</w:t>
+              </w:r>
+            </w:p>
+            <w:p>
+              <w:pPr>
+                <w:spacing w:before="120" w:after="120" w:line="288" w:lineRule="auto"/>
+                <w:jc w:val="left"/>
+                <w:spacing w:after="0" w:before="0" w:line="240" w:lineRule="auto"/>
+              </w:pPr>
+              <w:r>
+                <w:t xml:space="preserve">  "profit_center": "string",</w:t>
+              </w:r>
+            </w:p>
+            <w:p>
+              <w:pPr>
+                <w:spacing w:before="120" w:after="120" w:line="288" w:lineRule="auto"/>
+                <w:jc w:val="left"/>
+                <w:spacing w:after="0" w:before="0" w:line="240" w:lineRule="auto"/>
+              </w:pPr>
+              <w:r>
+                <w:t xml:space="preserve">  "role_id": 0,</w:t>
+              </w:r>
+            </w:p>
+            <w:p>
+              <w:pPr>
+                <w:spacing w:before="120" w:after="120" w:line="288" w:lineRule="auto"/>
+                <w:jc w:val="left"/>
+                <w:spacing w:after="0" w:before="0" w:line="240" w:lineRule="auto"/>
+              </w:pPr>
+              <w:r>
+                <w:t xml:space="preserve">  "status": "string",</w:t>
+              </w:r>
+            </w:p>
+            <w:p>
+              <w:pPr>
+                <w:spacing w:before="120" w:after="120" w:line="288" w:lineRule="auto"/>
+                <w:jc w:val="left"/>
+                <w:spacing w:after="0" w:before="0" w:line="240" w:lineRule="auto"/>
+              </w:pPr>
+              <w:r>
+                <w:t xml:space="preserve">  "sub_unit_name": "string",</w:t>
+              </w:r>
+            </w:p>
+            <w:p>
+              <w:pPr>
+                <w:spacing w:before="120" w:after="120" w:line="288" w:lineRule="auto"/>
+                <w:jc w:val="left"/>
+                <w:spacing w:after="0" w:before="0" w:line="240" w:lineRule="auto"/>
+              </w:pPr>
+              <w:r>
+                <w:t xml:space="preserve">  "superuser": true,</w:t>
+              </w:r>
+            </w:p>
+            <w:p>
+              <w:pPr>
+                <w:spacing w:before="120" w:after="120" w:line="288" w:lineRule="auto"/>
+                <w:jc w:val="left"/>
+                <w:spacing w:after="0" w:before="0" w:line="240" w:lineRule="auto"/>
+              </w:pPr>
+              <w:r>
+                <w:t xml:space="preserve">  "terminal_codes": [</w:t>
+              </w:r>
+            </w:p>
+            <w:p>
+              <w:pPr>
+                <w:spacing w:before="120" w:after="120" w:line="288" w:lineRule="auto"/>
+                <w:jc w:val="left"/>
+                <w:spacing w:after="0" w:before="0" w:line="240" w:lineRule="auto"/>
+              </w:pPr>
+              <w:r>
+                <w:t xml:space="preserve">  "string"</w:t>
+              </w:r>
+            </w:p>
+            <w:p>
+              <w:pPr>
+                <w:spacing w:before="120" w:after="120" w:line="288" w:lineRule="auto"/>
+                <w:jc w:val="left"/>
+                <w:spacing w:after="0" w:before="0" w:line="240" w:lineRule="auto"/>
+              </w:pPr>
+              <w:r>
+                <w:t xml:space="preserve">],</w:t>
+              </w:r>
+            </w:p>
+            <w:p>
+              <w:pPr>
+                <w:spacing w:before="120" w:after="120" w:line="288" w:lineRule="auto"/>
+                <w:jc w:val="left"/>
+                <w:spacing w:after="0" w:before="0" w:line="240" w:lineRule="auto"/>
+              </w:pPr>
+              <w:r>
+                <w:t xml:space="preserve">  "terminal_name": "string"</w:t>
+              </w:r>
+            </w:p>
+            <w:p>
+              <w:pPr>
+                <w:spacing w:before="120" w:after="120" w:line="288" w:lineRule="auto"/>
+                <w:jc w:val="left"/>
+                <w:spacing w:after="0" w:before="0" w:line="240" w:lineRule="auto"/>
+              </w:pPr>
+              <w:r>
+                <w:t xml:space="preserve">}</w:t>
+              </w:r>
+            </w:p>
+          </w:tbl>
+          <w:p/>
+        </w:tc>
+        <w:tc>
+          <w:tcPr>
+            <w:tcW w:w="1950" w:type="dxa"/>
+            <w:hMerge w:val="continue"/>
+            <w:tcMar>
+              <w:top w:type="dxa" w:w="60"/>
+              <w:left w:type="dxa" w:w="120"/>
+              <w:bottom w:type="dxa" w:w="30"/>
+              <w:right w:type="dxa" w:w="120"/>
+            </w:tcMar>
+          </w:tcPr>
+          <w:p>
+            <w:pPr>
+              <w:spacing w:before="120" w:after="120" w:line="288" w:lineRule="auto"/>
+              <w:ind w:left="0"/>
+              <w:jc w:val="left"/>
+            </w:pPr>
+          </w:p>
+        </w:tc>
+        <w:tc>
+          <w:tcPr>
+            <w:tcW w:w="3960" w:type="dxa"/>
+            <w:hMerge w:val="continue"/>
+            <w:tcMar>
+              <w:top w:type="dxa" w:w="60"/>
+              <w:left w:type="dxa" w:w="120"/>
+              <w:bottom w:type="dxa" w:w="30"/>
+              <w:right w:type="dxa" w:w="120"/>
+            </w:tcMar>
+          </w:tcPr>
+          <w:p>
+            <w:pPr>
+              <w:spacing w:before="120" w:after="120" w:line="288" w:lineRule="auto"/>
+              <w:ind w:left="0"/>
+              <w:jc w:val="left"/>
+            </w:pPr>
+          </w:p>
+        </w:tc>
+      </w:tr>
+      <w:tr>
+        <w:tc>
+          <w:tcPr>
+            <w:tcW w:w="8280" w:type="dxa"/>
+            <w:hMerge w:val="restart"/>
+            <w:tcMar>
+              <w:top w:type="dxa" w:w="60"/>
+              <w:left w:type="dxa" w:w="120"/>
+              <w:bottom w:type="dxa" w:w="30"/>
+              <w:right w:type="dxa" w:w="120"/>
+            </w:tcMar>
+          </w:tcPr>
+          <w:p>
+            <w:pPr>
+              <w:spacing w:before="120" w:after="120" w:line="288" w:lineRule="auto"/>
+              <w:ind w:left="0"/>
+              <w:jc w:val="left"/>
+            </w:pPr>
+            <w:r>
+              <w:rPr>
+                <w:rFonts w:eastAsia="等线" w:ascii="Arial" w:cs="Arial" w:hAnsi="Arial"/>
+                <w:b w:val="true"/>
+                <w:sz w:val="22"/>
+              </w:rPr>
+              <w:t>Response [Contoh response]</w:t>
+            </w:r>
+          </w:p>
+        </w:tc>
+        <w:tc>
+          <w:tcPr>
+            <w:tcW w:w="1950" w:type="dxa"/>
+            <w:hMerge w:val="continue"/>
+            <w:tcMar>
+              <w:top w:type="dxa" w:w="60"/>
+              <w:left w:type="dxa" w:w="120"/>
+              <w:bottom w:type="dxa" w:w="30"/>
+              <w:right w:type="dxa" w:w="120"/>
+            </w:tcMar>
+          </w:tcPr>
+          <w:p>
+            <w:pPr>
+              <w:spacing w:before="120" w:after="120" w:line="288" w:lineRule="auto"/>
+              <w:ind w:left="0"/>
+              <w:jc w:val="left"/>
+            </w:pPr>
+          </w:p>
+        </w:tc>
+        <w:tc>
+          <w:tcPr>
+            <w:tcW w:w="3960" w:type="dxa"/>
+            <w:hMerge w:val="continue"/>
+            <w:tcMar>
+              <w:top w:type="dxa" w:w="60"/>
+              <w:left w:type="dxa" w:w="120"/>
+              <w:bottom w:type="dxa" w:w="30"/>
+              <w:right w:type="dxa" w:w="120"/>
+            </w:tcMar>
+          </w:tcPr>
+          <w:p>
+            <w:pPr>
+              <w:spacing w:before="120" w:after="120" w:line="288" w:lineRule="auto"/>
+              <w:ind w:left="0"/>
+              <w:jc w:val="left"/>
+            </w:pPr>
+          </w:p>
+        </w:tc>
+      </w:tr>
+      <w:tr>
+        <w:tc>
+          <w:tcPr>
+            <w:tcW w:w="4320" w:type="dxa"/>
+            <w:hMerge w:val="restart"/>
+            <w:tcMar>
+              <w:top w:type="dxa" w:w="60"/>
+              <w:left w:type="dxa" w:w="120"/>
+              <w:bottom w:type="dxa" w:w="30"/>
+              <w:right w:type="dxa" w:w="120"/>
+            </w:tcMar>
+          </w:tcPr>
+          <w:p>
+            <w:pPr>
+              <w:spacing w:before="120" w:after="120" w:line="288" w:lineRule="auto"/>
+              <w:ind w:left="0"/>
+              <w:jc w:val="left"/>
+            </w:pPr>
+            <w:r>
+              <w:rPr>
+                <w:rFonts w:eastAsia="等线" w:ascii="Arial" w:cs="Arial" w:hAnsi="Arial"/>
+                <w:b w:val="true"/>
+                <w:sz w:val="22"/>
+              </w:rPr>
+              <w:t>Success</w:t>
+            </w:r>
+          </w:p>
+        </w:tc>
+        <w:tc>
+          <w:tcPr>
+            <w:tcW w:w="1950" w:type="dxa"/>
+            <w:hMerge w:val="continue"/>
+            <w:tcMar>
+              <w:top w:type="dxa" w:w="60"/>
+              <w:left w:type="dxa" w:w="120"/>
+              <w:bottom w:type="dxa" w:w="30"/>
+              <w:right w:type="dxa" w:w="120"/>
+            </w:tcMar>
+          </w:tcPr>
+          <w:p>
+            <w:pPr>
+              <w:spacing w:before="120" w:after="120" w:line="288" w:lineRule="auto"/>
+              <w:ind w:left="0"/>
+              <w:jc w:val="left"/>
+            </w:pPr>
+          </w:p>
+        </w:tc>
+        <w:tc>
+          <w:tcPr>
+            <w:tcW w:w="3960" w:type="dxa"/>
+            <w:tcMar>
+              <w:top w:type="dxa" w:w="60"/>
+              <w:left w:type="dxa" w:w="120"/>
+              <w:bottom w:type="dxa" w:w="30"/>
+              <w:right w:type="dxa" w:w="120"/>
+            </w:tcMar>
+          </w:tcPr>
+          <w:p>
+            <w:pPr>
+              <w:spacing w:before="120" w:after="120" w:line="288" w:lineRule="auto"/>
+              <w:ind w:left="0"/>
+              <w:jc w:val="left"/>
+            </w:pPr>
+            <w:r>
+              <w:rPr>
+                <w:rFonts w:eastAsia="等线" w:ascii="Arial" w:cs="Arial" w:hAnsi="Arial"/>
+                <w:b w:val="true"/>
+                <w:sz w:val="22"/>
+              </w:rPr>
+              <w:t>Error</w:t>
+            </w:r>
+          </w:p>
+        </w:tc>
+      </w:tr>
+      <w:tr>
+        <w:tc>
+          <w:tcPr>
+            <w:tcW w:w="4320" w:type="dxa"/>
+            <w:hMerge w:val="restart"/>
+            <w:tcMar>
+              <w:top w:type="dxa" w:w="60"/>
+              <w:left w:type="dxa" w:w="120"/>
+              <w:bottom w:type="dxa" w:w="30"/>
+              <w:right w:type="dxa" w:w="120"/>
+            </w:tcMar>
+          </w:tcPr>
+          <w:p>
+            <w:pPr>
+              <w:spacing w:before="120" w:after="120" w:line="288" w:lineRule="auto"/>
+              <w:jc w:val="left"/>
+              <w:spacing w:after="0" w:before="0" w:line="240" w:lineRule="auto"/>
+            </w:pPr>
+            <w:r>
+              <w:t xml:space="preserve">Authorization</w:t>
+            </w:r>
+          </w:p>
+        </w:tc>
+        <w:tc>
+          <w:tcPr>
+            <w:tcW w:w="1950" w:type="dxa"/>
+            <w:hMerge w:val="continue"/>
+            <w:tcMar>
+              <w:top w:type="dxa" w:w="60"/>
+              <w:left w:type="dxa" w:w="120"/>
+              <w:bottom w:type="dxa" w:w="30"/>
+              <w:right w:type="dxa" w:w="120"/>
+            </w:tcMar>
+          </w:tcPr>
+          <w:p>
+            <w:pPr>
+              <w:spacing w:before="120" w:after="120" w:line="288" w:lineRule="auto"/>
+              <w:ind w:left="0"/>
+              <w:jc w:val="left"/>
+            </w:pPr>
+            <w:r>
+              <w:t xml:space="preserve">Yes</w:t>
+            </w:r>
+          </w:p>
+        </w:tc>
+        <w:tc>
+          <w:tcPr>
+            <w:tcW w:w="3960" w:type="dxa"/>
+            <w:tcMar>
+              <w:top w:type="dxa" w:w="60"/>
+              <w:left w:type="dxa" w:w="120"/>
+              <w:bottom w:type="dxa" w:w="30"/>
+              <w:right w:type="dxa" w:w="120"/>
+            </w:tcMar>
+          </w:tcPr>
+          <w:p>
+            <w:pPr>
+              <w:spacing w:before="120" w:after="120" w:line="288" w:lineRule="auto"/>
+              <w:jc w:val="left"/>
+              <w:spacing w:after="0" w:before="0" w:line="240" w:lineRule="auto"/>
+            </w:pPr>
+            <w:r>
+              <w:t xml:space="preserve">Bearer [JWT Token]</w:t>
+            </w:r>
+          </w:p>
+        </w:tc>
+      </w:tr>
+    </w:tbl>
+    <w:p/>
+    <w:p>
+      <w:pPr>
+        <w:pStyle w:val="3"/>
+        <w:spacing w:before="260" w:after="120" w:line="288" w:lineRule="auto"/>
+        <w:ind w:left="0"/>
+        <w:jc w:val="left"/>
+        <w:outlineLvl w:val="2"/>
+      </w:pPr>
+      <w:bookmarkStart w:name="heading_6" w:id="6"/>
+      <w:bookmarkStart w:id="10007" w:name="user_7"/>
+      <w:r>
+        <w:rPr>
+          <w:rFonts w:eastAsia="等线" w:ascii="Arial" w:cs="Arial" w:hAnsi="Arial"/>
+          <w:b w:val="true"/>
+          <w:sz w:val="28"/>
+        </w:rPr>
+        <w:t>GET /users/me/locations</w:t>
+      </w:r>
+      <w:bookmarkEnd w:id="6"/>
+      <w:bookmarkEnd w:id="10007"/>
+    </w:p>
+    <w:tbl>
+      <w:tblPr>
+        <w:tblW w:w="0" w:type="auto"/>
+        <w:tblInd w:w="0" w:type="dxa"/>
+        <w:tblBorders>
+          <w:top w:val="single" w:color="dee0e3"/>
+          <w:left w:val="single" w:color="dee0e3"/>
+          <w:bottom w:val="single" w:color="dee0e3"/>
+          <w:right w:val="single" w:color="dee0e3"/>
+          <w:insideH w:val="single" w:color="dee0e3"/>
+          <w:insideV w:val="single" w:color="dee0e3"/>
+        </w:tblBorders>
+        <w:tblLayout w:type="fixed"/>
+      </w:tblPr>
+      <w:tblGrid>
+        <w:gridCol w:w="2370"/>
+        <w:gridCol w:w="1950"/>
+        <w:gridCol w:w="3960"/>
+      </w:tblGrid>
+      <w:tr>
+        <w:tc>
+          <w:tcPr>
+            <w:tcW w:w="2370" w:type="dxa"/>
+            <w:tcMar>
+              <w:top w:type="dxa" w:w="60"/>
+              <w:left w:type="dxa" w:w="120"/>
+              <w:bottom w:type="dxa" w:w="30"/>
+              <w:right w:type="dxa" w:w="120"/>
+            </w:tcMar>
+          </w:tcPr>
+          <w:p>
+            <w:pPr>
+              <w:spacing w:before="120" w:after="120" w:line="288" w:lineRule="auto"/>
+              <w:ind w:left="0"/>
+              <w:jc w:val="left"/>
+            </w:pPr>
+            <w:r>
+              <w:rPr>
+                <w:rFonts w:eastAsia="等线" w:ascii="Arial" w:cs="Arial" w:hAnsi="Arial"/>
+                <w:b w:val="true"/>
+                <w:sz w:val="22"/>
+              </w:rPr>
+              <w:t>URL</w:t>
+            </w:r>
+          </w:p>
+        </w:tc>
+        <w:tc>
+          <w:tcPr>
+            <w:tcW w:w="1950" w:type="dxa"/>
+            <w:tcMar>
+              <w:top w:type="dxa" w:w="60"/>
+              <w:left w:type="dxa" w:w="120"/>
+              <w:bottom w:type="dxa" w:w="30"/>
+              <w:right w:type="dxa" w:w="120"/>
+            </w:tcMar>
+          </w:tcPr>
+          <w:p>
+            <w:pPr>
+              <w:spacing w:before="120" w:after="120" w:line="288" w:lineRule="auto"/>
+              <w:ind w:left="0"/>
+              <w:jc w:val="left"/>
+            </w:pPr>
+            <w:r>
+              <w:t xml:space="preserve">/api/v1/users/me/locations</w:t>
+            </w:r>
+          </w:p>
+        </w:tc>
+        <w:tc>
+          <w:tcPr>
+            <w:tcW w:w="3960" w:type="dxa"/>
+            <w:tcMar>
+              <w:top w:type="dxa" w:w="60"/>
+              <w:left w:type="dxa" w:w="120"/>
+              <w:bottom w:type="dxa" w:w="30"/>
+              <w:right w:type="dxa" w:w="120"/>
+            </w:tcMar>
+          </w:tcPr>
+          <w:p>
+            <w:pPr>
+              <w:spacing w:before="120" w:after="120" w:line="288" w:lineRule="auto"/>
+              <w:ind w:left="0"/>
+              <w:jc w:val="left"/>
+            </w:pPr>
+          </w:p>
+        </w:tc>
+      </w:tr>
+      <w:tr>
+        <w:tc>
+          <w:tcPr>
+            <w:tcW w:w="2370" w:type="dxa"/>
+            <w:tcMar>
+              <w:top w:type="dxa" w:w="60"/>
+              <w:left w:type="dxa" w:w="120"/>
+              <w:bottom w:type="dxa" w:w="30"/>
+              <w:right w:type="dxa" w:w="120"/>
+            </w:tcMar>
+          </w:tcPr>
+          <w:p>
+            <w:pPr>
+              <w:spacing w:before="120" w:after="120" w:line="288" w:lineRule="auto"/>
+              <w:ind w:left="0"/>
+              <w:jc w:val="left"/>
+            </w:pPr>
+            <w:r>
+              <w:rPr>
+                <w:rFonts w:eastAsia="等线" w:ascii="Arial" w:cs="Arial" w:hAnsi="Arial"/>
+                <w:b w:val="true"/>
+                <w:sz w:val="22"/>
+              </w:rPr>
+              <w:t>Method</w:t>
+            </w:r>
+          </w:p>
+        </w:tc>
+        <w:tc>
+          <w:tcPr>
+            <w:tcW w:w="5910" w:type="dxa"/>
+            <w:hMerge w:val="restart"/>
+            <w:tcMar>
+              <w:top w:type="dxa" w:w="60"/>
+              <w:left w:type="dxa" w:w="120"/>
+              <w:bottom w:type="dxa" w:w="30"/>
+              <w:right w:type="dxa" w:w="120"/>
+            </w:tcMar>
+          </w:tcPr>
+          <w:p>
+            <w:pPr>
+              <w:spacing w:before="120" w:after="120" w:line="288" w:lineRule="auto"/>
+              <w:ind w:left="0"/>
+              <w:jc w:val="left"/>
+            </w:pPr>
+            <w:r>
+              <w:t xml:space="preserve">GET</w:t>
+            </w:r>
+          </w:p>
+        </w:tc>
+        <w:tc>
+          <w:tcPr>
+            <w:tcW w:w="3960" w:type="dxa"/>
+            <w:hMerge w:val="continue"/>
+            <w:tcMar>
+              <w:top w:type="dxa" w:w="60"/>
+              <w:left w:type="dxa" w:w="120"/>
+              <w:bottom w:type="dxa" w:w="30"/>
+              <w:right w:type="dxa" w:w="120"/>
+            </w:tcMar>
+          </w:tcPr>
+          <w:p>
+            <w:pPr>
+              <w:spacing w:before="120" w:after="120" w:line="288" w:lineRule="auto"/>
+              <w:ind w:left="0"/>
+              <w:jc w:val="left"/>
+            </w:pPr>
+          </w:p>
+        </w:tc>
+      </w:tr>
+      <w:tr>
+        <w:tc>
+          <w:tcPr>
+            <w:tcW w:w="8280" w:type="dxa"/>
+            <w:hMerge w:val="restart"/>
+            <w:tcMar>
+              <w:top w:type="dxa" w:w="60"/>
+              <w:left w:type="dxa" w:w="120"/>
+              <w:bottom w:type="dxa" w:w="30"/>
+              <w:right w:type="dxa" w:w="120"/>
+            </w:tcMar>
+          </w:tcPr>
+          <w:p>
+            <w:pPr>
+              <w:spacing w:before="120" w:after="120" w:line="288" w:lineRule="auto"/>
+              <w:ind w:left="0"/>
+              <w:jc w:val="left"/>
+            </w:pPr>
+            <w:r>
+              <w:rPr>
+                <w:rFonts w:eastAsia="等线" w:ascii="Arial" w:cs="Arial" w:hAnsi="Arial"/>
+                <w:b w:val="true"/>
+                <w:sz w:val="22"/>
+              </w:rPr>
+              <w:t>Request Header [Daftar header yang wajib digunakan]</w:t>
+            </w:r>
+          </w:p>
+        </w:tc>
+        <w:tc>
+          <w:tcPr>
+            <w:tcW w:w="1950" w:type="dxa"/>
+            <w:hMerge w:val="continue"/>
+            <w:tcMar>
+              <w:top w:type="dxa" w:w="60"/>
+              <w:left w:type="dxa" w:w="120"/>
+              <w:bottom w:type="dxa" w:w="30"/>
+              <w:right w:type="dxa" w:w="120"/>
+            </w:tcMar>
+          </w:tcPr>
+          <w:p>
+            <w:pPr>
+              <w:spacing w:before="120" w:after="120" w:line="288" w:lineRule="auto"/>
+              <w:ind w:left="0"/>
+              <w:jc w:val="left"/>
+            </w:pPr>
+          </w:p>
+        </w:tc>
+        <w:tc>
+          <w:tcPr>
+            <w:tcW w:w="3960" w:type="dxa"/>
+            <w:hMerge w:val="continue"/>
+            <w:tcMar>
+              <w:top w:type="dxa" w:w="60"/>
+              <w:left w:type="dxa" w:w="120"/>
+              <w:bottom w:type="dxa" w:w="30"/>
+              <w:right w:type="dxa" w:w="120"/>
+            </w:tcMar>
+          </w:tcPr>
+          <w:p>
+            <w:pPr>
+              <w:spacing w:before="120" w:after="120" w:line="288" w:lineRule="auto"/>
+              <w:ind w:left="0"/>
+              <w:jc w:val="left"/>
+            </w:pPr>
+          </w:p>
+        </w:tc>
+      </w:tr>
+      <w:tr>
+        <w:tc>
+          <w:tcPr>
+            <w:tcW w:w="2370" w:type="dxa"/>
+            <w:tcMar>
+              <w:top w:type="dxa" w:w="60"/>
+              <w:left w:type="dxa" w:w="120"/>
+              <w:bottom w:type="dxa" w:w="30"/>
+              <w:right w:type="dxa" w:w="120"/>
+            </w:tcMar>
+          </w:tcPr>
+          <w:p>
+            <w:pPr>
+              <w:spacing w:before="120" w:after="120" w:line="288" w:lineRule="auto"/>
+              <w:ind w:left="0"/>
+              <w:jc w:val="left"/>
+            </w:pPr>
+            <w:r>
+              <w:rPr>
+                <w:rFonts w:eastAsia="等线" w:ascii="Arial" w:cs="Arial" w:hAnsi="Arial"/>
+                <w:b w:val="true"/>
+                <w:sz w:val="22"/>
+              </w:rPr>
+              <w:t>Field</w:t>
+            </w:r>
+          </w:p>
+        </w:tc>
+        <w:tc>
+          <w:tcPr>
+            <w:tcW w:w="1950" w:type="dxa"/>
+            <w:tcMar>
+              <w:top w:type="dxa" w:w="60"/>
+              <w:left w:type="dxa" w:w="120"/>
+              <w:bottom w:type="dxa" w:w="30"/>
+              <w:right w:type="dxa" w:w="120"/>
+            </w:tcMar>
+          </w:tcPr>
+          <w:p>
+            <w:pPr>
+              <w:spacing w:before="120" w:after="120" w:line="288" w:lineRule="auto"/>
+              <w:ind w:left="0"/>
+              <w:jc w:val="left"/>
+            </w:pPr>
+            <w:r>
+              <w:rPr>
+                <w:rFonts w:eastAsia="等线" w:ascii="Arial" w:cs="Arial" w:hAnsi="Arial"/>
+                <w:b w:val="true"/>
+                <w:sz w:val="22"/>
+              </w:rPr>
+              <w:t>Mandatory</w:t>
+            </w:r>
+          </w:p>
+        </w:tc>
+        <w:tc>
+          <w:tcPr>
+            <w:tcW w:w="3960" w:type="dxa"/>
+            <w:tcMar>
+              <w:top w:type="dxa" w:w="60"/>
+              <w:left w:type="dxa" w:w="120"/>
+              <w:bottom w:type="dxa" w:w="30"/>
+              <w:right w:type="dxa" w:w="120"/>
+            </w:tcMar>
+          </w:tcPr>
+          <w:p>
+            <w:pPr>
+              <w:spacing w:before="120" w:after="120" w:line="288" w:lineRule="auto"/>
+              <w:ind w:left="0"/>
+              <w:jc w:val="left"/>
+            </w:pPr>
+            <w:r>
+              <w:rPr>
+                <w:rFonts w:eastAsia="等线" w:ascii="Arial" w:cs="Arial" w:hAnsi="Arial"/>
+                <w:b w:val="true"/>
+                <w:sz w:val="22"/>
+              </w:rPr>
+              <w:t>Description</w:t>
+            </w:r>
+          </w:p>
+        </w:tc>
+      </w:tr>
+      <w:tr>
+        <w:tc>
+          <w:tcPr>
+            <w:tcW w:w="2370" w:type="dxa"/>
+            <w:tcMar>
+              <w:top w:type="dxa" w:w="60"/>
+              <w:left w:type="dxa" w:w="120"/>
+              <w:bottom w:type="dxa" w:w="30"/>
+              <w:right w:type="dxa" w:w="120"/>
+            </w:tcMar>
+          </w:tcPr>
+          <w:p>
+            <w:pPr>
+              <w:spacing w:before="120" w:after="120" w:line="288" w:lineRule="auto"/>
+              <w:ind w:left="0"/>
+              <w:jc w:val="left"/>
+            </w:pPr>
+            <w:r>
+              <w:t xml:space="preserve">Authorization</w:t>
+            </w:r>
+          </w:p>
+        </w:tc>
+        <w:tc>
+          <w:tcPr>
+            <w:tcW w:w="1950" w:type="dxa"/>
+            <w:tcMar>
+              <w:top w:type="dxa" w:w="60"/>
+              <w:left w:type="dxa" w:w="120"/>
+              <w:bottom w:type="dxa" w:w="30"/>
+              <w:right w:type="dxa" w:w="120"/>
+            </w:tcMar>
+          </w:tcPr>
+          <w:p>
+            <w:pPr>
+              <w:spacing w:before="120" w:after="120" w:line="288" w:lineRule="auto"/>
+              <w:ind w:left="0"/>
+              <w:jc w:val="left"/>
+            </w:pPr>
+            <w:r>
+              <w:t xml:space="preserve">Yes</w:t>
+            </w:r>
+          </w:p>
+        </w:tc>
+        <w:tc>
+          <w:tcPr>
+            <w:tcW w:w="3960" w:type="dxa"/>
+            <w:tcMar>
+              <w:top w:type="dxa" w:w="60"/>
+              <w:left w:type="dxa" w:w="120"/>
+              <w:bottom w:type="dxa" w:w="30"/>
+              <w:right w:type="dxa" w:w="120"/>
+            </w:tcMar>
+          </w:tcPr>
+          <w:p>
+            <w:pPr>
+              <w:spacing w:before="120" w:after="120" w:line="288" w:lineRule="auto"/>
+              <w:ind w:left="0"/>
+              <w:jc w:val="left"/>
+            </w:pPr>
+            <w:r>
+              <w:t xml:space="preserve">Bearer [JWT Token]</w:t>
+            </w:r>
+          </w:p>
+        </w:tc>
+      </w:tr>
+      <w:tr>
+        <w:tc>
+          <w:tcPr>
+            <w:tcW w:w="2370" w:type="dxa"/>
+            <w:tcMar>
+              <w:top w:type="dxa" w:w="60"/>
+              <w:left w:type="dxa" w:w="120"/>
+              <w:bottom w:type="dxa" w:w="30"/>
+              <w:right w:type="dxa" w:w="120"/>
+            </w:tcMar>
+          </w:tcPr>
+          <w:p>
+            <w:pPr>
+              <w:spacing w:before="120" w:after="120" w:line="288" w:lineRule="auto"/>
+              <w:ind w:left="0"/>
+              <w:jc w:val="left"/>
+            </w:pPr>
+          </w:p>
+        </w:tc>
+        <w:tc>
+          <w:tcPr>
+            <w:tcW w:w="1950" w:type="dxa"/>
+            <w:tcMar>
+              <w:top w:type="dxa" w:w="60"/>
+              <w:left w:type="dxa" w:w="120"/>
+              <w:bottom w:type="dxa" w:w="30"/>
+              <w:right w:type="dxa" w:w="120"/>
+            </w:tcMar>
+          </w:tcPr>
+          <w:p>
+            <w:pPr>
+              <w:spacing w:before="120" w:after="120" w:line="288" w:lineRule="auto"/>
+              <w:ind w:left="0"/>
+              <w:jc w:val="left"/>
+            </w:pPr>
+          </w:p>
+        </w:tc>
+        <w:tc>
+          <w:tcPr>
+            <w:tcW w:w="3960" w:type="dxa"/>
+            <w:tcMar>
+              <w:top w:type="dxa" w:w="60"/>
+              <w:left w:type="dxa" w:w="120"/>
+              <w:bottom w:type="dxa" w:w="30"/>
+              <w:right w:type="dxa" w:w="120"/>
+            </w:tcMar>
+          </w:tcPr>
+          <w:p>
+            <w:pPr>
+              <w:spacing w:before="120" w:after="120" w:line="288" w:lineRule="auto"/>
+              <w:ind w:left="0"/>
+              <w:jc w:val="left"/>
+            </w:pPr>
+          </w:p>
+        </w:tc>
+      </w:tr>
+      <w:tr>
+        <w:tc>
+          <w:tcPr>
+            <w:tcW w:w="8280" w:type="dxa"/>
+            <w:hMerge w:val="restart"/>
+            <w:tcMar>
+              <w:top w:type="dxa" w:w="60"/>
+              <w:left w:type="dxa" w:w="120"/>
+              <w:bottom w:type="dxa" w:w="30"/>
+              <w:right w:type="dxa" w:w="120"/>
+            </w:tcMar>
+          </w:tcPr>
+          <w:p>
+            <w:pPr>
+              <w:spacing w:before="120" w:after="120" w:line="288" w:lineRule="auto"/>
+              <w:ind w:left="0"/>
+              <w:jc w:val="left"/>
+            </w:pPr>
+            <w:r>
+              <w:rPr>
+                <w:rFonts w:eastAsia="等线" w:ascii="Arial" w:cs="Arial" w:hAnsi="Arial"/>
+                <w:b w:val="true"/>
+                <w:sz w:val="22"/>
+              </w:rPr>
+              <w:t>Request Body [Format JSON/XML yang harus dikirim]</w:t>
+            </w:r>
+          </w:p>
+        </w:tc>
+        <w:tc>
+          <w:tcPr>
+            <w:tcW w:w="1950" w:type="dxa"/>
+            <w:hMerge w:val="continue"/>
+            <w:tcMar>
+              <w:top w:type="dxa" w:w="60"/>
+              <w:left w:type="dxa" w:w="120"/>
+              <w:bottom w:type="dxa" w:w="30"/>
+              <w:right w:type="dxa" w:w="120"/>
+            </w:tcMar>
+          </w:tcPr>
+          <w:p>
+            <w:pPr>
+              <w:spacing w:before="120" w:after="120" w:line="288" w:lineRule="auto"/>
+              <w:ind w:left="0"/>
+              <w:jc w:val="left"/>
+            </w:pPr>
+          </w:p>
+        </w:tc>
+        <w:tc>
+          <w:tcPr>
+            <w:tcW w:w="3960" w:type="dxa"/>
+            <w:hMerge w:val="continue"/>
+            <w:tcMar>
+              <w:top w:type="dxa" w:w="60"/>
+              <w:left w:type="dxa" w:w="120"/>
+              <w:bottom w:type="dxa" w:w="30"/>
+              <w:right w:type="dxa" w:w="120"/>
+            </w:tcMar>
+          </w:tcPr>
+          <w:p>
+            <w:pPr>
+              <w:spacing w:before="120" w:after="120" w:line="288" w:lineRule="auto"/>
+              <w:ind w:left="0"/>
+              <w:jc w:val="left"/>
+            </w:pPr>
+          </w:p>
+        </w:tc>
+      </w:tr>
+      <w:tr>
+        <w:tc>
+          <w:tcPr>
+            <w:tcW w:w="8280" w:type="dxa"/>
+            <w:hMerge w:val="restart"/>
+            <w:tcMar>
+              <w:top w:type="dxa" w:w="60"/>
+              <w:left w:type="dxa" w:w="120"/>
+              <w:bottom w:type="dxa" w:w="30"/>
+              <w:right w:type="dxa" w:w="120"/>
+            </w:tcMar>
+          </w:tcPr>
+          <w:tbl>
+            <w:p>
+              <w:pPr>
+                <w:spacing w:before="120" w:after="120" w:line="288" w:lineRule="auto"/>
+                <w:jc w:val="left"/>
+                <w:spacing w:after="0" w:before="0" w:line="240" w:lineRule="auto"/>
+              </w:pPr>
+              <w:r>
+                <w:t xml:space="preserve">JSON</w:t>
+              </w:r>
+            </w:p>
+            <w:p>
+              <w:pPr>
+                <w:spacing w:before="120" w:after="120" w:line="288" w:lineRule="auto"/>
+                <w:jc w:val="left"/>
+                <w:spacing w:after="0" w:before="0" w:line="240" w:lineRule="auto"/>
+              </w:pPr>
+              <w:r>
+                <w:t xml:space="preserve">kode</w:t>
+              </w:r>
+            </w:p>
+            <w:p>
+              <w:pPr>
+                <w:spacing w:before="120" w:after="120" w:line="288" w:lineRule="auto"/>
+                <w:jc w:val="left"/>
+                <w:spacing w:after="0" w:before="0" w:line="240" w:lineRule="auto"/>
+              </w:pPr>
+              <w:r>
+                <w:t xml:space="preserve">{}</w:t>
+              </w:r>
+            </w:p>
+          </w:tbl>
+          <w:p/>
+        </w:tc>
+        <w:tc>
+          <w:tcPr>
+            <w:tcW w:w="1950" w:type="dxa"/>
+            <w:hMerge w:val="continue"/>
+            <w:tcMar>
+              <w:top w:type="dxa" w:w="60"/>
+              <w:left w:type="dxa" w:w="120"/>
+              <w:bottom w:type="dxa" w:w="30"/>
+              <w:right w:type="dxa" w:w="120"/>
+            </w:tcMar>
+          </w:tcPr>
+          <w:p>
+            <w:pPr>
+              <w:spacing w:before="120" w:after="120" w:line="288" w:lineRule="auto"/>
+              <w:ind w:left="0"/>
+              <w:jc w:val="left"/>
+            </w:pPr>
+          </w:p>
+        </w:tc>
+        <w:tc>
+          <w:tcPr>
+            <w:tcW w:w="3960" w:type="dxa"/>
+            <w:hMerge w:val="continue"/>
+            <w:tcMar>
+              <w:top w:type="dxa" w:w="60"/>
+              <w:left w:type="dxa" w:w="120"/>
+              <w:bottom w:type="dxa" w:w="30"/>
+              <w:right w:type="dxa" w:w="120"/>
+            </w:tcMar>
+          </w:tcPr>
+          <w:p>
+            <w:pPr>
+              <w:spacing w:before="120" w:after="120" w:line="288" w:lineRule="auto"/>
+              <w:ind w:left="0"/>
+              <w:jc w:val="left"/>
+            </w:pPr>
+          </w:p>
+        </w:tc>
+      </w:tr>
+      <w:tr>
+        <w:tc>
+          <w:tcPr>
+            <w:tcW w:w="8280" w:type="dxa"/>
+            <w:hMerge w:val="restart"/>
+            <w:tcMar>
+              <w:top w:type="dxa" w:w="60"/>
+              <w:left w:type="dxa" w:w="120"/>
+              <w:bottom w:type="dxa" w:w="30"/>
+              <w:right w:type="dxa" w:w="120"/>
+            </w:tcMar>
+          </w:tcPr>
+          <w:p>
+            <w:pPr>
+              <w:spacing w:before="120" w:after="120" w:line="288" w:lineRule="auto"/>
+              <w:ind w:left="0"/>
+              <w:jc w:val="left"/>
+            </w:pPr>
+            <w:r>
+              <w:rPr>
+                <w:rFonts w:eastAsia="等线" w:ascii="Arial" w:cs="Arial" w:hAnsi="Arial"/>
+                <w:b w:val="true"/>
+                <w:sz w:val="22"/>
+              </w:rPr>
+              <w:t>Response [Contoh response]</w:t>
+            </w:r>
+          </w:p>
+        </w:tc>
+        <w:tc>
+          <w:tcPr>
+            <w:tcW w:w="1950" w:type="dxa"/>
+            <w:hMerge w:val="continue"/>
+            <w:tcMar>
+              <w:top w:type="dxa" w:w="60"/>
+              <w:left w:type="dxa" w:w="120"/>
+              <w:bottom w:type="dxa" w:w="30"/>
+              <w:right w:type="dxa" w:w="120"/>
+            </w:tcMar>
+          </w:tcPr>
+          <w:p>
+            <w:pPr>
+              <w:spacing w:before="120" w:after="120" w:line="288" w:lineRule="auto"/>
+              <w:ind w:left="0"/>
+              <w:jc w:val="left"/>
+            </w:pPr>
+          </w:p>
+        </w:tc>
+        <w:tc>
+          <w:tcPr>
+            <w:tcW w:w="3960" w:type="dxa"/>
+            <w:hMerge w:val="continue"/>
+            <w:tcMar>
+              <w:top w:type="dxa" w:w="60"/>
+              <w:left w:type="dxa" w:w="120"/>
+              <w:bottom w:type="dxa" w:w="30"/>
+              <w:right w:type="dxa" w:w="120"/>
+            </w:tcMar>
+          </w:tcPr>
+          <w:p>
+            <w:pPr>
+              <w:spacing w:before="120" w:after="120" w:line="288" w:lineRule="auto"/>
+              <w:ind w:left="0"/>
+              <w:jc w:val="left"/>
+            </w:pPr>
+          </w:p>
+        </w:tc>
+      </w:tr>
+      <w:tr>
+        <w:tc>
+          <w:tcPr>
+            <w:tcW w:w="4320" w:type="dxa"/>
+            <w:hMerge w:val="restart"/>
+            <w:tcMar>
+              <w:top w:type="dxa" w:w="60"/>
+              <w:left w:type="dxa" w:w="120"/>
+              <w:bottom w:type="dxa" w:w="30"/>
+              <w:right w:type="dxa" w:w="120"/>
+            </w:tcMar>
+          </w:tcPr>
+          <w:p>
+            <w:pPr>
+              <w:spacing w:before="120" w:after="120" w:line="288" w:lineRule="auto"/>
+              <w:ind w:left="0"/>
+              <w:jc w:val="left"/>
+            </w:pPr>
+            <w:r>
+              <w:rPr>
+                <w:rFonts w:eastAsia="等线" w:ascii="Arial" w:cs="Arial" w:hAnsi="Arial"/>
+                <w:b w:val="true"/>
+                <w:sz w:val="22"/>
+              </w:rPr>
+              <w:t>Success</w:t>
+            </w:r>
+          </w:p>
+        </w:tc>
+        <w:tc>
+          <w:tcPr>
+            <w:tcW w:w="1950" w:type="dxa"/>
+            <w:hMerge w:val="continue"/>
+            <w:tcMar>
+              <w:top w:type="dxa" w:w="60"/>
+              <w:left w:type="dxa" w:w="120"/>
+              <w:bottom w:type="dxa" w:w="30"/>
+              <w:right w:type="dxa" w:w="120"/>
+            </w:tcMar>
+          </w:tcPr>
+          <w:p>
+            <w:pPr>
+              <w:spacing w:before="120" w:after="120" w:line="288" w:lineRule="auto"/>
+              <w:ind w:left="0"/>
+              <w:jc w:val="left"/>
+            </w:pPr>
+          </w:p>
+        </w:tc>
+        <w:tc>
+          <w:tcPr>
+            <w:tcW w:w="3960" w:type="dxa"/>
+            <w:tcMar>
+              <w:top w:type="dxa" w:w="60"/>
+              <w:left w:type="dxa" w:w="120"/>
+              <w:bottom w:type="dxa" w:w="30"/>
+              <w:right w:type="dxa" w:w="120"/>
+            </w:tcMar>
+          </w:tcPr>
+          <w:p>
+            <w:pPr>
+              <w:spacing w:before="120" w:after="120" w:line="288" w:lineRule="auto"/>
+              <w:ind w:left="0"/>
+              <w:jc w:val="left"/>
+            </w:pPr>
+            <w:r>
+              <w:rPr>
+                <w:rFonts w:eastAsia="等线" w:ascii="Arial" w:cs="Arial" w:hAnsi="Arial"/>
+                <w:b w:val="true"/>
+                <w:sz w:val="22"/>
+              </w:rPr>
+              <w:t>Error</w:t>
+            </w:r>
+          </w:p>
+        </w:tc>
+      </w:tr>
+      <w:tr>
+        <w:tc>
+          <w:tcPr>
+            <w:tcW w:w="4320" w:type="dxa"/>
+            <w:hMerge w:val="restart"/>
+            <w:tcMar>
+              <w:top w:type="dxa" w:w="60"/>
+              <w:left w:type="dxa" w:w="120"/>
+              <w:bottom w:type="dxa" w:w="30"/>
+              <w:right w:type="dxa" w:w="120"/>
+            </w:tcMar>
+          </w:tcPr>
+          <w:p>
+            <w:pPr>
+              <w:spacing w:before="120" w:after="120" w:line="288" w:lineRule="auto"/>
+              <w:jc w:val="left"/>
+              <w:spacing w:after="0" w:before="0" w:line="240" w:lineRule="auto"/>
+            </w:pPr>
+            <w:r>
+              <w:t xml:space="preserve">Authorization</w:t>
+            </w:r>
+          </w:p>
+        </w:tc>
+        <w:tc>
+          <w:tcPr>
+            <w:tcW w:w="1950" w:type="dxa"/>
+            <w:hMerge w:val="continue"/>
+            <w:tcMar>
+              <w:top w:type="dxa" w:w="60"/>
+              <w:left w:type="dxa" w:w="120"/>
+              <w:bottom w:type="dxa" w:w="30"/>
+              <w:right w:type="dxa" w:w="120"/>
+            </w:tcMar>
+          </w:tcPr>
+          <w:p>
+            <w:pPr>
+              <w:spacing w:before="120" w:after="120" w:line="288" w:lineRule="auto"/>
+              <w:ind w:left="0"/>
+              <w:jc w:val="left"/>
+            </w:pPr>
+            <w:r>
+              <w:t xml:space="preserve">Yes</w:t>
+            </w:r>
+          </w:p>
+        </w:tc>
+        <w:tc>
+          <w:tcPr>
+            <w:tcW w:w="3960" w:type="dxa"/>
+            <w:tcMar>
+              <w:top w:type="dxa" w:w="60"/>
+              <w:left w:type="dxa" w:w="120"/>
+              <w:bottom w:type="dxa" w:w="30"/>
+              <w:right w:type="dxa" w:w="120"/>
+            </w:tcMar>
+          </w:tcPr>
+          <w:p>
+            <w:pPr>
+              <w:spacing w:before="120" w:after="120" w:line="288" w:lineRule="auto"/>
+              <w:jc w:val="left"/>
+              <w:spacing w:after="0" w:before="0" w:line="240" w:lineRule="auto"/>
+            </w:pPr>
+            <w:r>
+              <w:t xml:space="preserve">Bearer [JWT Token]</w:t>
+            </w:r>
+          </w:p>
+        </w:tc>
+      </w:tr>
+    </w:tbl>
+    <w:p/>
+    <w:p>
+      <w:pPr>
+        <w:pStyle w:val="3"/>
+        <w:spacing w:before="260" w:after="120" w:line="288" w:lineRule="auto"/>
+        <w:ind w:left="0"/>
+        <w:jc w:val="left"/>
+        <w:outlineLvl w:val="2"/>
+      </w:pPr>
+      <w:bookmarkStart w:name="heading_6" w:id="6"/>
+      <w:bookmarkStart w:id="10008" w:name="user_8"/>
+      <w:r>
+        <w:rPr>
+          <w:rFonts w:eastAsia="等线" w:ascii="Arial" w:cs="Arial" w:hAnsi="Arial"/>
+          <w:b w:val="true"/>
+          <w:sz w:val="28"/>
+        </w:rPr>
         <w:t>GET /users/profile</w:t>
       </w:r>
       <w:bookmarkEnd w:id="6"/>
-      <w:bookmarkEnd w:id="10000"/>
+      <w:bookmarkEnd w:id="10008"/>
     </w:p>
     <w:tbl>
       <w:tblPr>
